--- a/docs/quizzes/06_quiz_regression.docx
+++ b/docs/quizzes/06_quiz_regression.docx
@@ -31,7 +31,7 @@
         <w:pStyle w:val="Date"/>
       </w:pPr>
       <w:r>
-        <w:t xml:space="preserve">2026-07-05</w:t>
+        <w:t xml:space="preserve">2026-08-27</w:t>
       </w:r>
     </w:p>
     <w:bookmarkStart w:id="10" w:name="quiz-06-regression"/>
@@ -57,7 +57,7 @@
         <w:pStyle w:val="FirstParagraph"/>
       </w:pPr>
       <w:r>
-        <w:t xml:space="preserve">Answer all 10 questions. This quiz covers fitting a linear model, reading</w:t>
+        <w:t xml:space="preserve">This quiz covers linear regression: fitting the calibration curve of paper area vs. mass with</w:t>
       </w:r>
       <w:r>
         <w:t xml:space="preserve"> </w:t>
@@ -66,28 +66,127 @@
         <w:rPr>
           <w:rStyle w:val="VerbatimChar"/>
         </w:rPr>
+        <w:t xml:space="preserve">lm()</w:t>
+      </w:r>
+      <w:r>
+        <w:t xml:space="preserve">, reading</w:t>
+      </w:r>
+      <w:r>
+        <w:t xml:space="preserve"> </w:t>
+      </w:r>
+      <w:r>
+        <w:rPr>
+          <w:rStyle w:val="VerbatimChar"/>
+        </w:rPr>
         <w:t xml:space="preserve">summary()</w:t>
       </w:r>
       <w:r>
-        <w:t xml:space="preserve">, R², checking assumptions on residuals, and making predictions.</w:t>
-      </w:r>
-    </w:p>
-    <w:p>
-      <w:pPr>
-        <w:pStyle w:val="BlockText"/>
-      </w:pPr>
+        <w:t xml:space="preserve">, the four assumptions, and using</w:t>
+      </w:r>
+      <w:r>
+        <w:t xml:space="preserve"> </w:t>
+      </w:r>
+      <w:r>
+        <w:rPr>
+          <w:rStyle w:val="VerbatimChar"/>
+        </w:rPr>
+        <w:t xml:space="preserve">predict()</w:t>
+      </w:r>
+      <w:r>
+        <w:t xml:space="preserve"> </w:t>
+      </w:r>
+      <w:r>
+        <w:t xml:space="preserve">to convert a leaf tracing’s mass into a predicted area.</w:t>
+      </w:r>
+    </w:p>
+    <w:p>
+      <w:pPr>
+        <w:pStyle w:val="BodyText"/>
+      </w:pPr>
+      <w:r>
+        <w:t xml:space="preserve">The quiz has four parts:</w:t>
+      </w:r>
+      <w:r>
+        <w:t xml:space="preserve"> </w:t>
+      </w:r>
       <w:r>
         <w:rPr>
           <w:b/>
           <w:bCs/>
         </w:rPr>
+        <w:t xml:space="preserve">A)</w:t>
+      </w:r>
+      <w:r>
+        <w:t xml:space="preserve"> </w:t>
+      </w:r>
+      <w:r>
+        <w:t xml:space="preserve">general knowledge,</w:t>
+      </w:r>
+      <w:r>
+        <w:t xml:space="preserve"> </w:t>
+      </w:r>
+      <w:r>
+        <w:rPr>
+          <w:b/>
+          <w:bCs/>
+        </w:rPr>
+        <w:t xml:space="preserve">B)</w:t>
+      </w:r>
+      <w:r>
+        <w:t xml:space="preserve"> </w:t>
+      </w:r>
+      <w:r>
+        <w:t xml:space="preserve">predict the output,</w:t>
+      </w:r>
+      <w:r>
+        <w:t xml:space="preserve"> </w:t>
+      </w:r>
+      <w:r>
+        <w:rPr>
+          <w:b/>
+          <w:bCs/>
+        </w:rPr>
+        <w:t xml:space="preserve">C)</w:t>
+      </w:r>
+      <w:r>
+        <w:t xml:space="preserve"> </w:t>
+      </w:r>
+      <w:r>
+        <w:t xml:space="preserve">troubleshooting broken code, and</w:t>
+      </w:r>
+      <w:r>
+        <w:t xml:space="preserve"> </w:t>
+      </w:r>
+      <w:r>
+        <w:rPr>
+          <w:b/>
+          <w:bCs/>
+        </w:rPr>
+        <w:t xml:space="preserve">D)</w:t>
+      </w:r>
+      <w:r>
+        <w:t xml:space="preserve"> </w:t>
+      </w:r>
+      <w:r>
+        <w:t xml:space="preserve">open-ended / applied questions.</w:t>
+      </w:r>
+    </w:p>
+    <w:p>
+      <w:pPr>
+        <w:pStyle w:val="BlockText"/>
+      </w:pPr>
+      <w:r>
+        <w:rPr>
+          <w:b/>
+          <w:bCs/>
+        </w:rPr>
         <w:t xml:space="preserve">Grading:</w:t>
       </w:r>
       <w:r>
         <w:t xml:space="preserve"> </w:t>
       </w:r>
       <w:r>
-        <w:t xml:space="preserve">10 questions × 1 point = 10 points total. Partial credit is available on code questions.</w:t>
+        <w:t xml:space="preserve">28 questions × 1 point = 28 points total. Partial credit is available on code and open-ended questions.</w:t>
       </w:r>
     </w:p>
     <w:p>
@@ -99,16 +198,26 @@
     </w:p>
     <w:bookmarkEnd w:id="9"/>
     <w:bookmarkEnd w:id="10"/>
-    <w:bookmarkStart w:id="12" w:name="question-1-true-false"/>
+    <w:bookmarkStart w:id="11" w:name="part-a-general-knowledge-concepts"/>
     <w:p>
       <w:pPr>
         <w:pStyle w:val="Heading1"/>
       </w:pPr>
       <w:r>
-        <w:t xml:space="preserve">Question 1 · True / False</w:t>
-      </w:r>
-    </w:p>
-    <w:bookmarkStart w:id="11" w:name="X9bdeaa222dab1a007d15ea9501b8d763c7f147e"/>
+        <w:t xml:space="preserve">Part A — General Knowledge &amp; Concepts</w:t>
+      </w:r>
+    </w:p>
+    <w:bookmarkEnd w:id="11"/>
+    <w:bookmarkStart w:id="13" w:name="a1-short-answer"/>
+    <w:p>
+      <w:pPr>
+        <w:pStyle w:val="Heading1"/>
+      </w:pPr>
+      <w:r>
+        <w:t xml:space="preserve">A1 · Short answer</w:t>
+      </w:r>
+    </w:p>
+    <w:bookmarkStart w:id="12" w:name="X7ae4d3923ceddc8356c25d33fa21ec7f9907c18"/>
     <w:p>
       <w:pPr>
         <w:pStyle w:val="Heading3"/>
@@ -123,26 +232,10 @@
         <w:rPr>
           <w:rStyle w:val="VerbatimChar"/>
         </w:rPr>
-        <w:t xml:space="preserve">lm(y ~ x)</w:t>
-      </w:r>
-      <w:r>
-        <w:t xml:space="preserve">, the response variable goes on the</w:t>
-      </w:r>
-      <w:r>
-        <w:t xml:space="preserve"> </w:t>
-      </w:r>
-      <w:r>
-        <w:rPr>
-          <w:b/>
-          <w:bCs/>
-        </w:rPr>
-        <w:t xml:space="preserve">left</w:t>
-      </w:r>
-      <w:r>
-        <w:t xml:space="preserve"> </w:t>
-      </w:r>
-      <w:r>
-        <w:t xml:space="preserve">of the</w:t>
+        <w:t xml:space="preserve">lm(area_cm2 ~ mass_g, data = paper_df)</w:t>
+      </w:r>
+      <w:r>
+        <w:t xml:space="preserve">, what does the</w:t>
       </w:r>
       <w:r>
         <w:t xml:space="preserve"> </w:t>
@@ -157,26 +250,7 @@
         <w:t xml:space="preserve"> </w:t>
       </w:r>
       <w:r>
-        <w:t xml:space="preserve">and the predictor on the right.</w:t>
-      </w:r>
-    </w:p>
-    <w:p>
-      <w:pPr>
-        <w:pStyle w:val="SourceCode"/>
-      </w:pPr>
-      <w:r>
-        <w:rPr>
-          <w:rStyle w:val="VerbatimChar"/>
-        </w:rPr>
-        <w:t xml:space="preserve">TRUE        FALSE</w:t>
-      </w:r>
-    </w:p>
-    <w:p>
-      <w:pPr>
-        <w:pStyle w:val="FirstParagraph"/>
-      </w:pPr>
-      <w:r>
-        <w:t xml:space="preserve">Your answer:</w:t>
+        <w:t xml:space="preserve">symbol mean, and which variable is the response and which is the explanatory variable?</w:t>
       </w:r>
     </w:p>
     <w:p>
@@ -191,24 +265,79 @@
         </w:pict>
       </w:r>
     </w:p>
-    <w:bookmarkEnd w:id="11"/>
     <w:bookmarkEnd w:id="12"/>
-    <w:bookmarkStart w:id="14" w:name="question-2-multiple-choice"/>
+    <w:bookmarkEnd w:id="13"/>
+    <w:bookmarkStart w:id="15" w:name="a2-multiple-choice"/>
     <w:p>
       <w:pPr>
         <w:pStyle w:val="Heading1"/>
       </w:pPr>
       <w:r>
-        <w:t xml:space="preserve">Question 2 · Multiple choice</w:t>
-      </w:r>
-    </w:p>
-    <w:bookmarkStart w:id="13" w:name="Xe0d7cd36fdd2f9058d1dfe3c470b0a77c96f5df"/>
+        <w:t xml:space="preserve">A2 · Multiple choice</w:t>
+      </w:r>
+    </w:p>
+    <w:bookmarkStart w:id="14" w:name="X88e81b7da52697b8f0b2e640c7b442601756c25"/>
     <w:p>
       <w:pPr>
         <w:pStyle w:val="Heading3"/>
       </w:pPr>
       <w:r>
-        <w:t xml:space="preserve">The least-squares line is the line that minimizes:</w:t>
+        <w:t xml:space="preserve">In the equation</w:t>
+      </w:r>
+      <w:r>
+        <w:t xml:space="preserve"> </w:t>
+      </w:r>
+      <m:oMath>
+        <m:acc>
+          <m:accPr>
+            <m:chr m:val="̂"/>
+          </m:accPr>
+          <m:e>
+            <m:r>
+              <m:t>Y</m:t>
+            </m:r>
+          </m:e>
+        </m:acc>
+        <m:r>
+          <m:rPr>
+            <m:sty m:val="p"/>
+          </m:rPr>
+          <m:t>=</m:t>
+        </m:r>
+        <m:r>
+          <m:t>a</m:t>
+        </m:r>
+        <m:r>
+          <m:rPr>
+            <m:sty m:val="p"/>
+          </m:rPr>
+          <m:t>+</m:t>
+        </m:r>
+        <m:r>
+          <m:t>b</m:t>
+        </m:r>
+        <m:r>
+          <m:t>X</m:t>
+        </m:r>
+      </m:oMath>
+      <w:r>
+        <w:t xml:space="preserve">, what does</w:t>
+      </w:r>
+      <w:r>
+        <w:t xml:space="preserve"> </w:t>
+      </w:r>
+      <w:r>
+        <w:rPr>
+          <w:i/>
+          <w:iCs/>
+        </w:rPr>
+        <w:t xml:space="preserve">b</w:t>
+      </w:r>
+      <w:r>
+        <w:t xml:space="preserve"> </w:t>
+      </w:r>
+      <w:r>
+        <w:t xml:space="preserve">represent?</w:t>
       </w:r>
     </w:p>
     <w:p>
@@ -219,7 +348,7 @@
         <w:rPr>
           <w:rStyle w:val="VerbatimChar"/>
         </w:rPr>
-        <w:t xml:space="preserve">A)  The sum of the residuals</w:t>
+        <w:t xml:space="preserve">A)  The predicted value of Y when X = 0</w:t>
       </w:r>
       <w:r>
         <w:br/>
@@ -228,7 +357,7 @@
         <w:rPr>
           <w:rStyle w:val="VerbatimChar"/>
         </w:rPr>
-        <w:t xml:space="preserve">B)  The sum of the squared residuals</w:t>
+        <w:t xml:space="preserve">B)  The change in Y for every 1-unit increase in X</w:t>
       </w:r>
       <w:r>
         <w:br/>
@@ -237,7 +366,7 @@
         <w:rPr>
           <w:rStyle w:val="VerbatimChar"/>
         </w:rPr>
-        <w:t xml:space="preserve">C)  The largest residual</w:t>
+        <w:t xml:space="preserve">C)  The correlation between X and Y</w:t>
       </w:r>
       <w:r>
         <w:br/>
@@ -246,7 +375,7 @@
         <w:rPr>
           <w:rStyle w:val="VerbatimChar"/>
         </w:rPr>
-        <w:t xml:space="preserve">D)  The slope</w:t>
+        <w:t xml:space="preserve">D)  The total variation explained by the model</w:t>
       </w:r>
     </w:p>
     <w:p>
@@ -269,24 +398,24 @@
         </w:pict>
       </w:r>
     </w:p>
-    <w:bookmarkEnd w:id="13"/>
     <w:bookmarkEnd w:id="14"/>
-    <w:bookmarkStart w:id="16" w:name="question-3-matching-the-equation"/>
+    <w:bookmarkEnd w:id="15"/>
+    <w:bookmarkStart w:id="17" w:name="a3-multiple-choice"/>
     <w:p>
       <w:pPr>
         <w:pStyle w:val="Heading1"/>
       </w:pPr>
       <w:r>
-        <w:t xml:space="preserve">Question 3 · Matching — the equation</w:t>
-      </w:r>
-    </w:p>
-    <w:bookmarkStart w:id="15" w:name="X571e4b354eae3c56a0006ebb7b5600487200bd3"/>
+        <w:t xml:space="preserve">A3 · Multiple choice</w:t>
+      </w:r>
+    </w:p>
+    <w:bookmarkStart w:id="16" w:name="what-does-r²-measure"/>
     <w:p>
       <w:pPr>
         <w:pStyle w:val="Heading3"/>
       </w:pPr>
       <w:r>
-        <w:t xml:space="preserve">Match each symbol in Ŷ = a + bX to its meaning. Write the letter next to each item.</w:t>
+        <w:t xml:space="preserve">What does R² measure?</w:t>
       </w:r>
     </w:p>
     <w:p>
@@ -297,7 +426,7 @@
         <w:rPr>
           <w:rStyle w:val="VerbatimChar"/>
         </w:rPr>
-        <w:t xml:space="preserve">1.  Ŷ    ___</w:t>
+        <w:t xml:space="preserve">A)  The probability that the null hypothesis is true</w:t>
       </w:r>
       <w:r>
         <w:br/>
@@ -306,7 +435,7 @@
         <w:rPr>
           <w:rStyle w:val="VerbatimChar"/>
         </w:rPr>
-        <w:t xml:space="preserve">2.  a    ___</w:t>
+        <w:t xml:space="preserve">B)  The slope of the regression line</w:t>
       </w:r>
       <w:r>
         <w:br/>
@@ -315,7 +444,7 @@
         <w:rPr>
           <w:rStyle w:val="VerbatimChar"/>
         </w:rPr>
-        <w:t xml:space="preserve">3.  b    ___</w:t>
+        <w:t xml:space="preserve">C)  The proportion of variation in Y explained by X</w:t>
       </w:r>
       <w:r>
         <w:br/>
@@ -324,46 +453,21 @@
         <w:rPr>
           <w:rStyle w:val="VerbatimChar"/>
         </w:rPr>
-        <w:t xml:space="preserve">4.  residual  ___</w:t>
+        <w:t xml:space="preserve">D)  The number of residuals above zero</w:t>
+      </w:r>
+    </w:p>
+    <w:p>
+      <w:pPr>
+        <w:pStyle w:val="FirstParagraph"/>
+      </w:pPr>
+      <w:r>
+        <w:t xml:space="preserve">Your answer:</w:t>
       </w:r>
     </w:p>
     <w:p>
       <w:pPr>
         <w:pStyle w:val="SourceCode"/>
       </w:pPr>
-      <w:r>
-        <w:rPr>
-          <w:rStyle w:val="VerbatimChar"/>
-        </w:rPr>
-        <w:t xml:space="preserve">A.  Slope — change in Y per 1-unit increase in X</w:t>
-      </w:r>
-      <w:r>
-        <w:br/>
-      </w:r>
-      <w:r>
-        <w:rPr>
-          <w:rStyle w:val="VerbatimChar"/>
-        </w:rPr>
-        <w:t xml:space="preserve">B.  Observed minus predicted</w:t>
-      </w:r>
-      <w:r>
-        <w:br/>
-      </w:r>
-      <w:r>
-        <w:rPr>
-          <w:rStyle w:val="VerbatimChar"/>
-        </w:rPr>
-        <w:t xml:space="preserve">C.  Intercept — predicted Y when X = 0</w:t>
-      </w:r>
-      <w:r>
-        <w:br/>
-      </w:r>
-      <w:r>
-        <w:rPr>
-          <w:rStyle w:val="VerbatimChar"/>
-        </w:rPr>
-        <w:t xml:space="preserve">D.  Predicted value of Y</w:t>
-      </w:r>
     </w:p>
     <w:p>
       <w:r>
@@ -372,51 +476,49 @@
         </w:pict>
       </w:r>
     </w:p>
-    <w:bookmarkEnd w:id="15"/>
     <w:bookmarkEnd w:id="16"/>
-    <w:bookmarkStart w:id="18" w:name="question-4-predict-the-output"/>
+    <w:bookmarkEnd w:id="17"/>
+    <w:bookmarkStart w:id="19" w:name="a4-short-answer"/>
     <w:p>
       <w:pPr>
         <w:pStyle w:val="Heading1"/>
       </w:pPr>
       <w:r>
-        <w:t xml:space="preserve">Question 4 · Predict the output</w:t>
-      </w:r>
-    </w:p>
-    <w:bookmarkStart w:id="17" w:name="X8e668cf980f79c563e50e17cc431bd80f888eb6"/>
+        <w:t xml:space="preserve">A4 · Short answer</w:t>
+      </w:r>
+    </w:p>
+    <w:bookmarkStart w:id="18" w:name="Xf1fad5d77da8202c1ebebb69db0ce47ecdf2b84"/>
     <w:p>
       <w:pPr>
         <w:pStyle w:val="Heading3"/>
       </w:pPr>
       <w:r>
-        <w:t xml:space="preserve">A calibration gives</w:t>
-      </w:r>
-      <w:r>
-        <w:t xml:space="preserve"> </w:t>
-      </w:r>
-      <w:r>
-        <w:rPr>
-          <w:rStyle w:val="VerbatimChar"/>
-        </w:rPr>
-        <w:t xml:space="preserve">area = 130.5 × mass + 0.28</w:t>
-      </w:r>
-      <w:r>
-        <w:t xml:space="preserve">. Predict the area for a tracing that weighs</w:t>
-      </w:r>
-      <w:r>
-        <w:t xml:space="preserve"> </w:t>
-      </w:r>
-      <w:r>
-        <w:rPr>
-          <w:rStyle w:val="VerbatimChar"/>
-        </w:rPr>
-        <w:t xml:space="preserve">0.10</w:t>
-      </w:r>
-      <w:r>
-        <w:t xml:space="preserve"> </w:t>
-      </w:r>
-      <w:r>
-        <w:t xml:space="preserve">g. Show your arithmetic.</w:t>
+        <w:t xml:space="preserve">Define</w:t>
+      </w:r>
+      <w:r>
+        <w:t xml:space="preserve"> </w:t>
+      </w:r>
+      <w:r>
+        <w:t xml:space="preserve">“residual”</w:t>
+      </w:r>
+      <w:r>
+        <w:t xml:space="preserve"> </w:t>
+      </w:r>
+      <w:r>
+        <w:t xml:space="preserve">in your own words, and give the formula for the residual of observation</w:t>
+      </w:r>
+      <w:r>
+        <w:t xml:space="preserve"> </w:t>
+      </w:r>
+      <w:r>
+        <w:rPr>
+          <w:i/>
+          <w:iCs/>
+        </w:rPr>
+        <w:t xml:space="preserve">i</w:t>
+      </w:r>
+      <w:r>
+        <w:t xml:space="preserve">.</w:t>
       </w:r>
     </w:p>
     <w:p>
@@ -431,93 +533,65 @@
         </w:pict>
       </w:r>
     </w:p>
-    <w:bookmarkEnd w:id="17"/>
     <w:bookmarkEnd w:id="18"/>
-    <w:bookmarkStart w:id="20" w:name="question-5-short-code-fit-and-summarize"/>
+    <w:bookmarkEnd w:id="19"/>
+    <w:bookmarkStart w:id="21" w:name="a5-true-false"/>
     <w:p>
       <w:pPr>
         <w:pStyle w:val="Heading1"/>
       </w:pPr>
       <w:r>
-        <w:t xml:space="preserve">Question 5 · Short code — fit and summarize</w:t>
-      </w:r>
-    </w:p>
-    <w:bookmarkStart w:id="19" w:name="X6bebc0e48c3bf31302e8afdb2c62ac54fa5d583"/>
+        <w:t xml:space="preserve">A5 · True / False</w:t>
+      </w:r>
+    </w:p>
+    <w:bookmarkStart w:id="20" w:name="X13c50d1008d20480fa35d35c4298a32a298ec80"/>
     <w:p>
       <w:pPr>
         <w:pStyle w:val="Heading3"/>
       </w:pPr>
       <w:r>
-        <w:t xml:space="preserve">Write the two lines that fit a linear model predicting</w:t>
-      </w:r>
-      <w:r>
-        <w:t xml:space="preserve"> </w:t>
-      </w:r>
+        <w:t xml:space="preserve">The least-squares line minimizes the sum of the</w:t>
+      </w:r>
+      <w:r>
+        <w:t xml:space="preserve"> </w:t>
+      </w:r>
+      <w:r>
+        <w:rPr>
+          <w:i/>
+          <w:iCs/>
+        </w:rPr>
+        <w:t xml:space="preserve">squared</w:t>
+      </w:r>
+      <w:r>
+        <w:t xml:space="preserve"> </w:t>
+      </w:r>
+      <w:r>
+        <w:t xml:space="preserve">residuals rather than the raw residuals because squaring prevents positive and negative residuals from cancelling out.</w:t>
+      </w:r>
+    </w:p>
+    <w:p>
+      <w:pPr>
+        <w:pStyle w:val="SourceCode"/>
+      </w:pPr>
       <w:r>
         <w:rPr>
           <w:rStyle w:val="VerbatimChar"/>
         </w:rPr>
-        <w:t xml:space="preserve">area_cm2</w:t>
-      </w:r>
-      <w:r>
-        <w:t xml:space="preserve"> </w:t>
-      </w:r>
-      <w:r>
-        <w:t xml:space="preserve">from</w:t>
-      </w:r>
-      <w:r>
-        <w:t xml:space="preserve"> </w:t>
-      </w:r>
-      <w:r>
-        <w:rPr>
-          <w:rStyle w:val="VerbatimChar"/>
-        </w:rPr>
-        <w:t xml:space="preserve">mass_g</w:t>
-      </w:r>
-      <w:r>
-        <w:t xml:space="preserve"> </w:t>
-      </w:r>
-      <w:r>
-        <w:t xml:space="preserve">in</w:t>
-      </w:r>
-      <w:r>
-        <w:t xml:space="preserve"> </w:t>
-      </w:r>
-      <w:r>
-        <w:rPr>
-          <w:rStyle w:val="VerbatimChar"/>
-        </w:rPr>
-        <w:t xml:space="preserve">paper_df</w:t>
-      </w:r>
-      <w:r>
-        <w:t xml:space="preserve">, store it in</w:t>
-      </w:r>
-      <w:r>
-        <w:t xml:space="preserve"> </w:t>
-      </w:r>
-      <w:r>
-        <w:rPr>
-          <w:rStyle w:val="VerbatimChar"/>
-        </w:rPr>
-        <w:t xml:space="preserve">paper_lm_model</w:t>
-      </w:r>
-      <w:r>
-        <w:t xml:space="preserve">, and print its full summary.</w:t>
+        <w:t xml:space="preserve">TRUE        FALSE</w:t>
+      </w:r>
+    </w:p>
+    <w:p>
+      <w:pPr>
+        <w:pStyle w:val="FirstParagraph"/>
+      </w:pPr>
+      <w:r>
+        <w:t xml:space="preserve">Your answer:</w:t>
       </w:r>
     </w:p>
     <w:p>
       <w:pPr>
         <w:pStyle w:val="SourceCode"/>
       </w:pPr>
-      <w:r>
-        <w:rPr>
-          <w:rStyle w:val="CommentTok"/>
-        </w:rPr>
-        <w:t xml:space="preserve"># Your code:</w:t>
-      </w:r>
-      <w:r>
-        <w:br/>
-      </w:r>
     </w:p>
     <w:p>
       <w:r>
@@ -526,24 +600,51 @@
         </w:pict>
       </w:r>
     </w:p>
-    <w:bookmarkEnd w:id="19"/>
     <w:bookmarkEnd w:id="20"/>
-    <w:bookmarkStart w:id="22" w:name="question-6-multiple-choice-r-squared"/>
+    <w:bookmarkEnd w:id="21"/>
+    <w:bookmarkStart w:id="23" w:name="a6-multiple-choice"/>
     <w:p>
       <w:pPr>
         <w:pStyle w:val="Heading1"/>
       </w:pPr>
       <w:r>
-        <w:t xml:space="preserve">Question 6 · Multiple choice — R-squared</w:t>
-      </w:r>
-    </w:p>
-    <w:bookmarkStart w:id="21" w:name="X8742846d8a58873ee319b3e8e0a2364dba5743e"/>
+        <w:t xml:space="preserve">A6 · Multiple choice</w:t>
+      </w:r>
+    </w:p>
+    <w:bookmarkStart w:id="22" w:name="X0188867785c1bdf19a1482055b36be49543803d"/>
     <w:p>
       <w:pPr>
         <w:pStyle w:val="Heading3"/>
       </w:pPr>
       <w:r>
-        <w:t xml:space="preserve">A model has R² = 0.95. Which statement is correct?</w:t>
+        <w:t xml:space="preserve">Which function gives you all four regression diagnostic plots at once for a fitted</w:t>
+      </w:r>
+      <w:r>
+        <w:t xml:space="preserve"> </w:t>
+      </w:r>
+      <w:r>
+        <w:rPr>
+          <w:rStyle w:val="VerbatimChar"/>
+        </w:rPr>
+        <w:t xml:space="preserve">lm</w:t>
+      </w:r>
+      <w:r>
+        <w:t xml:space="preserve"> </w:t>
+      </w:r>
+      <w:r>
+        <w:t xml:space="preserve">object called</w:t>
+      </w:r>
+      <w:r>
+        <w:t xml:space="preserve"> </w:t>
+      </w:r>
+      <w:r>
+        <w:rPr>
+          <w:rStyle w:val="VerbatimChar"/>
+        </w:rPr>
+        <w:t xml:space="preserve">paper_lm_model</w:t>
+      </w:r>
+      <w:r>
+        <w:t xml:space="preserve">?</w:t>
       </w:r>
     </w:p>
     <w:p>
@@ -554,7 +655,7 @@
         <w:rPr>
           <w:rStyle w:val="VerbatimChar"/>
         </w:rPr>
-        <w:t xml:space="preserve">A)  95% of the variation in Y is explained by X</w:t>
+        <w:t xml:space="preserve">A)  skim(paper_lm_model)</w:t>
       </w:r>
       <w:r>
         <w:br/>
@@ -563,7 +664,7 @@
         <w:rPr>
           <w:rStyle w:val="VerbatimChar"/>
         </w:rPr>
-        <w:t xml:space="preserve">B)  The slope is 0.95</w:t>
+        <w:t xml:space="preserve">B)  summary(paper_lm_model)</w:t>
       </w:r>
       <w:r>
         <w:br/>
@@ -572,7 +673,7 @@
         <w:rPr>
           <w:rStyle w:val="VerbatimChar"/>
         </w:rPr>
-        <w:t xml:space="preserve">C)  95% of predictions are exactly right</w:t>
+        <w:t xml:space="preserve">C)  plot(paper_lm_model)</w:t>
       </w:r>
       <w:r>
         <w:br/>
@@ -581,7 +682,7 @@
         <w:rPr>
           <w:rStyle w:val="VerbatimChar"/>
         </w:rPr>
-        <w:t xml:space="preserve">D)  The p-value is 0.95</w:t>
+        <w:t xml:space="preserve">D)  ggplot(paper_lm_model)</w:t>
       </w:r>
     </w:p>
     <w:p>
@@ -604,24 +705,24 @@
         </w:pict>
       </w:r>
     </w:p>
-    <w:bookmarkEnd w:id="21"/>
     <w:bookmarkEnd w:id="22"/>
-    <w:bookmarkStart w:id="24" w:name="X76bbc77f86d112a20f34a22796152cc39b47a34"/>
+    <w:bookmarkEnd w:id="23"/>
+    <w:bookmarkStart w:id="25" w:name="a7-short-answer"/>
     <w:p>
       <w:pPr>
         <w:pStyle w:val="Heading1"/>
       </w:pPr>
       <w:r>
-        <w:t xml:space="preserve">Question 7 · Find the error — checking normality</w:t>
-      </w:r>
-    </w:p>
-    <w:bookmarkStart w:id="23" w:name="X9a9f385dac83be46f70ff91237295849471824c"/>
+        <w:t xml:space="preserve">A7 · Short answer</w:t>
+      </w:r>
+    </w:p>
+    <w:bookmarkStart w:id="24" w:name="X3b011cfcc1b84ab4b373acb2e3e5b691b9652d5"/>
     <w:p>
       <w:pPr>
         <w:pStyle w:val="Heading3"/>
       </w:pPr>
       <w:r>
-        <w:t xml:space="preserve">Assumption checks in regression are done on the residuals, not the raw data. Fix this line so Shapiro-Wilk runs on the residuals of</w:t>
+        <w:t xml:space="preserve">What is the difference between a confidence interval and a prediction interval from</w:t>
       </w:r>
       <w:r>
         <w:t xml:space="preserve"> </w:t>
@@ -630,47 +731,10 @@
         <w:rPr>
           <w:rStyle w:val="VerbatimChar"/>
         </w:rPr>
-        <w:t xml:space="preserve">paper_lm_model</w:t>
-      </w:r>
-      <w:r>
-        <w:t xml:space="preserve">.</w:t>
-      </w:r>
-    </w:p>
-    <w:p>
-      <w:pPr>
-        <w:pStyle w:val="SourceCode"/>
-      </w:pPr>
-      <w:r>
-        <w:rPr>
-          <w:rStyle w:val="FunctionTok"/>
-        </w:rPr>
-        <w:t xml:space="preserve">shapiro.test</w:t>
-      </w:r>
-      <w:r>
-        <w:rPr>
-          <w:rStyle w:val="NormalTok"/>
-        </w:rPr>
-        <w:t xml:space="preserve">(paper_df</w:t>
-      </w:r>
-      <w:r>
-        <w:rPr>
-          <w:rStyle w:val="SpecialCharTok"/>
-        </w:rPr>
-        <w:t xml:space="preserve">$</w:t>
-      </w:r>
-      <w:r>
-        <w:rPr>
-          <w:rStyle w:val="NormalTok"/>
-        </w:rPr>
-        <w:t xml:space="preserve">area_cm2)</w:t>
-      </w:r>
-    </w:p>
-    <w:p>
-      <w:pPr>
-        <w:pStyle w:val="FirstParagraph"/>
-      </w:pPr>
-      <w:r>
-        <w:t xml:space="preserve">Corrected line:</w:t>
+        <w:t xml:space="preserve">predict()</w:t>
+      </w:r>
+      <w:r>
+        <w:t xml:space="preserve">, and which one is wider?</w:t>
       </w:r>
     </w:p>
     <w:p>
@@ -685,24 +749,34 @@
         </w:pict>
       </w:r>
     </w:p>
-    <w:bookmarkEnd w:id="23"/>
     <w:bookmarkEnd w:id="24"/>
-    <w:bookmarkStart w:id="26" w:name="question-8-short-code-extract-slope"/>
+    <w:bookmarkEnd w:id="25"/>
+    <w:bookmarkStart w:id="26" w:name="part-b-predict-the-output"/>
     <w:p>
       <w:pPr>
         <w:pStyle w:val="Heading1"/>
       </w:pPr>
       <w:r>
-        <w:t xml:space="preserve">Question 8 · Short code — extract slope</w:t>
-      </w:r>
-    </w:p>
-    <w:bookmarkStart w:id="25" w:name="X67f5df188038cf5353e4029a59e8967359a4c21"/>
+        <w:t xml:space="preserve">Part B — Predict the Output</w:t>
+      </w:r>
+    </w:p>
+    <w:bookmarkEnd w:id="26"/>
+    <w:bookmarkStart w:id="28" w:name="b1-predict-the-output"/>
+    <w:p>
+      <w:pPr>
+        <w:pStyle w:val="Heading1"/>
+      </w:pPr>
+      <w:r>
+        <w:t xml:space="preserve">B1 · Predict the output</w:t>
+      </w:r>
+    </w:p>
+    <w:bookmarkStart w:id="27" w:name="X50a187f510c5fbbe4a4ce1752bf78c2575368a1"/>
     <w:p>
       <w:pPr>
         <w:pStyle w:val="Heading3"/>
       </w:pPr>
       <w:r>
-        <w:t xml:space="preserve">Write the line that pulls the slope (the second coefficient) out of</w:t>
+        <w:t xml:space="preserve">Given</w:t>
       </w:r>
       <w:r>
         <w:t xml:space="preserve"> </w:t>
@@ -711,22 +785,19 @@
         <w:rPr>
           <w:rStyle w:val="VerbatimChar"/>
         </w:rPr>
-        <w:t xml:space="preserve">paper_lm_model</w:t>
-      </w:r>
-      <w:r>
-        <w:t xml:space="preserve">.</w:t>
+        <w:t xml:space="preserve">paper_lm_model &lt;- lm(area_cm2 ~ mass_g, data = paper_df)</w:t>
+      </w:r>
+      <w:r>
+        <w:t xml:space="preserve"> </w:t>
+      </w:r>
+      <w:r>
+        <w:t xml:space="preserve">fit on the paper calibration data (uniform paper stock), do you expect the slope to be positive or negative? Roughly what does R² tell us it should be close to (0, 0.5, or 1), and why?</w:t>
       </w:r>
     </w:p>
     <w:p>
       <w:pPr>
         <w:pStyle w:val="SourceCode"/>
       </w:pPr>
-      <w:r>
-        <w:rPr>
-          <w:rStyle w:val="CommentTok"/>
-        </w:rPr>
-        <w:t xml:space="preserve"># Your code:</w:t>
-      </w:r>
     </w:p>
     <w:p>
       <w:r>
@@ -735,24 +806,24 @@
         </w:pict>
       </w:r>
     </w:p>
-    <w:bookmarkEnd w:id="25"/>
-    <w:bookmarkEnd w:id="26"/>
-    <w:bookmarkStart w:id="28" w:name="question-9-true-false"/>
+    <w:bookmarkEnd w:id="27"/>
+    <w:bookmarkEnd w:id="28"/>
+    <w:bookmarkStart w:id="30" w:name="b2-predict-the-output-code"/>
     <w:p>
       <w:pPr>
         <w:pStyle w:val="Heading1"/>
       </w:pPr>
       <w:r>
-        <w:t xml:space="preserve">Question 9 · True / False</w:t>
-      </w:r>
-    </w:p>
-    <w:bookmarkStart w:id="27" w:name="Xbe2a4e680fc1eb3ccfb4d29b381812883d2f0fc"/>
+        <w:t xml:space="preserve">B2 · Predict the output — code</w:t>
+      </w:r>
+    </w:p>
+    <w:bookmarkStart w:id="29" w:name="X3c7383af1c84ff18f9262e827683e076681cd2d"/>
     <w:p>
       <w:pPr>
         <w:pStyle w:val="Heading3"/>
       </w:pPr>
       <w:r>
-        <w:t xml:space="preserve">A residual-vs-fitted plot that shows a clear funnel (fan) shape suggests the equal-variance assumption is violated.</w:t>
+        <w:t xml:space="preserve">What does this code print? Be specific about which row is the intercept and which is the slope.</w:t>
       </w:r>
     </w:p>
     <w:p>
@@ -761,17 +832,15 @@
       </w:pPr>
       <w:r>
         <w:rPr>
-          <w:rStyle w:val="VerbatimChar"/>
-        </w:rPr>
-        <w:t xml:space="preserve">TRUE        FALSE</w:t>
-      </w:r>
-    </w:p>
-    <w:p>
-      <w:pPr>
-        <w:pStyle w:val="FirstParagraph"/>
-      </w:pPr>
-      <w:r>
-        <w:t xml:space="preserve">Your answer:</w:t>
+          <w:rStyle w:val="FunctionTok"/>
+        </w:rPr>
+        <w:t xml:space="preserve">coef</w:t>
+      </w:r>
+      <w:r>
+        <w:rPr>
+          <w:rStyle w:val="NormalTok"/>
+        </w:rPr>
+        <w:t xml:space="preserve">(paper_lm_model)</w:t>
       </w:r>
     </w:p>
     <w:p>
@@ -786,36 +855,24 @@
         </w:pict>
       </w:r>
     </w:p>
-    <w:bookmarkEnd w:id="27"/>
-    <w:bookmarkEnd w:id="28"/>
-    <w:bookmarkStart w:id="30" w:name="question-10-find-the-error-predict"/>
+    <w:bookmarkEnd w:id="29"/>
+    <w:bookmarkEnd w:id="30"/>
+    <w:bookmarkStart w:id="33" w:name="b3-predict-describe-a-plot"/>
     <w:p>
       <w:pPr>
         <w:pStyle w:val="Heading1"/>
       </w:pPr>
       <w:r>
-        <w:t xml:space="preserve">Question 10 · Find the error — predict()</w:t>
-      </w:r>
-    </w:p>
-    <w:bookmarkStart w:id="29" w:name="X01b7082a3c246ae371fd519aa075e5cad93b86c"/>
+        <w:t xml:space="preserve">B3 · Predict / describe a plot</w:t>
+      </w:r>
+    </w:p>
+    <w:bookmarkStart w:id="31" w:name="X08ef7df403b778d6733d128e6d489af8bf3ff1f"/>
     <w:p>
       <w:pPr>
         <w:pStyle w:val="Heading3"/>
       </w:pPr>
       <w:r>
-        <w:t xml:space="preserve">This prediction errors with</w:t>
-      </w:r>
-      <w:r>
-        <w:t xml:space="preserve"> </w:t>
-      </w:r>
-      <w:r>
-        <w:rPr>
-          <w:rStyle w:val="VerbatimChar"/>
-        </w:rPr>
-        <w:t xml:space="preserve">object 'mass_g' not found</w:t>
-      </w:r>
-      <w:r>
-        <w:t xml:space="preserve">. What is wrong and how do you fix it?</w:t>
+        <w:t xml:space="preserve">This code is run on the paper calibration data:</w:t>
       </w:r>
     </w:p>
     <w:p>
@@ -826,25 +883,28 @@
         <w:rPr>
           <w:rStyle w:val="NormalTok"/>
         </w:rPr>
-        <w:t xml:space="preserve">new </w:t>
-      </w:r>
-      <w:r>
-        <w:rPr>
-          <w:rStyle w:val="OtherTok"/>
-        </w:rPr>
-        <w:t xml:space="preserve">&lt;-</w:t>
-      </w:r>
-      <w:r>
-        <w:rPr>
-          <w:rStyle w:val="NormalTok"/>
-        </w:rPr>
-        <w:t xml:space="preserve"> </w:t>
+        <w:t xml:space="preserve">paper_df </w:t>
+      </w:r>
+      <w:r>
+        <w:rPr>
+          <w:rStyle w:val="SpecialCharTok"/>
+        </w:rPr>
+        <w:t xml:space="preserve">%&gt;%</w:t>
+      </w:r>
+      <w:r>
+        <w:br/>
+      </w:r>
+      <w:r>
+        <w:rPr>
+          <w:rStyle w:val="NormalTok"/>
+        </w:rPr>
+        <w:t xml:space="preserve">  </w:t>
       </w:r>
       <w:r>
         <w:rPr>
           <w:rStyle w:val="FunctionTok"/>
         </w:rPr>
-        <w:t xml:space="preserve">tibble</w:t>
+        <w:t xml:space="preserve">ggplot</w:t>
       </w:r>
       <w:r>
         <w:rPr>
@@ -854,9 +914,72 @@
       </w:r>
       <w:r>
         <w:rPr>
+          <w:rStyle w:val="FunctionTok"/>
+        </w:rPr>
+        <w:t xml:space="preserve">aes</w:t>
+      </w:r>
+      <w:r>
+        <w:rPr>
+          <w:rStyle w:val="NormalTok"/>
+        </w:rPr>
+        <w:t xml:space="preserve">(</w:t>
+      </w:r>
+      <w:r>
+        <w:rPr>
           <w:rStyle w:val="AttributeTok"/>
         </w:rPr>
-        <w:t xml:space="preserve">mass =</w:t>
+        <w:t xml:space="preserve">x =</w:t>
+      </w:r>
+      <w:r>
+        <w:rPr>
+          <w:rStyle w:val="NormalTok"/>
+        </w:rPr>
+        <w:t xml:space="preserve"> mass_g, </w:t>
+      </w:r>
+      <w:r>
+        <w:rPr>
+          <w:rStyle w:val="AttributeTok"/>
+        </w:rPr>
+        <w:t xml:space="preserve">y =</w:t>
+      </w:r>
+      <w:r>
+        <w:rPr>
+          <w:rStyle w:val="NormalTok"/>
+        </w:rPr>
+        <w:t xml:space="preserve"> area_cm2)) </w:t>
+      </w:r>
+      <w:r>
+        <w:rPr>
+          <w:rStyle w:val="SpecialCharTok"/>
+        </w:rPr>
+        <w:t xml:space="preserve">+</w:t>
+      </w:r>
+      <w:r>
+        <w:br/>
+      </w:r>
+      <w:r>
+        <w:rPr>
+          <w:rStyle w:val="NormalTok"/>
+        </w:rPr>
+        <w:t xml:space="preserve">  </w:t>
+      </w:r>
+      <w:r>
+        <w:rPr>
+          <w:rStyle w:val="FunctionTok"/>
+        </w:rPr>
+        <w:t xml:space="preserve">geom_point</w:t>
+      </w:r>
+      <w:r>
+        <w:rPr>
+          <w:rStyle w:val="NormalTok"/>
+        </w:rPr>
+        <w:t xml:space="preserve">(</w:t>
+      </w:r>
+      <w:r>
+        <w:rPr>
+          <w:rStyle w:val="AttributeTok"/>
+        </w:rPr>
+        <w:t xml:space="preserve">alpha =</w:t>
       </w:r>
       <w:r>
         <w:rPr>
@@ -868,48 +991,173 @@
         <w:rPr>
           <w:rStyle w:val="FloatTok"/>
         </w:rPr>
-        <w:t xml:space="preserve">0.12</w:t>
-      </w:r>
-      <w:r>
-        <w:rPr>
-          <w:rStyle w:val="NormalTok"/>
-        </w:rPr>
-        <w:t xml:space="preserve">)</w:t>
+        <w:t xml:space="preserve">0.5</w:t>
+      </w:r>
+      <w:r>
+        <w:rPr>
+          <w:rStyle w:val="NormalTok"/>
+        </w:rPr>
+        <w:t xml:space="preserve">, </w:t>
+      </w:r>
+      <w:r>
+        <w:rPr>
+          <w:rStyle w:val="AttributeTok"/>
+        </w:rPr>
+        <w:t xml:space="preserve">size =</w:t>
+      </w:r>
+      <w:r>
+        <w:rPr>
+          <w:rStyle w:val="NormalTok"/>
+        </w:rPr>
+        <w:t xml:space="preserve"> </w:t>
+      </w:r>
+      <w:r>
+        <w:rPr>
+          <w:rStyle w:val="DecValTok"/>
+        </w:rPr>
+        <w:t xml:space="preserve">2</w:t>
+      </w:r>
+      <w:r>
+        <w:rPr>
+          <w:rStyle w:val="NormalTok"/>
+        </w:rPr>
+        <w:t xml:space="preserve">) </w:t>
+      </w:r>
+      <w:r>
+        <w:rPr>
+          <w:rStyle w:val="SpecialCharTok"/>
+        </w:rPr>
+        <w:t xml:space="preserve">+</w:t>
       </w:r>
       <w:r>
         <w:br/>
       </w:r>
       <w:r>
         <w:rPr>
+          <w:rStyle w:val="NormalTok"/>
+        </w:rPr>
+        <w:t xml:space="preserve">  </w:t>
+      </w:r>
+      <w:r>
+        <w:rPr>
           <w:rStyle w:val="FunctionTok"/>
         </w:rPr>
-        <w:t xml:space="preserve">predict</w:t>
-      </w:r>
-      <w:r>
-        <w:rPr>
-          <w:rStyle w:val="NormalTok"/>
-        </w:rPr>
-        <w:t xml:space="preserve">(paper_lm_model, </w:t>
+        <w:t xml:space="preserve">labs</w:t>
+      </w:r>
+      <w:r>
+        <w:rPr>
+          <w:rStyle w:val="NormalTok"/>
+        </w:rPr>
+        <w:t xml:space="preserve">(</w:t>
       </w:r>
       <w:r>
         <w:rPr>
           <w:rStyle w:val="AttributeTok"/>
         </w:rPr>
-        <w:t xml:space="preserve">newdata =</w:t>
-      </w:r>
-      <w:r>
-        <w:rPr>
-          <w:rStyle w:val="NormalTok"/>
-        </w:rPr>
-        <w:t xml:space="preserve"> new)</w:t>
-      </w:r>
-    </w:p>
-    <w:p>
-      <w:pPr>
-        <w:pStyle w:val="FirstParagraph"/>
-      </w:pPr>
-      <w:r>
-        <w:t xml:space="preserve">Your fix and explanation:</w:t>
+        <w:t xml:space="preserve">title =</w:t>
+      </w:r>
+      <w:r>
+        <w:rPr>
+          <w:rStyle w:val="NormalTok"/>
+        </w:rPr>
+        <w:t xml:space="preserve"> </w:t>
+      </w:r>
+      <w:r>
+        <w:rPr>
+          <w:rStyle w:val="StringTok"/>
+        </w:rPr>
+        <w:t xml:space="preserve">"Paper Mass vs. Known Area"</w:t>
+      </w:r>
+      <w:r>
+        <w:rPr>
+          <w:rStyle w:val="NormalTok"/>
+        </w:rPr>
+        <w:t xml:space="preserve">, </w:t>
+      </w:r>
+      <w:r>
+        <w:rPr>
+          <w:rStyle w:val="AttributeTok"/>
+        </w:rPr>
+        <w:t xml:space="preserve">x =</w:t>
+      </w:r>
+      <w:r>
+        <w:rPr>
+          <w:rStyle w:val="NormalTok"/>
+        </w:rPr>
+        <w:t xml:space="preserve"> </w:t>
+      </w:r>
+      <w:r>
+        <w:rPr>
+          <w:rStyle w:val="StringTok"/>
+        </w:rPr>
+        <w:t xml:space="preserve">"Mass (g)"</w:t>
+      </w:r>
+      <w:r>
+        <w:rPr>
+          <w:rStyle w:val="NormalTok"/>
+        </w:rPr>
+        <w:t xml:space="preserve">, </w:t>
+      </w:r>
+      <w:r>
+        <w:rPr>
+          <w:rStyle w:val="AttributeTok"/>
+        </w:rPr>
+        <w:t xml:space="preserve">y =</w:t>
+      </w:r>
+      <w:r>
+        <w:rPr>
+          <w:rStyle w:val="NormalTok"/>
+        </w:rPr>
+        <w:t xml:space="preserve"> </w:t>
+      </w:r>
+      <w:r>
+        <w:rPr>
+          <w:rStyle w:val="StringTok"/>
+        </w:rPr>
+        <w:t xml:space="preserve">"Area (cm²)"</w:t>
+      </w:r>
+      <w:r>
+        <w:rPr>
+          <w:rStyle w:val="NormalTok"/>
+        </w:rPr>
+        <w:t xml:space="preserve">) </w:t>
+      </w:r>
+      <w:r>
+        <w:rPr>
+          <w:rStyle w:val="SpecialCharTok"/>
+        </w:rPr>
+        <w:t xml:space="preserve">+</w:t>
+      </w:r>
+      <w:r>
+        <w:br/>
+      </w:r>
+      <w:r>
+        <w:rPr>
+          <w:rStyle w:val="NormalTok"/>
+        </w:rPr>
+        <w:t xml:space="preserve">  </w:t>
+      </w:r>
+      <w:r>
+        <w:rPr>
+          <w:rStyle w:val="FunctionTok"/>
+        </w:rPr>
+        <w:t xml:space="preserve">theme_minimal</w:t>
+      </w:r>
+      <w:r>
+        <w:rPr>
+          <w:rStyle w:val="NormalTok"/>
+        </w:rPr>
+        <w:t xml:space="preserve">()</w:t>
+      </w:r>
+    </w:p>
+    <w:bookmarkEnd w:id="31"/>
+    <w:bookmarkStart w:id="32" w:name="X947542b35c313e3c813a98b71b2e5469839865e"/>
+    <w:p>
+      <w:pPr>
+        <w:pStyle w:val="Heading3"/>
+      </w:pPr>
+      <w:r>
+        <w:t xml:space="preserve">Sketch or describe what the resulting scatter plot should look like, given that paper of uniform stock has constant area-per-gram.</w:t>
       </w:r>
     </w:p>
     <w:p>
@@ -924,9 +1172,1649 @@
         </w:pict>
       </w:r>
     </w:p>
-    <w:bookmarkEnd w:id="29"/>
-    <w:bookmarkEnd w:id="30"/>
-    <w:bookmarkStart w:id="32" w:name="X19fac04d5a5d6dbca660e85fda058eb10015d87"/>
+    <w:bookmarkEnd w:id="32"/>
+    <w:bookmarkEnd w:id="33"/>
+    <w:bookmarkStart w:id="36" w:name="b4-predict-describe-a-plot"/>
+    <w:p>
+      <w:pPr>
+        <w:pStyle w:val="Heading1"/>
+      </w:pPr>
+      <w:r>
+        <w:t xml:space="preserve">B4 · Predict / describe a plot</w:t>
+      </w:r>
+    </w:p>
+    <w:bookmarkStart w:id="34" w:name="X6cb15e01ca737ce1cc9f79aacf7e1d3a42af375"/>
+    <w:p>
+      <w:pPr>
+        <w:pStyle w:val="Heading3"/>
+      </w:pPr>
+      <w:r>
+        <w:t xml:space="preserve">This code adds a regression line and confidence band:</w:t>
+      </w:r>
+    </w:p>
+    <w:p>
+      <w:pPr>
+        <w:pStyle w:val="SourceCode"/>
+      </w:pPr>
+      <w:r>
+        <w:rPr>
+          <w:rStyle w:val="NormalTok"/>
+        </w:rPr>
+        <w:t xml:space="preserve">paper_df </w:t>
+      </w:r>
+      <w:r>
+        <w:rPr>
+          <w:rStyle w:val="SpecialCharTok"/>
+        </w:rPr>
+        <w:t xml:space="preserve">%&gt;%</w:t>
+      </w:r>
+      <w:r>
+        <w:br/>
+      </w:r>
+      <w:r>
+        <w:rPr>
+          <w:rStyle w:val="NormalTok"/>
+        </w:rPr>
+        <w:t xml:space="preserve">  </w:t>
+      </w:r>
+      <w:r>
+        <w:rPr>
+          <w:rStyle w:val="FunctionTok"/>
+        </w:rPr>
+        <w:t xml:space="preserve">ggplot</w:t>
+      </w:r>
+      <w:r>
+        <w:rPr>
+          <w:rStyle w:val="NormalTok"/>
+        </w:rPr>
+        <w:t xml:space="preserve">(</w:t>
+      </w:r>
+      <w:r>
+        <w:rPr>
+          <w:rStyle w:val="FunctionTok"/>
+        </w:rPr>
+        <w:t xml:space="preserve">aes</w:t>
+      </w:r>
+      <w:r>
+        <w:rPr>
+          <w:rStyle w:val="NormalTok"/>
+        </w:rPr>
+        <w:t xml:space="preserve">(</w:t>
+      </w:r>
+      <w:r>
+        <w:rPr>
+          <w:rStyle w:val="AttributeTok"/>
+        </w:rPr>
+        <w:t xml:space="preserve">x =</w:t>
+      </w:r>
+      <w:r>
+        <w:rPr>
+          <w:rStyle w:val="NormalTok"/>
+        </w:rPr>
+        <w:t xml:space="preserve"> mass_g, </w:t>
+      </w:r>
+      <w:r>
+        <w:rPr>
+          <w:rStyle w:val="AttributeTok"/>
+        </w:rPr>
+        <w:t xml:space="preserve">y =</w:t>
+      </w:r>
+      <w:r>
+        <w:rPr>
+          <w:rStyle w:val="NormalTok"/>
+        </w:rPr>
+        <w:t xml:space="preserve"> area_cm2)) </w:t>
+      </w:r>
+      <w:r>
+        <w:rPr>
+          <w:rStyle w:val="SpecialCharTok"/>
+        </w:rPr>
+        <w:t xml:space="preserve">+</w:t>
+      </w:r>
+      <w:r>
+        <w:br/>
+      </w:r>
+      <w:r>
+        <w:rPr>
+          <w:rStyle w:val="NormalTok"/>
+        </w:rPr>
+        <w:t xml:space="preserve">  </w:t>
+      </w:r>
+      <w:r>
+        <w:rPr>
+          <w:rStyle w:val="FunctionTok"/>
+        </w:rPr>
+        <w:t xml:space="preserve">geom_point</w:t>
+      </w:r>
+      <w:r>
+        <w:rPr>
+          <w:rStyle w:val="NormalTok"/>
+        </w:rPr>
+        <w:t xml:space="preserve">(</w:t>
+      </w:r>
+      <w:r>
+        <w:rPr>
+          <w:rStyle w:val="AttributeTok"/>
+        </w:rPr>
+        <w:t xml:space="preserve">alpha =</w:t>
+      </w:r>
+      <w:r>
+        <w:rPr>
+          <w:rStyle w:val="NormalTok"/>
+        </w:rPr>
+        <w:t xml:space="preserve"> </w:t>
+      </w:r>
+      <w:r>
+        <w:rPr>
+          <w:rStyle w:val="FloatTok"/>
+        </w:rPr>
+        <w:t xml:space="preserve">0.5</w:t>
+      </w:r>
+      <w:r>
+        <w:rPr>
+          <w:rStyle w:val="NormalTok"/>
+        </w:rPr>
+        <w:t xml:space="preserve">, </w:t>
+      </w:r>
+      <w:r>
+        <w:rPr>
+          <w:rStyle w:val="AttributeTok"/>
+        </w:rPr>
+        <w:t xml:space="preserve">size =</w:t>
+      </w:r>
+      <w:r>
+        <w:rPr>
+          <w:rStyle w:val="NormalTok"/>
+        </w:rPr>
+        <w:t xml:space="preserve"> </w:t>
+      </w:r>
+      <w:r>
+        <w:rPr>
+          <w:rStyle w:val="FloatTok"/>
+        </w:rPr>
+        <w:t xml:space="preserve">1.8</w:t>
+      </w:r>
+      <w:r>
+        <w:rPr>
+          <w:rStyle w:val="NormalTok"/>
+        </w:rPr>
+        <w:t xml:space="preserve">) </w:t>
+      </w:r>
+      <w:r>
+        <w:rPr>
+          <w:rStyle w:val="SpecialCharTok"/>
+        </w:rPr>
+        <w:t xml:space="preserve">+</w:t>
+      </w:r>
+      <w:r>
+        <w:br/>
+      </w:r>
+      <w:r>
+        <w:rPr>
+          <w:rStyle w:val="NormalTok"/>
+        </w:rPr>
+        <w:t xml:space="preserve">  </w:t>
+      </w:r>
+      <w:r>
+        <w:rPr>
+          <w:rStyle w:val="FunctionTok"/>
+        </w:rPr>
+        <w:t xml:space="preserve">geom_smooth</w:t>
+      </w:r>
+      <w:r>
+        <w:rPr>
+          <w:rStyle w:val="NormalTok"/>
+        </w:rPr>
+        <w:t xml:space="preserve">(</w:t>
+      </w:r>
+      <w:r>
+        <w:rPr>
+          <w:rStyle w:val="AttributeTok"/>
+        </w:rPr>
+        <w:t xml:space="preserve">method =</w:t>
+      </w:r>
+      <w:r>
+        <w:rPr>
+          <w:rStyle w:val="NormalTok"/>
+        </w:rPr>
+        <w:t xml:space="preserve"> </w:t>
+      </w:r>
+      <w:r>
+        <w:rPr>
+          <w:rStyle w:val="StringTok"/>
+        </w:rPr>
+        <w:t xml:space="preserve">"lm"</w:t>
+      </w:r>
+      <w:r>
+        <w:rPr>
+          <w:rStyle w:val="NormalTok"/>
+        </w:rPr>
+        <w:t xml:space="preserve">, </w:t>
+      </w:r>
+      <w:r>
+        <w:rPr>
+          <w:rStyle w:val="AttributeTok"/>
+        </w:rPr>
+        <w:t xml:space="preserve">se =</w:t>
+      </w:r>
+      <w:r>
+        <w:rPr>
+          <w:rStyle w:val="NormalTok"/>
+        </w:rPr>
+        <w:t xml:space="preserve"> </w:t>
+      </w:r>
+      <w:r>
+        <w:rPr>
+          <w:rStyle w:val="ConstantTok"/>
+        </w:rPr>
+        <w:t xml:space="preserve">TRUE</w:t>
+      </w:r>
+      <w:r>
+        <w:rPr>
+          <w:rStyle w:val="NormalTok"/>
+        </w:rPr>
+        <w:t xml:space="preserve">, </w:t>
+      </w:r>
+      <w:r>
+        <w:rPr>
+          <w:rStyle w:val="AttributeTok"/>
+        </w:rPr>
+        <w:t xml:space="preserve">color =</w:t>
+      </w:r>
+      <w:r>
+        <w:rPr>
+          <w:rStyle w:val="NormalTok"/>
+        </w:rPr>
+        <w:t xml:space="preserve"> </w:t>
+      </w:r>
+      <w:r>
+        <w:rPr>
+          <w:rStyle w:val="StringTok"/>
+        </w:rPr>
+        <w:t xml:space="preserve">"darkblue"</w:t>
+      </w:r>
+      <w:r>
+        <w:rPr>
+          <w:rStyle w:val="NormalTok"/>
+        </w:rPr>
+        <w:t xml:space="preserve">, </w:t>
+      </w:r>
+      <w:r>
+        <w:rPr>
+          <w:rStyle w:val="AttributeTok"/>
+        </w:rPr>
+        <w:t xml:space="preserve">fill =</w:t>
+      </w:r>
+      <w:r>
+        <w:rPr>
+          <w:rStyle w:val="NormalTok"/>
+        </w:rPr>
+        <w:t xml:space="preserve"> </w:t>
+      </w:r>
+      <w:r>
+        <w:rPr>
+          <w:rStyle w:val="StringTok"/>
+        </w:rPr>
+        <w:t xml:space="preserve">"lightblue"</w:t>
+      </w:r>
+      <w:r>
+        <w:rPr>
+          <w:rStyle w:val="NormalTok"/>
+        </w:rPr>
+        <w:t xml:space="preserve">) </w:t>
+      </w:r>
+      <w:r>
+        <w:rPr>
+          <w:rStyle w:val="SpecialCharTok"/>
+        </w:rPr>
+        <w:t xml:space="preserve">+</w:t>
+      </w:r>
+      <w:r>
+        <w:br/>
+      </w:r>
+      <w:r>
+        <w:rPr>
+          <w:rStyle w:val="NormalTok"/>
+        </w:rPr>
+        <w:t xml:space="preserve">  </w:t>
+      </w:r>
+      <w:r>
+        <w:rPr>
+          <w:rStyle w:val="FunctionTok"/>
+        </w:rPr>
+        <w:t xml:space="preserve">theme_minimal</w:t>
+      </w:r>
+      <w:r>
+        <w:rPr>
+          <w:rStyle w:val="NormalTok"/>
+        </w:rPr>
+        <w:t xml:space="preserve">()</w:t>
+      </w:r>
+    </w:p>
+    <w:bookmarkEnd w:id="34"/>
+    <w:bookmarkStart w:id="35" w:name="X4b23cba865837e81a96fc727d70ca5c41bddf88"/>
+    <w:p>
+      <w:pPr>
+        <w:pStyle w:val="Heading3"/>
+      </w:pPr>
+      <w:r>
+        <w:t xml:space="preserve">Describe where the shaded confidence band should be narrowest and where it should be widest, and why.</w:t>
+      </w:r>
+    </w:p>
+    <w:p>
+      <w:pPr>
+        <w:pStyle w:val="SourceCode"/>
+      </w:pPr>
+    </w:p>
+    <w:p>
+      <w:r>
+        <w:pict>
+          <v:rect style="width:0;height:1.5pt" o:hralign="center" o:hrstd="t" o:hr="t"/>
+        </w:pict>
+      </w:r>
+    </w:p>
+    <w:bookmarkEnd w:id="35"/>
+    <w:bookmarkEnd w:id="36"/>
+    <w:bookmarkStart w:id="38" w:name="b5-predict-the-output"/>
+    <w:p>
+      <w:pPr>
+        <w:pStyle w:val="Heading1"/>
+      </w:pPr>
+      <w:r>
+        <w:t xml:space="preserve">B5 · Predict the output</w:t>
+      </w:r>
+    </w:p>
+    <w:bookmarkStart w:id="37" w:name="X27e95fde779bfe9ac9e722319f89334cd919262"/>
+    <w:p>
+      <w:pPr>
+        <w:pStyle w:val="Heading3"/>
+      </w:pPr>
+      <w:r>
+        <w:rPr>
+          <w:rStyle w:val="VerbatimChar"/>
+        </w:rPr>
+        <w:t xml:space="preserve">summary(paper_lm_model)</w:t>
+      </w:r>
+      <w:r>
+        <w:t xml:space="preserve"> </w:t>
+      </w:r>
+      <w:r>
+        <w:t xml:space="preserve">is run. In the Coefficients table, what hypothesis does the</w:t>
+      </w:r>
+      <w:r>
+        <w:t xml:space="preserve"> </w:t>
+      </w:r>
+      <w:r>
+        <w:rPr>
+          <w:rStyle w:val="VerbatimChar"/>
+        </w:rPr>
+        <w:t xml:space="preserve">Pr(&gt;|t|)</w:t>
+      </w:r>
+      <w:r>
+        <w:t xml:space="preserve"> </w:t>
+      </w:r>
+      <w:r>
+        <w:t xml:space="preserve">value for the</w:t>
+      </w:r>
+      <w:r>
+        <w:t xml:space="preserve"> </w:t>
+      </w:r>
+      <w:r>
+        <w:rPr>
+          <w:rStyle w:val="VerbatimChar"/>
+        </w:rPr>
+        <w:t xml:space="preserve">mass_g</w:t>
+      </w:r>
+      <w:r>
+        <w:t xml:space="preserve"> </w:t>
+      </w:r>
+      <w:r>
+        <w:t xml:space="preserve">row test, and what does a very small p-value (e.g. </w:t>
+      </w:r>
+      <w:r>
+        <w:rPr>
+          <w:rStyle w:val="VerbatimChar"/>
+        </w:rPr>
+        <w:t xml:space="preserve">&lt; 2e-16</w:t>
+      </w:r>
+      <w:r>
+        <w:t xml:space="preserve">) tell you?</w:t>
+      </w:r>
+    </w:p>
+    <w:p>
+      <w:pPr>
+        <w:pStyle w:val="SourceCode"/>
+      </w:pPr>
+    </w:p>
+    <w:p>
+      <w:r>
+        <w:pict>
+          <v:rect style="width:0;height:1.5pt" o:hralign="center" o:hrstd="t" o:hr="t"/>
+        </w:pict>
+      </w:r>
+    </w:p>
+    <w:bookmarkEnd w:id="37"/>
+    <w:bookmarkEnd w:id="38"/>
+    <w:bookmarkStart w:id="40" w:name="b6-predict-the-output-code"/>
+    <w:p>
+      <w:pPr>
+        <w:pStyle w:val="Heading1"/>
+      </w:pPr>
+      <w:r>
+        <w:t xml:space="preserve">B6 · Predict the output — code</w:t>
+      </w:r>
+    </w:p>
+    <w:bookmarkStart w:id="39" w:name="X36023940eb08e694905a715583f28f7f1259830"/>
+    <w:p>
+      <w:pPr>
+        <w:pStyle w:val="Heading3"/>
+      </w:pPr>
+      <w:r>
+        <w:t xml:space="preserve">Given</w:t>
+      </w:r>
+      <w:r>
+        <w:t xml:space="preserve"> </w:t>
+      </w:r>
+      <w:r>
+        <w:rPr>
+          <w:rStyle w:val="VerbatimChar"/>
+        </w:rPr>
+        <w:t xml:space="preserve">b_slope &lt;- 130.5</w:t>
+      </w:r>
+      <w:r>
+        <w:t xml:space="preserve"> </w:t>
+      </w:r>
+      <w:r>
+        <w:t xml:space="preserve">and</w:t>
+      </w:r>
+      <w:r>
+        <w:t xml:space="preserve"> </w:t>
+      </w:r>
+      <w:r>
+        <w:rPr>
+          <w:rStyle w:val="VerbatimChar"/>
+        </w:rPr>
+        <w:t xml:space="preserve">a_intercept &lt;- 0.28</w:t>
+      </w:r>
+      <w:r>
+        <w:t xml:space="preserve">, what does this code print?</w:t>
+      </w:r>
+    </w:p>
+    <w:p>
+      <w:pPr>
+        <w:pStyle w:val="SourceCode"/>
+      </w:pPr>
+      <w:r>
+        <w:rPr>
+          <w:rStyle w:val="NormalTok"/>
+        </w:rPr>
+        <w:t xml:space="preserve">mass_sunny </w:t>
+      </w:r>
+      <w:r>
+        <w:rPr>
+          <w:rStyle w:val="OtherTok"/>
+        </w:rPr>
+        <w:t xml:space="preserve">&lt;-</w:t>
+      </w:r>
+      <w:r>
+        <w:rPr>
+          <w:rStyle w:val="NormalTok"/>
+        </w:rPr>
+        <w:t xml:space="preserve"> </w:t>
+      </w:r>
+      <w:r>
+        <w:rPr>
+          <w:rStyle w:val="FloatTok"/>
+        </w:rPr>
+        <w:t xml:space="preserve">0.092</w:t>
+      </w:r>
+      <w:r>
+        <w:br/>
+      </w:r>
+      <w:r>
+        <w:rPr>
+          <w:rStyle w:val="NormalTok"/>
+        </w:rPr>
+        <w:t xml:space="preserve">area_sunny </w:t>
+      </w:r>
+      <w:r>
+        <w:rPr>
+          <w:rStyle w:val="OtherTok"/>
+        </w:rPr>
+        <w:t xml:space="preserve">&lt;-</w:t>
+      </w:r>
+      <w:r>
+        <w:rPr>
+          <w:rStyle w:val="NormalTok"/>
+        </w:rPr>
+        <w:t xml:space="preserve"> b_slope </w:t>
+      </w:r>
+      <w:r>
+        <w:rPr>
+          <w:rStyle w:val="SpecialCharTok"/>
+        </w:rPr>
+        <w:t xml:space="preserve">*</w:t>
+      </w:r>
+      <w:r>
+        <w:rPr>
+          <w:rStyle w:val="NormalTok"/>
+        </w:rPr>
+        <w:t xml:space="preserve"> mass_sunny </w:t>
+      </w:r>
+      <w:r>
+        <w:rPr>
+          <w:rStyle w:val="SpecialCharTok"/>
+        </w:rPr>
+        <w:t xml:space="preserve">+</w:t>
+      </w:r>
+      <w:r>
+        <w:rPr>
+          <w:rStyle w:val="NormalTok"/>
+        </w:rPr>
+        <w:t xml:space="preserve"> a_intercept</w:t>
+      </w:r>
+      <w:r>
+        <w:br/>
+      </w:r>
+      <w:r>
+        <w:rPr>
+          <w:rStyle w:val="FunctionTok"/>
+        </w:rPr>
+        <w:t xml:space="preserve">cat</w:t>
+      </w:r>
+      <w:r>
+        <w:rPr>
+          <w:rStyle w:val="NormalTok"/>
+        </w:rPr>
+        <w:t xml:space="preserve">(</w:t>
+      </w:r>
+      <w:r>
+        <w:rPr>
+          <w:rStyle w:val="StringTok"/>
+        </w:rPr>
+        <w:t xml:space="preserve">"Predicted area:"</w:t>
+      </w:r>
+      <w:r>
+        <w:rPr>
+          <w:rStyle w:val="NormalTok"/>
+        </w:rPr>
+        <w:t xml:space="preserve">, </w:t>
+      </w:r>
+      <w:r>
+        <w:rPr>
+          <w:rStyle w:val="FunctionTok"/>
+        </w:rPr>
+        <w:t xml:space="preserve">round</w:t>
+      </w:r>
+      <w:r>
+        <w:rPr>
+          <w:rStyle w:val="NormalTok"/>
+        </w:rPr>
+        <w:t xml:space="preserve">(area_sunny, </w:t>
+      </w:r>
+      <w:r>
+        <w:rPr>
+          <w:rStyle w:val="DecValTok"/>
+        </w:rPr>
+        <w:t xml:space="preserve">2</w:t>
+      </w:r>
+      <w:r>
+        <w:rPr>
+          <w:rStyle w:val="NormalTok"/>
+        </w:rPr>
+        <w:t xml:space="preserve">), </w:t>
+      </w:r>
+      <w:r>
+        <w:rPr>
+          <w:rStyle w:val="StringTok"/>
+        </w:rPr>
+        <w:t xml:space="preserve">"cm²</w:t>
+      </w:r>
+      <w:r>
+        <w:rPr>
+          <w:rStyle w:val="SpecialCharTok"/>
+        </w:rPr>
+        <w:t xml:space="preserve">\n</w:t>
+      </w:r>
+      <w:r>
+        <w:rPr>
+          <w:rStyle w:val="StringTok"/>
+        </w:rPr>
+        <w:t xml:space="preserve">"</w:t>
+      </w:r>
+      <w:r>
+        <w:rPr>
+          <w:rStyle w:val="NormalTok"/>
+        </w:rPr>
+        <w:t xml:space="preserve">)</w:t>
+      </w:r>
+    </w:p>
+    <w:p>
+      <w:pPr>
+        <w:pStyle w:val="SourceCode"/>
+      </w:pPr>
+    </w:p>
+    <w:p>
+      <w:r>
+        <w:pict>
+          <v:rect style="width:0;height:1.5pt" o:hralign="center" o:hrstd="t" o:hr="t"/>
+        </w:pict>
+      </w:r>
+    </w:p>
+    <w:bookmarkEnd w:id="39"/>
+    <w:bookmarkEnd w:id="40"/>
+    <w:bookmarkStart w:id="42" w:name="b7-predict-describe-a-plot"/>
+    <w:p>
+      <w:pPr>
+        <w:pStyle w:val="Heading1"/>
+      </w:pPr>
+      <w:r>
+        <w:t xml:space="preserve">B7 · Predict / describe a plot</w:t>
+      </w:r>
+    </w:p>
+    <w:bookmarkStart w:id="41" w:name="X3f14d3fa52f0649badf392f68f047c9389f1420"/>
+    <w:p>
+      <w:pPr>
+        <w:pStyle w:val="Heading3"/>
+      </w:pPr>
+      <w:r>
+        <w:rPr>
+          <w:rStyle w:val="VerbatimChar"/>
+        </w:rPr>
+        <w:t xml:space="preserve">par(mfrow = c(2, 2)); plot(paper_lm_model)</w:t>
+      </w:r>
+      <w:r>
+        <w:t xml:space="preserve"> </w:t>
+      </w:r>
+      <w:r>
+        <w:t xml:space="preserve">is run. For a model that fits well (linear, equal variance, normal residuals), describe what panel 1 (Residuals vs Fitted) and panel 2 (Normal Q-Q) should look like.</w:t>
+      </w:r>
+    </w:p>
+    <w:p>
+      <w:pPr>
+        <w:pStyle w:val="SourceCode"/>
+      </w:pPr>
+    </w:p>
+    <w:p>
+      <w:r>
+        <w:pict>
+          <v:rect style="width:0;height:1.5pt" o:hralign="center" o:hrstd="t" o:hr="t"/>
+        </w:pict>
+      </w:r>
+    </w:p>
+    <w:bookmarkEnd w:id="41"/>
+    <w:bookmarkEnd w:id="42"/>
+    <w:bookmarkStart w:id="43" w:name="part-c-troubleshooting"/>
+    <w:p>
+      <w:pPr>
+        <w:pStyle w:val="Heading1"/>
+      </w:pPr>
+      <w:r>
+        <w:t xml:space="preserve">Part C — Troubleshooting</w:t>
+      </w:r>
+    </w:p>
+    <w:bookmarkEnd w:id="43"/>
+    <w:bookmarkStart w:id="45" w:name="c1-find-the-error"/>
+    <w:p>
+      <w:pPr>
+        <w:pStyle w:val="Heading1"/>
+      </w:pPr>
+      <w:r>
+        <w:t xml:space="preserve">C1 · Find the error</w:t>
+      </w:r>
+    </w:p>
+    <w:bookmarkStart w:id="44" w:name="X7282a9c0320a2488a3a0830d34f2eb30fa44a64"/>
+    <w:p>
+      <w:pPr>
+        <w:pStyle w:val="Heading3"/>
+      </w:pPr>
+      <w:r>
+        <w:t xml:space="preserve">A student wants to predict area from mass but writes the formula backwards. What is wrong, and what should it be?</w:t>
+      </w:r>
+    </w:p>
+    <w:p>
+      <w:pPr>
+        <w:pStyle w:val="SourceCode"/>
+      </w:pPr>
+      <w:r>
+        <w:rPr>
+          <w:rStyle w:val="NormalTok"/>
+        </w:rPr>
+        <w:t xml:space="preserve">paper_lm_model </w:t>
+      </w:r>
+      <w:r>
+        <w:rPr>
+          <w:rStyle w:val="OtherTok"/>
+        </w:rPr>
+        <w:t xml:space="preserve">&lt;-</w:t>
+      </w:r>
+      <w:r>
+        <w:rPr>
+          <w:rStyle w:val="NormalTok"/>
+        </w:rPr>
+        <w:t xml:space="preserve"> </w:t>
+      </w:r>
+      <w:r>
+        <w:rPr>
+          <w:rStyle w:val="FunctionTok"/>
+        </w:rPr>
+        <w:t xml:space="preserve">lm</w:t>
+      </w:r>
+      <w:r>
+        <w:rPr>
+          <w:rStyle w:val="NormalTok"/>
+        </w:rPr>
+        <w:t xml:space="preserve">(mass_g </w:t>
+      </w:r>
+      <w:r>
+        <w:rPr>
+          <w:rStyle w:val="SpecialCharTok"/>
+        </w:rPr>
+        <w:t xml:space="preserve">~</w:t>
+      </w:r>
+      <w:r>
+        <w:rPr>
+          <w:rStyle w:val="NormalTok"/>
+        </w:rPr>
+        <w:t xml:space="preserve"> area_cm2, </w:t>
+      </w:r>
+      <w:r>
+        <w:rPr>
+          <w:rStyle w:val="AttributeTok"/>
+        </w:rPr>
+        <w:t xml:space="preserve">data =</w:t>
+      </w:r>
+      <w:r>
+        <w:rPr>
+          <w:rStyle w:val="NormalTok"/>
+        </w:rPr>
+        <w:t xml:space="preserve"> paper_df)</w:t>
+      </w:r>
+    </w:p>
+    <w:p>
+      <w:pPr>
+        <w:pStyle w:val="FirstParagraph"/>
+      </w:pPr>
+      <w:r>
+        <w:t xml:space="preserve">Your fix and explanation:</w:t>
+      </w:r>
+    </w:p>
+    <w:p>
+      <w:pPr>
+        <w:pStyle w:val="SourceCode"/>
+      </w:pPr>
+    </w:p>
+    <w:p>
+      <w:r>
+        <w:pict>
+          <v:rect style="width:0;height:1.5pt" o:hralign="center" o:hrstd="t" o:hr="t"/>
+        </w:pict>
+      </w:r>
+    </w:p>
+    <w:bookmarkEnd w:id="44"/>
+    <w:bookmarkEnd w:id="45"/>
+    <w:bookmarkStart w:id="47" w:name="c2-find-the-error"/>
+    <w:p>
+      <w:pPr>
+        <w:pStyle w:val="Heading1"/>
+      </w:pPr>
+      <w:r>
+        <w:t xml:space="preserve">C2 · Find the error</w:t>
+      </w:r>
+    </w:p>
+    <w:bookmarkStart w:id="46" w:name="X53b767dcc586cf9cbac2056b7bbf251d99b9623"/>
+    <w:p>
+      <w:pPr>
+        <w:pStyle w:val="Heading3"/>
+      </w:pPr>
+      <w:r>
+        <w:t xml:space="preserve">This code errors with</w:t>
+      </w:r>
+      <w:r>
+        <w:t xml:space="preserve"> </w:t>
+      </w:r>
+      <w:r>
+        <w:rPr>
+          <w:rStyle w:val="VerbatimChar"/>
+        </w:rPr>
+        <w:t xml:space="preserve">object 'mass_g' not found</w:t>
+      </w:r>
+      <w:r>
+        <w:t xml:space="preserve">. Why, and how do you fix it?</w:t>
+      </w:r>
+    </w:p>
+    <w:p>
+      <w:pPr>
+        <w:pStyle w:val="SourceCode"/>
+      </w:pPr>
+      <w:r>
+        <w:rPr>
+          <w:rStyle w:val="NormalTok"/>
+        </w:rPr>
+        <w:t xml:space="preserve">new </w:t>
+      </w:r>
+      <w:r>
+        <w:rPr>
+          <w:rStyle w:val="OtherTok"/>
+        </w:rPr>
+        <w:t xml:space="preserve">&lt;-</w:t>
+      </w:r>
+      <w:r>
+        <w:rPr>
+          <w:rStyle w:val="NormalTok"/>
+        </w:rPr>
+        <w:t xml:space="preserve"> </w:t>
+      </w:r>
+      <w:r>
+        <w:rPr>
+          <w:rStyle w:val="FunctionTok"/>
+        </w:rPr>
+        <w:t xml:space="preserve">tibble</w:t>
+      </w:r>
+      <w:r>
+        <w:rPr>
+          <w:rStyle w:val="NormalTok"/>
+        </w:rPr>
+        <w:t xml:space="preserve">(</w:t>
+      </w:r>
+      <w:r>
+        <w:rPr>
+          <w:rStyle w:val="AttributeTok"/>
+        </w:rPr>
+        <w:t xml:space="preserve">mass =</w:t>
+      </w:r>
+      <w:r>
+        <w:rPr>
+          <w:rStyle w:val="NormalTok"/>
+        </w:rPr>
+        <w:t xml:space="preserve"> </w:t>
+      </w:r>
+      <w:r>
+        <w:rPr>
+          <w:rStyle w:val="FloatTok"/>
+        </w:rPr>
+        <w:t xml:space="preserve">0.092</w:t>
+      </w:r>
+      <w:r>
+        <w:rPr>
+          <w:rStyle w:val="NormalTok"/>
+        </w:rPr>
+        <w:t xml:space="preserve">)</w:t>
+      </w:r>
+      <w:r>
+        <w:br/>
+      </w:r>
+      <w:r>
+        <w:rPr>
+          <w:rStyle w:val="FunctionTok"/>
+        </w:rPr>
+        <w:t xml:space="preserve">predict</w:t>
+      </w:r>
+      <w:r>
+        <w:rPr>
+          <w:rStyle w:val="NormalTok"/>
+        </w:rPr>
+        <w:t xml:space="preserve">(paper_lm_model, </w:t>
+      </w:r>
+      <w:r>
+        <w:rPr>
+          <w:rStyle w:val="AttributeTok"/>
+        </w:rPr>
+        <w:t xml:space="preserve">newdata =</w:t>
+      </w:r>
+      <w:r>
+        <w:rPr>
+          <w:rStyle w:val="NormalTok"/>
+        </w:rPr>
+        <w:t xml:space="preserve"> new)</w:t>
+      </w:r>
+    </w:p>
+    <w:p>
+      <w:pPr>
+        <w:pStyle w:val="FirstParagraph"/>
+      </w:pPr>
+      <w:r>
+        <w:t xml:space="preserve">Your fix and explanation:</w:t>
+      </w:r>
+    </w:p>
+    <w:p>
+      <w:pPr>
+        <w:pStyle w:val="SourceCode"/>
+      </w:pPr>
+    </w:p>
+    <w:p>
+      <w:r>
+        <w:pict>
+          <v:rect style="width:0;height:1.5pt" o:hralign="center" o:hrstd="t" o:hr="t"/>
+        </w:pict>
+      </w:r>
+    </w:p>
+    <w:bookmarkEnd w:id="46"/>
+    <w:bookmarkEnd w:id="47"/>
+    <w:bookmarkStart w:id="49" w:name="c3-find-the-error"/>
+    <w:p>
+      <w:pPr>
+        <w:pStyle w:val="Heading1"/>
+      </w:pPr>
+      <w:r>
+        <w:t xml:space="preserve">C3 · Find the error</w:t>
+      </w:r>
+    </w:p>
+    <w:bookmarkStart w:id="48" w:name="X12b778d7333c7a41d460cd8952b37d0e30dddc3"/>
+    <w:p>
+      <w:pPr>
+        <w:pStyle w:val="Heading3"/>
+      </w:pPr>
+      <w:r>
+        <w:t xml:space="preserve">A student wants to check the normality assumption but runs Shapiro-Wilk on the raw response variable instead of the residuals. What is wrong with this, and what is the correct code?</w:t>
+      </w:r>
+    </w:p>
+    <w:p>
+      <w:pPr>
+        <w:pStyle w:val="SourceCode"/>
+      </w:pPr>
+      <w:r>
+        <w:rPr>
+          <w:rStyle w:val="FunctionTok"/>
+        </w:rPr>
+        <w:t xml:space="preserve">shapiro.test</w:t>
+      </w:r>
+      <w:r>
+        <w:rPr>
+          <w:rStyle w:val="NormalTok"/>
+        </w:rPr>
+        <w:t xml:space="preserve">(paper_df</w:t>
+      </w:r>
+      <w:r>
+        <w:rPr>
+          <w:rStyle w:val="SpecialCharTok"/>
+        </w:rPr>
+        <w:t xml:space="preserve">$</w:t>
+      </w:r>
+      <w:r>
+        <w:rPr>
+          <w:rStyle w:val="NormalTok"/>
+        </w:rPr>
+        <w:t xml:space="preserve">area_cm2)</w:t>
+      </w:r>
+    </w:p>
+    <w:p>
+      <w:pPr>
+        <w:pStyle w:val="FirstParagraph"/>
+      </w:pPr>
+      <w:r>
+        <w:t xml:space="preserve">Your fix and explanation:</w:t>
+      </w:r>
+    </w:p>
+    <w:p>
+      <w:pPr>
+        <w:pStyle w:val="SourceCode"/>
+      </w:pPr>
+    </w:p>
+    <w:p>
+      <w:r>
+        <w:pict>
+          <v:rect style="width:0;height:1.5pt" o:hralign="center" o:hrstd="t" o:hr="t"/>
+        </w:pict>
+      </w:r>
+    </w:p>
+    <w:bookmarkEnd w:id="48"/>
+    <w:bookmarkEnd w:id="49"/>
+    <w:bookmarkStart w:id="51" w:name="c4-find-the-error"/>
+    <w:p>
+      <w:pPr>
+        <w:pStyle w:val="Heading1"/>
+      </w:pPr>
+      <w:r>
+        <w:t xml:space="preserve">C4 · Find the error</w:t>
+      </w:r>
+    </w:p>
+    <w:bookmarkStart w:id="50" w:name="X01b40d8f760427d7f2e63e5ce47e726ca853e2f"/>
+    <w:p>
+      <w:pPr>
+        <w:pStyle w:val="Heading3"/>
+      </w:pPr>
+      <w:r>
+        <w:t xml:space="preserve">This code throws</w:t>
+      </w:r>
+      <w:r>
+        <w:t xml:space="preserve"> </w:t>
+      </w:r>
+      <w:r>
+        <w:rPr>
+          <w:rStyle w:val="VerbatimChar"/>
+        </w:rPr>
+        <w:t xml:space="preserve">Error in coef(paper_lm_model) : object 'paper_lm_model' not found</w:t>
+      </w:r>
+      <w:r>
+        <w:t xml:space="preserve">. What most likely happened, and what two lines need to run first?</w:t>
+      </w:r>
+    </w:p>
+    <w:p>
+      <w:pPr>
+        <w:pStyle w:val="SourceCode"/>
+      </w:pPr>
+      <w:r>
+        <w:rPr>
+          <w:rStyle w:val="NormalTok"/>
+        </w:rPr>
+        <w:t xml:space="preserve">a_intercept </w:t>
+      </w:r>
+      <w:r>
+        <w:rPr>
+          <w:rStyle w:val="OtherTok"/>
+        </w:rPr>
+        <w:t xml:space="preserve">&lt;-</w:t>
+      </w:r>
+      <w:r>
+        <w:rPr>
+          <w:rStyle w:val="NormalTok"/>
+        </w:rPr>
+        <w:t xml:space="preserve"> </w:t>
+      </w:r>
+      <w:r>
+        <w:rPr>
+          <w:rStyle w:val="FunctionTok"/>
+        </w:rPr>
+        <w:t xml:space="preserve">coef</w:t>
+      </w:r>
+      <w:r>
+        <w:rPr>
+          <w:rStyle w:val="NormalTok"/>
+        </w:rPr>
+        <w:t xml:space="preserve">(paper_lm_model)[</w:t>
+      </w:r>
+      <w:r>
+        <w:rPr>
+          <w:rStyle w:val="DecValTok"/>
+        </w:rPr>
+        <w:t xml:space="preserve">1</w:t>
+      </w:r>
+      <w:r>
+        <w:rPr>
+          <w:rStyle w:val="NormalTok"/>
+        </w:rPr>
+        <w:t xml:space="preserve">]</w:t>
+      </w:r>
+      <w:r>
+        <w:br/>
+      </w:r>
+      <w:r>
+        <w:rPr>
+          <w:rStyle w:val="NormalTok"/>
+        </w:rPr>
+        <w:t xml:space="preserve">b_slope </w:t>
+      </w:r>
+      <w:r>
+        <w:rPr>
+          <w:rStyle w:val="OtherTok"/>
+        </w:rPr>
+        <w:t xml:space="preserve">&lt;-</w:t>
+      </w:r>
+      <w:r>
+        <w:rPr>
+          <w:rStyle w:val="NormalTok"/>
+        </w:rPr>
+        <w:t xml:space="preserve"> </w:t>
+      </w:r>
+      <w:r>
+        <w:rPr>
+          <w:rStyle w:val="FunctionTok"/>
+        </w:rPr>
+        <w:t xml:space="preserve">coef</w:t>
+      </w:r>
+      <w:r>
+        <w:rPr>
+          <w:rStyle w:val="NormalTok"/>
+        </w:rPr>
+        <w:t xml:space="preserve">(paper_lm_model)[</w:t>
+      </w:r>
+      <w:r>
+        <w:rPr>
+          <w:rStyle w:val="DecValTok"/>
+        </w:rPr>
+        <w:t xml:space="preserve">2</w:t>
+      </w:r>
+      <w:r>
+        <w:rPr>
+          <w:rStyle w:val="NormalTok"/>
+        </w:rPr>
+        <w:t xml:space="preserve">]</w:t>
+      </w:r>
+    </w:p>
+    <w:p>
+      <w:pPr>
+        <w:pStyle w:val="SourceCode"/>
+      </w:pPr>
+    </w:p>
+    <w:p>
+      <w:r>
+        <w:pict>
+          <v:rect style="width:0;height:1.5pt" o:hralign="center" o:hrstd="t" o:hr="t"/>
+        </w:pict>
+      </w:r>
+    </w:p>
+    <w:bookmarkEnd w:id="50"/>
+    <w:bookmarkEnd w:id="51"/>
+    <w:bookmarkStart w:id="53" w:name="c5-find-the-error"/>
+    <w:p>
+      <w:pPr>
+        <w:pStyle w:val="Heading1"/>
+      </w:pPr>
+      <w:r>
+        <w:t xml:space="preserve">C5 · Find the error</w:t>
+      </w:r>
+    </w:p>
+    <w:bookmarkStart w:id="52" w:name="Xe76ee5d7f93cff3f09946bddffcbe343756d19d"/>
+    <w:p>
+      <w:pPr>
+        <w:pStyle w:val="Heading3"/>
+      </w:pPr>
+      <w:r>
+        <w:t xml:space="preserve">A student concludes</w:t>
+      </w:r>
+      <w:r>
+        <w:t xml:space="preserve"> </w:t>
+      </w:r>
+      <w:r>
+        <w:t xml:space="preserve">“R² = 0.9999, so the model must be correct — no need to check assumptions.”</w:t>
+      </w:r>
+      <w:r>
+        <w:t xml:space="preserve"> </w:t>
+      </w:r>
+      <w:r>
+        <w:t xml:space="preserve">What is wrong with this reasoning?</w:t>
+      </w:r>
+    </w:p>
+    <w:p>
+      <w:pPr>
+        <w:pStyle w:val="SourceCode"/>
+      </w:pPr>
+    </w:p>
+    <w:p>
+      <w:r>
+        <w:pict>
+          <v:rect style="width:0;height:1.5pt" o:hralign="center" o:hrstd="t" o:hr="t"/>
+        </w:pict>
+      </w:r>
+    </w:p>
+    <w:bookmarkEnd w:id="52"/>
+    <w:bookmarkEnd w:id="53"/>
+    <w:bookmarkStart w:id="55" w:name="c6-find-the-error"/>
+    <w:p>
+      <w:pPr>
+        <w:pStyle w:val="Heading1"/>
+      </w:pPr>
+      <w:r>
+        <w:t xml:space="preserve">C6 · Find the error</w:t>
+      </w:r>
+    </w:p>
+    <w:bookmarkStart w:id="54" w:name="X6064f3620acbd3442f4e6ac35cd9ba771a31392"/>
+    <w:p>
+      <w:pPr>
+        <w:pStyle w:val="Heading3"/>
+      </w:pPr>
+      <w:r>
+        <w:t xml:space="preserve">This code is meant to get a 95%</w:t>
+      </w:r>
+      <w:r>
+        <w:t xml:space="preserve"> </w:t>
+      </w:r>
+      <w:r>
+        <w:rPr>
+          <w:i/>
+          <w:iCs/>
+        </w:rPr>
+        <w:t xml:space="preserve">prediction</w:t>
+      </w:r>
+      <w:r>
+        <w:t xml:space="preserve"> </w:t>
+      </w:r>
+      <w:r>
+        <w:t xml:space="preserve">interval but actually gives a confidence interval. Explain the mistake and correct it.</w:t>
+      </w:r>
+    </w:p>
+    <w:p>
+      <w:pPr>
+        <w:pStyle w:val="SourceCode"/>
+      </w:pPr>
+      <w:r>
+        <w:rPr>
+          <w:rStyle w:val="FunctionTok"/>
+        </w:rPr>
+        <w:t xml:space="preserve">predict</w:t>
+      </w:r>
+      <w:r>
+        <w:rPr>
+          <w:rStyle w:val="NormalTok"/>
+        </w:rPr>
+        <w:t xml:space="preserve">(paper_lm_model, </w:t>
+      </w:r>
+      <w:r>
+        <w:rPr>
+          <w:rStyle w:val="AttributeTok"/>
+        </w:rPr>
+        <w:t xml:space="preserve">newdata =</w:t>
+      </w:r>
+      <w:r>
+        <w:rPr>
+          <w:rStyle w:val="NormalTok"/>
+        </w:rPr>
+        <w:t xml:space="preserve"> new_masses, </w:t>
+      </w:r>
+      <w:r>
+        <w:rPr>
+          <w:rStyle w:val="AttributeTok"/>
+        </w:rPr>
+        <w:t xml:space="preserve">interval =</w:t>
+      </w:r>
+      <w:r>
+        <w:rPr>
+          <w:rStyle w:val="NormalTok"/>
+        </w:rPr>
+        <w:t xml:space="preserve"> </w:t>
+      </w:r>
+      <w:r>
+        <w:rPr>
+          <w:rStyle w:val="StringTok"/>
+        </w:rPr>
+        <w:t xml:space="preserve">"confidence"</w:t>
+      </w:r>
+      <w:r>
+        <w:rPr>
+          <w:rStyle w:val="NormalTok"/>
+        </w:rPr>
+        <w:t xml:space="preserve">)</w:t>
+      </w:r>
+    </w:p>
+    <w:p>
+      <w:pPr>
+        <w:pStyle w:val="FirstParagraph"/>
+      </w:pPr>
+      <w:r>
+        <w:t xml:space="preserve">Your fix and explanation:</w:t>
+      </w:r>
+    </w:p>
+    <w:p>
+      <w:pPr>
+        <w:pStyle w:val="SourceCode"/>
+      </w:pPr>
+    </w:p>
+    <w:p>
+      <w:r>
+        <w:pict>
+          <v:rect style="width:0;height:1.5pt" o:hralign="center" o:hrstd="t" o:hr="t"/>
+        </w:pict>
+      </w:r>
+    </w:p>
+    <w:bookmarkEnd w:id="54"/>
+    <w:bookmarkEnd w:id="55"/>
+    <w:bookmarkStart w:id="57" w:name="c7-find-the-error"/>
+    <w:p>
+      <w:pPr>
+        <w:pStyle w:val="Heading1"/>
+      </w:pPr>
+      <w:r>
+        <w:t xml:space="preserve">C7 · Find the error</w:t>
+      </w:r>
+    </w:p>
+    <w:bookmarkStart w:id="56" w:name="X05c8dd4b814d60f22396289ac58000ab08e35ca"/>
+    <w:p>
+      <w:pPr>
+        <w:pStyle w:val="Heading3"/>
+      </w:pPr>
+      <w:r>
+        <w:t xml:space="preserve">A student trusts a prediction made with</w:t>
+      </w:r>
+      <w:r>
+        <w:t xml:space="preserve"> </w:t>
+      </w:r>
+      <w:r>
+        <w:rPr>
+          <w:rStyle w:val="VerbatimChar"/>
+        </w:rPr>
+        <w:t xml:space="preserve">mass_g = 5.2</w:t>
+      </w:r>
+      <w:r>
+        <w:t xml:space="preserve"> </w:t>
+      </w:r>
+      <w:r>
+        <w:t xml:space="preserve">even though the calibration data only ranges from about 0.01 to 4.5 g of mass. What is the problem with this prediction called, and why is it risky?</w:t>
+      </w:r>
+    </w:p>
+    <w:p>
+      <w:pPr>
+        <w:pStyle w:val="SourceCode"/>
+      </w:pPr>
+    </w:p>
+    <w:p>
+      <w:r>
+        <w:pict>
+          <v:rect style="width:0;height:1.5pt" o:hralign="center" o:hrstd="t" o:hr="t"/>
+        </w:pict>
+      </w:r>
+    </w:p>
+    <w:bookmarkEnd w:id="56"/>
+    <w:bookmarkEnd w:id="57"/>
+    <w:bookmarkStart w:id="58" w:name="part-d-open-ended-applied"/>
+    <w:p>
+      <w:pPr>
+        <w:pStyle w:val="Heading1"/>
+      </w:pPr>
+      <w:r>
+        <w:t xml:space="preserve">Part D — Open-Ended / Applied</w:t>
+      </w:r>
+    </w:p>
+    <w:bookmarkEnd w:id="58"/>
+    <w:bookmarkStart w:id="60" w:name="d1-hypotheses"/>
+    <w:p>
+      <w:pPr>
+        <w:pStyle w:val="Heading1"/>
+      </w:pPr>
+      <w:r>
+        <w:t xml:space="preserve">D1 · Hypotheses</w:t>
+      </w:r>
+    </w:p>
+    <w:bookmarkStart w:id="59" w:name="X4fd717ab1a9b041288abc97df4ee97745b55db6"/>
+    <w:p>
+      <w:pPr>
+        <w:pStyle w:val="Heading3"/>
+      </w:pPr>
+      <w:r>
+        <w:t xml:space="preserve">Write H₀ and Hₐ for the slope (β) in a simple linear regression of area on mass.</w:t>
+      </w:r>
+    </w:p>
+    <w:p>
+      <w:pPr>
+        <w:pStyle w:val="SourceCode"/>
+      </w:pPr>
+      <w:r>
+        <w:rPr>
+          <w:rStyle w:val="VerbatimChar"/>
+        </w:rPr>
+        <w:t xml:space="preserve">H0:</w:t>
+      </w:r>
+      <w:r>
+        <w:br/>
+      </w:r>
+      <w:r>
+        <w:rPr>
+          <w:rStyle w:val="VerbatimChar"/>
+        </w:rPr>
+        <w:t xml:space="preserve">Ha:</w:t>
+      </w:r>
+    </w:p>
+    <w:p>
+      <w:r>
+        <w:pict>
+          <v:rect style="width:0;height:1.5pt" o:hralign="center" o:hrstd="t" o:hr="t"/>
+        </w:pict>
+      </w:r>
+    </w:p>
+    <w:bookmarkEnd w:id="59"/>
+    <w:bookmarkEnd w:id="60"/>
+    <w:bookmarkStart w:id="62" w:name="d2-assumptions"/>
+    <w:p>
+      <w:pPr>
+        <w:pStyle w:val="Heading1"/>
+      </w:pPr>
+      <w:r>
+        <w:t xml:space="preserve">D2 · Assumptions</w:t>
+      </w:r>
+    </w:p>
+    <w:bookmarkStart w:id="61" w:name="X1aac18fa88a8e068c7176d49829535482a0fbcc"/>
+    <w:p>
+      <w:pPr>
+        <w:pStyle w:val="Heading3"/>
+      </w:pPr>
+      <w:r>
+        <w:t xml:space="preserve">List the four assumptions of linear regression, and briefly describe how you would check each one using</w:t>
+      </w:r>
+      <w:r>
+        <w:t xml:space="preserve"> </w:t>
+      </w:r>
+      <w:r>
+        <w:rPr>
+          <w:rStyle w:val="VerbatimChar"/>
+        </w:rPr>
+        <w:t xml:space="preserve">plot(model)</w:t>
+      </w:r>
+      <w:r>
+        <w:t xml:space="preserve"> </w:t>
+      </w:r>
+      <w:r>
+        <w:t xml:space="preserve">and/or</w:t>
+      </w:r>
+      <w:r>
+        <w:t xml:space="preserve"> </w:t>
+      </w:r>
+      <w:r>
+        <w:rPr>
+          <w:rStyle w:val="VerbatimChar"/>
+        </w:rPr>
+        <w:t xml:space="preserve">shapiro.test()</w:t>
+      </w:r>
+      <w:r>
+        <w:t xml:space="preserve">.</w:t>
+      </w:r>
+    </w:p>
+    <w:p>
+      <w:pPr>
+        <w:pStyle w:val="SourceCode"/>
+      </w:pPr>
+    </w:p>
+    <w:p>
+      <w:r>
+        <w:pict>
+          <v:rect style="width:0;height:1.5pt" o:hralign="center" o:hrstd="t" o:hr="t"/>
+        </w:pict>
+      </w:r>
+    </w:p>
+    <w:bookmarkEnd w:id="61"/>
+    <w:bookmarkEnd w:id="62"/>
+    <w:bookmarkStart w:id="64" w:name="d3-interpretation"/>
+    <w:p>
+      <w:pPr>
+        <w:pStyle w:val="Heading1"/>
+      </w:pPr>
+      <w:r>
+        <w:t xml:space="preserve">D3 · Interpretation</w:t>
+      </w:r>
+    </w:p>
+    <w:bookmarkStart w:id="63" w:name="Xf76fe1dc0238f44a278a3ea34a47e4ecb81b8d2"/>
+    <w:p>
+      <w:pPr>
+        <w:pStyle w:val="Heading3"/>
+      </w:pPr>
+      <w:r>
+        <w:t xml:space="preserve">A regression of leaf area on tracing mass gives R² = 0.45 in an ecological dataset (not the paper calibration). Is this a useless result? Explain why or why not, referencing the difference between statistical significance and the strength of fit.</w:t>
+      </w:r>
+    </w:p>
+    <w:p>
+      <w:pPr>
+        <w:pStyle w:val="SourceCode"/>
+      </w:pPr>
+    </w:p>
+    <w:p>
+      <w:r>
+        <w:pict>
+          <v:rect style="width:0;height:1.5pt" o:hralign="center" o:hrstd="t" o:hr="t"/>
+        </w:pict>
+      </w:r>
+    </w:p>
+    <w:bookmarkEnd w:id="63"/>
+    <w:bookmarkEnd w:id="64"/>
+    <w:bookmarkStart w:id="66" w:name="d4-correlation-vs.-causation"/>
+    <w:p>
+      <w:pPr>
+        <w:pStyle w:val="Heading1"/>
+      </w:pPr>
+      <w:r>
+        <w:t xml:space="preserve">D4 · Correlation vs. causation</w:t>
+      </w:r>
+    </w:p>
+    <w:bookmarkStart w:id="65" w:name="Xd73b263a1ba8ac6eca48c3e68e71d4b0b16645c"/>
+    <w:p>
+      <w:pPr>
+        <w:pStyle w:val="Heading3"/>
+      </w:pPr>
+      <w:r>
+        <w:t xml:space="preserve">Both flipper length and body mass in the Palmer penguins dataset are measured, not manipulated. Explain why it is more appropriate to describe their relationship using correlation, and what would make a regression more appropriate instead.</w:t>
+      </w:r>
+    </w:p>
+    <w:p>
+      <w:pPr>
+        <w:pStyle w:val="SourceCode"/>
+      </w:pPr>
+    </w:p>
+    <w:p>
+      <w:r>
+        <w:pict>
+          <v:rect style="width:0;height:1.5pt" o:hralign="center" o:hrstd="t" o:hr="t"/>
+        </w:pict>
+      </w:r>
+    </w:p>
+    <w:bookmarkEnd w:id="65"/>
+    <w:bookmarkEnd w:id="66"/>
+    <w:bookmarkStart w:id="68" w:name="d5-application"/>
+    <w:p>
+      <w:pPr>
+        <w:pStyle w:val="Heading1"/>
+      </w:pPr>
+      <w:r>
+        <w:t xml:space="preserve">D5 · Application</w:t>
+      </w:r>
+    </w:p>
+    <w:bookmarkStart w:id="67" w:name="X6f63c99273ff577bb479c48e2094a6a741e0701"/>
+    <w:p>
+      <w:pPr>
+        <w:pStyle w:val="Heading3"/>
+      </w:pPr>
+      <w:r>
+        <w:t xml:space="preserve">Explain, in your own words, why building a calibration curve (paper mass → known area) lets you estimate leaf area without ever measuring leaf area directly. What is the key assumption that makes this trick work?</w:t>
+      </w:r>
+    </w:p>
+    <w:p>
+      <w:pPr>
+        <w:pStyle w:val="SourceCode"/>
+      </w:pPr>
+    </w:p>
+    <w:p>
+      <w:r>
+        <w:pict>
+          <v:rect style="width:0;height:1.5pt" o:hralign="center" o:hrstd="t" o:hr="t"/>
+        </w:pict>
+      </w:r>
+    </w:p>
+    <w:bookmarkEnd w:id="67"/>
+    <w:bookmarkEnd w:id="68"/>
+    <w:bookmarkStart w:id="70" w:name="d6-reporting"/>
+    <w:p>
+      <w:pPr>
+        <w:pStyle w:val="Heading1"/>
+      </w:pPr>
+      <w:r>
+        <w:t xml:space="preserve">D6 · Reporting</w:t>
+      </w:r>
+    </w:p>
+    <w:bookmarkStart w:id="69" w:name="X2ba816c2340f45fca2c594db15c2dbf74b60029"/>
+    <w:p>
+      <w:pPr>
+        <w:pStyle w:val="Heading3"/>
+      </w:pPr>
+      <w:r>
+        <w:t xml:space="preserve">List the five pieces of information that should always be included when reporting a regression result in a results paragraph (e.g. </w:t>
+      </w:r>
+      <w:r>
+        <w:t xml:space="preserve">“linear regression: F(1,116) = 1450, p &lt; 0.001, R² = 0.9999…”</w:t>
+      </w:r>
+      <w:r>
+        <w:t xml:space="preserve">).</w:t>
+      </w:r>
+    </w:p>
+    <w:p>
+      <w:pPr>
+        <w:pStyle w:val="SourceCode"/>
+      </w:pPr>
+    </w:p>
+    <w:p>
+      <w:r>
+        <w:pict>
+          <v:rect style="width:0;height:1.5pt" o:hralign="center" o:hrstd="t" o:hr="t"/>
+        </w:pict>
+      </w:r>
+    </w:p>
+    <w:bookmarkEnd w:id="69"/>
+    <w:bookmarkEnd w:id="70"/>
+    <w:bookmarkStart w:id="72" w:name="d7-applied-reasoning"/>
+    <w:p>
+      <w:pPr>
+        <w:pStyle w:val="Heading1"/>
+      </w:pPr>
+      <w:r>
+        <w:t xml:space="preserve">D7 · Applied reasoning</w:t>
+      </w:r>
+    </w:p>
+    <w:bookmarkStart w:id="71" w:name="X53f95bdf306e1d426cc321f991359f7464524ef"/>
+    <w:p>
+      <w:pPr>
+        <w:pStyle w:val="Heading3"/>
+      </w:pPr>
+      <w:r>
+        <w:t xml:space="preserve">Predictions from</w:t>
+      </w:r>
+      <w:r>
+        <w:t xml:space="preserve"> </w:t>
+      </w:r>
+      <w:r>
+        <w:rPr>
+          <w:rStyle w:val="VerbatimChar"/>
+        </w:rPr>
+        <w:t xml:space="preserve">predict()</w:t>
+      </w:r>
+      <w:r>
+        <w:t xml:space="preserve"> </w:t>
+      </w:r>
+      <w:r>
+        <w:t xml:space="preserve">at flipper lengths of 180–220 mm are trustworthy for the penguins in the</w:t>
+      </w:r>
+      <w:r>
+        <w:t xml:space="preserve"> </w:t>
+      </w:r>
+      <w:r>
+        <w:rPr>
+          <w:rStyle w:val="VerbatimChar"/>
+        </w:rPr>
+        <w:t xml:space="preserve">common_code</w:t>
+      </w:r>
+      <w:r>
+        <w:t xml:space="preserve"> </w:t>
+      </w:r>
+      <w:r>
+        <w:t xml:space="preserve">regression example, but a prediction at 100 mm or 300 mm would not be. Explain why, using the term</w:t>
+      </w:r>
+      <w:r>
+        <w:t xml:space="preserve"> </w:t>
+      </w:r>
+      <w:r>
+        <w:t xml:space="preserve">“extrapolation.”</w:t>
+      </w:r>
+    </w:p>
+    <w:p>
+      <w:pPr>
+        <w:pStyle w:val="SourceCode"/>
+      </w:pPr>
+    </w:p>
+    <w:p>
+      <w:r>
+        <w:pict>
+          <v:rect style="width:0;height:1.5pt" o:hralign="center" o:hrstd="t" o:hr="t"/>
+        </w:pict>
+      </w:r>
+    </w:p>
+    <w:bookmarkEnd w:id="71"/>
+    <w:bookmarkEnd w:id="72"/>
+    <w:bookmarkStart w:id="73" w:name="X19fac04d5a5d6dbca660e85fda058eb10015d87"/>
     <w:p>
       <w:pPr>
         <w:pStyle w:val="Heading1"/>
@@ -1003,7 +2891,302 @@
               <w:pStyle w:val="Compact"/>
             </w:pPr>
             <w:r>
-              <w:t xml:space="preserve">1</w:t>
+              <w:t xml:space="preserve">A1</w:t>
+            </w:r>
+          </w:p>
+        </w:tc>
+        <w:tc>
+          <w:tcPr/>
+          <w:p>
+            <w:pPr>
+              <w:pStyle w:val="Compact"/>
+            </w:pPr>
+            <w:r>
+              <w:t xml:space="preserve">Concept</w:t>
+            </w:r>
+          </w:p>
+        </w:tc>
+        <w:tc>
+          <w:tcPr/>
+          <w:p>
+            <w:pPr>
+              <w:pStyle w:val="Compact"/>
+            </w:pPr>
+            <w:r>
+              <w:rPr>
+                <w:rStyle w:val="VerbatimChar"/>
+              </w:rPr>
+              <w:t xml:space="preserve">~</w:t>
+            </w:r>
+            <w:r>
+              <w:t xml:space="preserve"> </w:t>
+            </w:r>
+            <w:r>
+              <w:t xml:space="preserve">means</w:t>
+            </w:r>
+            <w:r>
+              <w:t xml:space="preserve"> </w:t>
+            </w:r>
+            <w:r>
+              <w:t xml:space="preserve">“is predicted by”</w:t>
+            </w:r>
+            <w:r>
+              <w:t xml:space="preserve"> </w:t>
+            </w:r>
+            <w:r>
+              <w:t xml:space="preserve">/</w:t>
+            </w:r>
+            <w:r>
+              <w:t xml:space="preserve"> </w:t>
+            </w:r>
+            <w:r>
+              <w:t xml:space="preserve">“modeled as a function of”</w:t>
+            </w:r>
+            <w:r>
+              <w:t xml:space="preserve">;</w:t>
+            </w:r>
+            <w:r>
+              <w:t xml:space="preserve"> </w:t>
+            </w:r>
+            <w:r>
+              <w:rPr>
+                <w:rStyle w:val="VerbatimChar"/>
+              </w:rPr>
+              <w:t xml:space="preserve">area_cm2</w:t>
+            </w:r>
+            <w:r>
+              <w:t xml:space="preserve"> </w:t>
+            </w:r>
+            <w:r>
+              <w:t xml:space="preserve">(left of</w:t>
+            </w:r>
+            <w:r>
+              <w:t xml:space="preserve"> </w:t>
+            </w:r>
+            <w:r>
+              <w:rPr>
+                <w:rStyle w:val="VerbatimChar"/>
+              </w:rPr>
+              <w:t xml:space="preserve">~</w:t>
+            </w:r>
+            <w:r>
+              <w:t xml:space="preserve">) is the response,</w:t>
+            </w:r>
+            <w:r>
+              <w:t xml:space="preserve"> </w:t>
+            </w:r>
+            <w:r>
+              <w:rPr>
+                <w:rStyle w:val="VerbatimChar"/>
+              </w:rPr>
+              <w:t xml:space="preserve">mass_g</w:t>
+            </w:r>
+            <w:r>
+              <w:t xml:space="preserve"> </w:t>
+            </w:r>
+            <w:r>
+              <w:t xml:space="preserve">(right) is the explanatory variable</w:t>
+            </w:r>
+          </w:p>
+        </w:tc>
+      </w:tr>
+      <w:tr>
+        <w:tc>
+          <w:tcPr/>
+          <w:p>
+            <w:pPr>
+              <w:pStyle w:val="Compact"/>
+            </w:pPr>
+            <w:r>
+              <w:t xml:space="preserve">A2</w:t>
+            </w:r>
+          </w:p>
+        </w:tc>
+        <w:tc>
+          <w:tcPr/>
+          <w:p>
+            <w:pPr>
+              <w:pStyle w:val="Compact"/>
+            </w:pPr>
+            <w:r>
+              <w:t xml:space="preserve">MC</w:t>
+            </w:r>
+          </w:p>
+        </w:tc>
+        <w:tc>
+          <w:tcPr/>
+          <w:p>
+            <w:pPr>
+              <w:pStyle w:val="Compact"/>
+            </w:pPr>
+            <w:r>
+              <w:rPr>
+                <w:b/>
+                <w:bCs/>
+              </w:rPr>
+              <w:t xml:space="preserve">B</w:t>
+            </w:r>
+            <w:r>
+              <w:t xml:space="preserve"> </w:t>
+            </w:r>
+            <w:r>
+              <w:t xml:space="preserve">— the change in Y per 1-unit increase in X</w:t>
+            </w:r>
+          </w:p>
+        </w:tc>
+      </w:tr>
+      <w:tr>
+        <w:tc>
+          <w:tcPr/>
+          <w:p>
+            <w:pPr>
+              <w:pStyle w:val="Compact"/>
+            </w:pPr>
+            <w:r>
+              <w:t xml:space="preserve">A3</w:t>
+            </w:r>
+          </w:p>
+        </w:tc>
+        <w:tc>
+          <w:tcPr/>
+          <w:p>
+            <w:pPr>
+              <w:pStyle w:val="Compact"/>
+            </w:pPr>
+            <w:r>
+              <w:t xml:space="preserve">MC</w:t>
+            </w:r>
+          </w:p>
+        </w:tc>
+        <w:tc>
+          <w:tcPr/>
+          <w:p>
+            <w:pPr>
+              <w:pStyle w:val="Compact"/>
+            </w:pPr>
+            <w:r>
+              <w:rPr>
+                <w:b/>
+                <w:bCs/>
+              </w:rPr>
+              <w:t xml:space="preserve">C</w:t>
+            </w:r>
+            <w:r>
+              <w:t xml:space="preserve"> </w:t>
+            </w:r>
+            <w:r>
+              <w:t xml:space="preserve">— proportion of variation in Y explained by X</w:t>
+            </w:r>
+          </w:p>
+        </w:tc>
+      </w:tr>
+      <w:tr>
+        <w:tc>
+          <w:tcPr/>
+          <w:p>
+            <w:pPr>
+              <w:pStyle w:val="Compact"/>
+            </w:pPr>
+            <w:r>
+              <w:t xml:space="preserve">A4</w:t>
+            </w:r>
+          </w:p>
+        </w:tc>
+        <w:tc>
+          <w:tcPr/>
+          <w:p>
+            <w:pPr>
+              <w:pStyle w:val="Compact"/>
+            </w:pPr>
+            <w:r>
+              <w:t xml:space="preserve">Concept</w:t>
+            </w:r>
+          </w:p>
+        </w:tc>
+        <w:tc>
+          <w:tcPr/>
+          <w:p>
+            <w:pPr>
+              <w:pStyle w:val="Compact"/>
+            </w:pPr>
+            <w:r>
+              <w:t xml:space="preserve">Residual = observed − predicted,</w:t>
+            </w:r>
+            <w:r>
+              <w:t xml:space="preserve"> </w:t>
+            </w:r>
+            <m:oMath>
+              <m:sSub>
+                <m:e>
+                  <m:r>
+                    <m:t>e</m:t>
+                  </m:r>
+                </m:e>
+                <m:sub>
+                  <m:r>
+                    <m:t>i</m:t>
+                  </m:r>
+                </m:sub>
+              </m:sSub>
+              <m:r>
+                <m:rPr>
+                  <m:sty m:val="p"/>
+                </m:rPr>
+                <m:t>=</m:t>
+              </m:r>
+              <m:sSub>
+                <m:e>
+                  <m:r>
+                    <m:t>Y</m:t>
+                  </m:r>
+                </m:e>
+                <m:sub>
+                  <m:r>
+                    <m:t>i</m:t>
+                  </m:r>
+                </m:sub>
+              </m:sSub>
+              <m:r>
+                <m:rPr>
+                  <m:sty m:val="p"/>
+                </m:rPr>
+                <m:t>−</m:t>
+              </m:r>
+              <m:sSub>
+                <m:e>
+                  <m:acc>
+                    <m:accPr>
+                      <m:chr m:val="̂"/>
+                    </m:accPr>
+                    <m:e>
+                      <m:r>
+                        <m:t>Y</m:t>
+                      </m:r>
+                    </m:e>
+                  </m:acc>
+                </m:e>
+                <m:sub>
+                  <m:r>
+                    <m:t>i</m:t>
+                  </m:r>
+                </m:sub>
+              </m:sSub>
+            </m:oMath>
+            <w:r>
+              <w:t xml:space="preserve">; the vertical distance from a point to the regression line</w:t>
+            </w:r>
+          </w:p>
+        </w:tc>
+      </w:tr>
+      <w:tr>
+        <w:tc>
+          <w:tcPr/>
+          <w:p>
+            <w:pPr>
+              <w:pStyle w:val="Compact"/>
+            </w:pPr>
+            <w:r>
+              <w:t xml:space="preserve">A5</w:t>
             </w:r>
           </w:p>
         </w:tc>
@@ -1042,7 +3225,7 @@
               <w:pStyle w:val="Compact"/>
             </w:pPr>
             <w:r>
-              <w:t xml:space="preserve">2</w:t>
+              <w:t xml:space="preserve">A6</w:t>
             </w:r>
           </w:p>
         </w:tc>
@@ -1068,13 +3251,22 @@
                 <w:b/>
                 <w:bCs/>
               </w:rPr>
-              <w:t xml:space="preserve">B</w:t>
+              <w:t xml:space="preserve">C</w:t>
             </w:r>
             <w:r>
               <w:t xml:space="preserve"> </w:t>
             </w:r>
             <w:r>
-              <w:t xml:space="preserve">— sum of squared residuals</w:t>
+              <w:t xml:space="preserve">—</w:t>
+            </w:r>
+            <w:r>
+              <w:t xml:space="preserve"> </w:t>
+            </w:r>
+            <w:r>
+              <w:rPr>
+                <w:rStyle w:val="VerbatimChar"/>
+              </w:rPr>
+              <w:t xml:space="preserve">plot(paper_lm_model)</w:t>
             </w:r>
           </w:p>
         </w:tc>
@@ -1087,29 +3279,61 @@
               <w:pStyle w:val="Compact"/>
             </w:pPr>
             <w:r>
-              <w:t xml:space="preserve">3</w:t>
-            </w:r>
-          </w:p>
-        </w:tc>
-        <w:tc>
-          <w:tcPr/>
-          <w:p>
-            <w:pPr>
-              <w:pStyle w:val="Compact"/>
-            </w:pPr>
-            <w:r>
-              <w:t xml:space="preserve">Match</w:t>
-            </w:r>
-          </w:p>
-        </w:tc>
-        <w:tc>
-          <w:tcPr/>
-          <w:p>
-            <w:pPr>
-              <w:pStyle w:val="Compact"/>
-            </w:pPr>
-            <w:r>
-              <w:t xml:space="preserve">1–D, 2–C, 3–A, 4–B</w:t>
+              <w:t xml:space="preserve">A7</w:t>
+            </w:r>
+          </w:p>
+        </w:tc>
+        <w:tc>
+          <w:tcPr/>
+          <w:p>
+            <w:pPr>
+              <w:pStyle w:val="Compact"/>
+            </w:pPr>
+            <w:r>
+              <w:t xml:space="preserve">Concept</w:t>
+            </w:r>
+          </w:p>
+        </w:tc>
+        <w:tc>
+          <w:tcPr/>
+          <w:p>
+            <w:pPr>
+              <w:pStyle w:val="Compact"/>
+            </w:pPr>
+            <w:r>
+              <w:t xml:space="preserve">Confidence interval = precision of the</w:t>
+            </w:r>
+            <w:r>
+              <w:t xml:space="preserve"> </w:t>
+            </w:r>
+            <w:r>
+              <w:rPr>
+                <w:i/>
+                <w:iCs/>
+              </w:rPr>
+              <w:t xml:space="preserve">mean</w:t>
+            </w:r>
+            <w:r>
+              <w:t xml:space="preserve"> </w:t>
+            </w:r>
+            <w:r>
+              <w:t xml:space="preserve">Y at a given X; prediction interval = precision for a</w:t>
+            </w:r>
+            <w:r>
+              <w:t xml:space="preserve"> </w:t>
+            </w:r>
+            <w:r>
+              <w:rPr>
+                <w:i/>
+                <w:iCs/>
+              </w:rPr>
+              <w:t xml:space="preserve">single new</w:t>
+            </w:r>
+            <w:r>
+              <w:t xml:space="preserve"> </w:t>
+            </w:r>
+            <w:r>
+              <w:t xml:space="preserve">observation; prediction interval is wider</w:t>
             </w:r>
           </w:p>
         </w:tc>
@@ -1122,7 +3346,7 @@
               <w:pStyle w:val="Compact"/>
             </w:pPr>
             <w:r>
-              <w:t xml:space="preserve">4</w:t>
+              <w:t xml:space="preserve">B1</w:t>
             </w:r>
           </w:p>
         </w:tc>
@@ -1144,7 +3368,7 @@
               <w:pStyle w:val="Compact"/>
             </w:pPr>
             <w:r>
-              <w:t xml:space="preserve">130.5 × 0.10 + 0.28 =</w:t>
+              <w:t xml:space="preserve">Positive slope (more mass = more area); R² should be near</w:t>
             </w:r>
             <w:r>
               <w:t xml:space="preserve"> </w:t>
@@ -1154,7 +3378,13 @@
                 <w:b/>
                 <w:bCs/>
               </w:rPr>
-              <w:t xml:space="preserve">13.33 cm²</w:t>
+              <w:t xml:space="preserve">1</w:t>
+            </w:r>
+            <w:r>
+              <w:t xml:space="preserve"> </w:t>
+            </w:r>
+            <w:r>
+              <w:t xml:space="preserve">because paper of uniform stock has constant area-per-gram (near-perfect linear relationship)</w:t>
             </w:r>
           </w:p>
         </w:tc>
@@ -1167,29 +3397,85 @@
               <w:pStyle w:val="Compact"/>
             </w:pPr>
             <w:r>
-              <w:t xml:space="preserve">5</w:t>
-            </w:r>
-          </w:p>
-        </w:tc>
-        <w:tc>
-          <w:tcPr/>
-          <w:p>
-            <w:pPr>
-              <w:pStyle w:val="Compact"/>
-            </w:pPr>
-            <w:r>
-              <w:t xml:space="preserve">Code</w:t>
-            </w:r>
-          </w:p>
-        </w:tc>
-        <w:tc>
-          <w:tcPr/>
-          <w:p>
-            <w:pPr>
-              <w:pStyle w:val="Compact"/>
-            </w:pPr>
-            <w:r>
-              <w:t xml:space="preserve">See below</w:t>
+              <w:t xml:space="preserve">B2</w:t>
+            </w:r>
+          </w:p>
+        </w:tc>
+        <w:tc>
+          <w:tcPr/>
+          <w:p>
+            <w:pPr>
+              <w:pStyle w:val="Compact"/>
+            </w:pPr>
+            <w:r>
+              <w:t xml:space="preserve">Predict</w:t>
+            </w:r>
+          </w:p>
+        </w:tc>
+        <w:tc>
+          <w:tcPr/>
+          <w:p>
+            <w:pPr>
+              <w:pStyle w:val="Compact"/>
+            </w:pPr>
+            <w:r>
+              <w:t xml:space="preserve">Two named values:</w:t>
+            </w:r>
+            <w:r>
+              <w:t xml:space="preserve"> </w:t>
+            </w:r>
+            <w:r>
+              <w:rPr>
+                <w:rStyle w:val="VerbatimChar"/>
+              </w:rPr>
+              <w:t xml:space="preserve">(Intercept)</w:t>
+            </w:r>
+            <w:r>
+              <w:t xml:space="preserve"> </w:t>
+            </w:r>
+            <w:r>
+              <w:t xml:space="preserve">≈ 0.28 (the</w:t>
+            </w:r>
+            <w:r>
+              <w:t xml:space="preserve"> </w:t>
+            </w:r>
+            <w:r>
+              <w:rPr>
+                <w:i/>
+                <w:iCs/>
+              </w:rPr>
+              <w:t xml:space="preserve">a</w:t>
+            </w:r>
+            <w:r>
+              <w:t xml:space="preserve">) and</w:t>
+            </w:r>
+            <w:r>
+              <w:t xml:space="preserve"> </w:t>
+            </w:r>
+            <w:r>
+              <w:rPr>
+                <w:rStyle w:val="VerbatimChar"/>
+              </w:rPr>
+              <w:t xml:space="preserve">mass_g</w:t>
+            </w:r>
+            <w:r>
+              <w:t xml:space="preserve"> </w:t>
+            </w:r>
+            <w:r>
+              <w:t xml:space="preserve">≈ 130.5 (the</w:t>
+            </w:r>
+            <w:r>
+              <w:t xml:space="preserve"> </w:t>
+            </w:r>
+            <w:r>
+              <w:rPr>
+                <w:i/>
+                <w:iCs/>
+              </w:rPr>
+              <w:t xml:space="preserve">b</w:t>
+            </w:r>
+            <w:r>
+              <w:t xml:space="preserve">, cm² per gram)</w:t>
             </w:r>
           </w:p>
         </w:tc>
@@ -1202,66 +3488,408 @@
               <w:pStyle w:val="Compact"/>
             </w:pPr>
             <w:r>
-              <w:t xml:space="preserve">6</w:t>
-            </w:r>
-          </w:p>
-        </w:tc>
-        <w:tc>
-          <w:tcPr/>
-          <w:p>
-            <w:pPr>
-              <w:pStyle w:val="Compact"/>
-            </w:pPr>
-            <w:r>
-              <w:t xml:space="preserve">MC</w:t>
-            </w:r>
-          </w:p>
-        </w:tc>
-        <w:tc>
-          <w:tcPr/>
-          <w:p>
-            <w:pPr>
-              <w:pStyle w:val="Compact"/>
-            </w:pPr>
+              <w:t xml:space="preserve">B3</w:t>
+            </w:r>
+          </w:p>
+        </w:tc>
+        <w:tc>
+          <w:tcPr/>
+          <w:p>
+            <w:pPr>
+              <w:pStyle w:val="Compact"/>
+            </w:pPr>
+            <w:r>
+              <w:t xml:space="preserve">Predict</w:t>
+            </w:r>
+          </w:p>
+        </w:tc>
+        <w:tc>
+          <w:tcPr/>
+          <w:p>
+            <w:pPr>
+              <w:pStyle w:val="Compact"/>
+            </w:pPr>
+            <w:r>
+              <w:t xml:space="preserve">A tight, clearly linear, positively sloped cloud of points running from lower-left to upper-right, with little scatter around an implied line and no obvious curve or outliers</w:t>
+            </w:r>
+          </w:p>
+        </w:tc>
+      </w:tr>
+      <w:tr>
+        <w:tc>
+          <w:tcPr/>
+          <w:p>
+            <w:pPr>
+              <w:pStyle w:val="Compact"/>
+            </w:pPr>
+            <w:r>
+              <w:t xml:space="preserve">B4</w:t>
+            </w:r>
+          </w:p>
+        </w:tc>
+        <w:tc>
+          <w:tcPr/>
+          <w:p>
+            <w:pPr>
+              <w:pStyle w:val="Compact"/>
+            </w:pPr>
+            <w:r>
+              <w:t xml:space="preserve">Predict</w:t>
+            </w:r>
+          </w:p>
+        </w:tc>
+        <w:tc>
+          <w:tcPr/>
+          <w:p>
+            <w:pPr>
+              <w:pStyle w:val="Compact"/>
+            </w:pPr>
+            <w:r>
+              <w:t xml:space="preserve">Band is narrowest near the middle of the mass range (near</w:t>
+            </w:r>
+            <w:r>
+              <w:t xml:space="preserve"> </w:t>
+            </w:r>
+            <m:oMath>
+              <m:acc>
+                <m:accPr>
+                  <m:chr m:val="‾"/>
+                </m:accPr>
+                <m:e>
+                  <m:r>
+                    <m:t>X</m:t>
+                  </m:r>
+                </m:e>
+              </m:acc>
+            </m:oMath>
+            <w:r>
+              <w:t xml:space="preserve">) and widest at the extremes (low and high mass) — predictions are most precise near the mean of X</w:t>
+            </w:r>
+          </w:p>
+        </w:tc>
+      </w:tr>
+      <w:tr>
+        <w:tc>
+          <w:tcPr/>
+          <w:p>
+            <w:pPr>
+              <w:pStyle w:val="Compact"/>
+            </w:pPr>
+            <w:r>
+              <w:t xml:space="preserve">B5</w:t>
+            </w:r>
+          </w:p>
+        </w:tc>
+        <w:tc>
+          <w:tcPr/>
+          <w:p>
+            <w:pPr>
+              <w:pStyle w:val="Compact"/>
+            </w:pPr>
+            <w:r>
+              <w:t xml:space="preserve">Predict</w:t>
+            </w:r>
+          </w:p>
+        </w:tc>
+        <w:tc>
+          <w:tcPr/>
+          <w:p>
+            <w:pPr>
+              <w:pStyle w:val="Compact"/>
+            </w:pPr>
+            <w:r>
+              <w:t xml:space="preserve">Tests H₀: β = 0 (mass does not predict area); a p-value this small means we reject H₀ — mass is a statistically significant predictor of area</w:t>
+            </w:r>
+          </w:p>
+        </w:tc>
+      </w:tr>
+      <w:tr>
+        <w:tc>
+          <w:tcPr/>
+          <w:p>
+            <w:pPr>
+              <w:pStyle w:val="Compact"/>
+            </w:pPr>
+            <w:r>
+              <w:t xml:space="preserve">B6</w:t>
+            </w:r>
+          </w:p>
+        </w:tc>
+        <w:tc>
+          <w:tcPr/>
+          <w:p>
+            <w:pPr>
+              <w:pStyle w:val="Compact"/>
+            </w:pPr>
+            <w:r>
+              <w:t xml:space="preserve">Predict</w:t>
+            </w:r>
+          </w:p>
+        </w:tc>
+        <w:tc>
+          <w:tcPr/>
+          <w:p>
+            <w:pPr>
+              <w:pStyle w:val="Compact"/>
+            </w:pPr>
+            <w:r>
+              <w:rPr>
+                <w:rStyle w:val="VerbatimChar"/>
+              </w:rPr>
+              <w:t xml:space="preserve">Predicted area: 12.29 cm²</w:t>
+            </w:r>
+            <w:r>
+              <w:t xml:space="preserve"> </w:t>
+            </w:r>
+            <w:r>
+              <w:t xml:space="preserve">(130.5 × 0.092 + 0.28 = 12.29)</w:t>
+            </w:r>
+          </w:p>
+        </w:tc>
+      </w:tr>
+      <w:tr>
+        <w:tc>
+          <w:tcPr/>
+          <w:p>
+            <w:pPr>
+              <w:pStyle w:val="Compact"/>
+            </w:pPr>
+            <w:r>
+              <w:t xml:space="preserve">B7</w:t>
+            </w:r>
+          </w:p>
+        </w:tc>
+        <w:tc>
+          <w:tcPr/>
+          <w:p>
+            <w:pPr>
+              <w:pStyle w:val="Compact"/>
+            </w:pPr>
+            <w:r>
+              <w:t xml:space="preserve">Predict</w:t>
+            </w:r>
+          </w:p>
+        </w:tc>
+        <w:tc>
+          <w:tcPr/>
+          <w:p>
+            <w:pPr>
+              <w:pStyle w:val="Compact"/>
+            </w:pPr>
+            <w:r>
+              <w:t xml:space="preserve">Panel 1: a random, flat, structureless cloud of points scattered around the horizontal 0 line with no curve or funnel shape; Panel 2: points falling closely along the dashed diagonal reference line</w:t>
+            </w:r>
+          </w:p>
+        </w:tc>
+      </w:tr>
+      <w:tr>
+        <w:tc>
+          <w:tcPr/>
+          <w:p>
+            <w:pPr>
+              <w:pStyle w:val="Compact"/>
+            </w:pPr>
+            <w:r>
+              <w:t xml:space="preserve">C1</w:t>
+            </w:r>
+          </w:p>
+        </w:tc>
+        <w:tc>
+          <w:tcPr/>
+          <w:p>
+            <w:pPr>
+              <w:pStyle w:val="Compact"/>
+            </w:pPr>
+            <w:r>
+              <w:t xml:space="preserve">Error</w:t>
+            </w:r>
+          </w:p>
+        </w:tc>
+        <w:tc>
+          <w:tcPr/>
+          <w:p>
+            <w:pPr>
+              <w:pStyle w:val="Compact"/>
+            </w:pPr>
+            <w:r>
+              <w:t xml:space="preserve">Formula is backwards — response goes on the left of</w:t>
+            </w:r>
+            <w:r>
+              <w:t xml:space="preserve"> </w:t>
+            </w:r>
+            <w:r>
+              <w:rPr>
+                <w:rStyle w:val="VerbatimChar"/>
+              </w:rPr>
+              <w:t xml:space="preserve">~</w:t>
+            </w:r>
+            <w:r>
+              <w:t xml:space="preserve">; should be</w:t>
+            </w:r>
+            <w:r>
+              <w:t xml:space="preserve"> </w:t>
+            </w:r>
+            <w:r>
+              <w:rPr>
+                <w:rStyle w:val="VerbatimChar"/>
+              </w:rPr>
+              <w:t xml:space="preserve">lm(area_cm2 ~ mass_g, data = paper_df)</w:t>
+            </w:r>
+            <w:r>
+              <w:t xml:space="preserve"> </w:t>
+            </w:r>
+            <w:r>
+              <w:t xml:space="preserve">since we want to predict area from mass</w:t>
+            </w:r>
+          </w:p>
+        </w:tc>
+      </w:tr>
+      <w:tr>
+        <w:tc>
+          <w:tcPr/>
+          <w:p>
+            <w:pPr>
+              <w:pStyle w:val="Compact"/>
+            </w:pPr>
+            <w:r>
+              <w:t xml:space="preserve">C2</w:t>
+            </w:r>
+          </w:p>
+        </w:tc>
+        <w:tc>
+          <w:tcPr/>
+          <w:p>
+            <w:pPr>
+              <w:pStyle w:val="Compact"/>
+            </w:pPr>
+            <w:r>
+              <w:t xml:space="preserve">Error</w:t>
+            </w:r>
+          </w:p>
+        </w:tc>
+        <w:tc>
+          <w:tcPr/>
+          <w:p>
+            <w:pPr>
+              <w:pStyle w:val="Compact"/>
+            </w:pPr>
+            <w:r>
+              <w:rPr>
+                <w:rStyle w:val="VerbatimChar"/>
+              </w:rPr>
+              <w:t xml:space="preserve">newdata</w:t>
+            </w:r>
+            <w:r>
+              <w:t xml:space="preserve"> </w:t>
+            </w:r>
+            <w:r>
+              <w:t xml:space="preserve">column is named</w:t>
+            </w:r>
+            <w:r>
+              <w:t xml:space="preserve"> </w:t>
+            </w:r>
+            <w:r>
+              <w:rPr>
+                <w:rStyle w:val="VerbatimChar"/>
+              </w:rPr>
+              <w:t xml:space="preserve">mass</w:t>
+            </w:r>
+            <w:r>
+              <w:t xml:space="preserve"> </w:t>
+            </w:r>
+            <w:r>
+              <w:t xml:space="preserve">but the model was fit on</w:t>
+            </w:r>
+            <w:r>
+              <w:t xml:space="preserve"> </w:t>
+            </w:r>
+            <w:r>
+              <w:rPr>
+                <w:rStyle w:val="VerbatimChar"/>
+              </w:rPr>
+              <w:t xml:space="preserve">mass_g</w:t>
+            </w:r>
+            <w:r>
+              <w:t xml:space="preserve"> </w:t>
+            </w:r>
+            <w:r>
+              <w:t xml:space="preserve">—</w:t>
+            </w:r>
+            <w:r>
+              <w:t xml:space="preserve"> </w:t>
+            </w:r>
+            <w:r>
+              <w:rPr>
+                <w:rStyle w:val="VerbatimChar"/>
+              </w:rPr>
+              <w:t xml:space="preserve">predict()</w:t>
+            </w:r>
+            <w:r>
+              <w:t xml:space="preserve"> </w:t>
+            </w:r>
+            <w:r>
+              <w:t xml:space="preserve">needs the exact column name; fix:</w:t>
+            </w:r>
+            <w:r>
+              <w:t xml:space="preserve"> </w:t>
+            </w:r>
+            <w:r>
+              <w:rPr>
+                <w:rStyle w:val="VerbatimChar"/>
+              </w:rPr>
+              <w:t xml:space="preserve">new &lt;- tibble(mass_g = 0.092)</w:t>
+            </w:r>
+          </w:p>
+        </w:tc>
+      </w:tr>
+      <w:tr>
+        <w:tc>
+          <w:tcPr/>
+          <w:p>
+            <w:pPr>
+              <w:pStyle w:val="Compact"/>
+            </w:pPr>
+            <w:r>
+              <w:t xml:space="preserve">C3</w:t>
+            </w:r>
+          </w:p>
+        </w:tc>
+        <w:tc>
+          <w:tcPr/>
+          <w:p>
+            <w:pPr>
+              <w:pStyle w:val="Compact"/>
+            </w:pPr>
+            <w:r>
+              <w:t xml:space="preserve">Error</w:t>
+            </w:r>
+          </w:p>
+        </w:tc>
+        <w:tc>
+          <w:tcPr/>
+          <w:p>
+            <w:pPr>
+              <w:pStyle w:val="Compact"/>
+            </w:pPr>
+            <w:r>
+              <w:t xml:space="preserve">The normality assumption applies to the model’s</w:t>
+            </w:r>
+            <w:r>
+              <w:t xml:space="preserve"> </w:t>
+            </w:r>
             <w:r>
               <w:rPr>
                 <w:b/>
                 <w:bCs/>
               </w:rPr>
-              <w:t xml:space="preserve">A</w:t>
-            </w:r>
-          </w:p>
-        </w:tc>
-      </w:tr>
-      <w:tr>
-        <w:tc>
-          <w:tcPr/>
-          <w:p>
-            <w:pPr>
-              <w:pStyle w:val="Compact"/>
-            </w:pPr>
-            <w:r>
-              <w:t xml:space="preserve">7</w:t>
-            </w:r>
-          </w:p>
-        </w:tc>
-        <w:tc>
-          <w:tcPr/>
-          <w:p>
-            <w:pPr>
-              <w:pStyle w:val="Compact"/>
-            </w:pPr>
-            <w:r>
-              <w:t xml:space="preserve">Error</w:t>
-            </w:r>
-          </w:p>
-        </w:tc>
-        <w:tc>
-          <w:tcPr/>
-          <w:p>
-            <w:pPr>
-              <w:pStyle w:val="Compact"/>
-            </w:pPr>
+              <w:t xml:space="preserve">residuals</w:t>
+            </w:r>
+            <w:r>
+              <w:t xml:space="preserve">, not the raw response; fix:</w:t>
+            </w:r>
+            <w:r>
+              <w:t xml:space="preserve"> </w:t>
+            </w:r>
             <w:r>
               <w:rPr>
                 <w:rStyle w:val="VerbatimChar"/>
@@ -1279,32 +3907,59 @@
               <w:pStyle w:val="Compact"/>
             </w:pPr>
             <w:r>
-              <w:t xml:space="preserve">8</w:t>
-            </w:r>
-          </w:p>
-        </w:tc>
-        <w:tc>
-          <w:tcPr/>
-          <w:p>
-            <w:pPr>
-              <w:pStyle w:val="Compact"/>
-            </w:pPr>
-            <w:r>
-              <w:t xml:space="preserve">Code</w:t>
-            </w:r>
-          </w:p>
-        </w:tc>
-        <w:tc>
-          <w:tcPr/>
-          <w:p>
-            <w:pPr>
-              <w:pStyle w:val="Compact"/>
-            </w:pPr>
+              <w:t xml:space="preserve">C4</w:t>
+            </w:r>
+          </w:p>
+        </w:tc>
+        <w:tc>
+          <w:tcPr/>
+          <w:p>
+            <w:pPr>
+              <w:pStyle w:val="Compact"/>
+            </w:pPr>
+            <w:r>
+              <w:t xml:space="preserve">Error</w:t>
+            </w:r>
+          </w:p>
+        </w:tc>
+        <w:tc>
+          <w:tcPr/>
+          <w:p>
+            <w:pPr>
+              <w:pStyle w:val="Compact"/>
+            </w:pPr>
+            <w:r>
+              <w:t xml:space="preserve">The model was never fit (or the object name is misspelled); need</w:t>
+            </w:r>
+            <w:r>
+              <w:t xml:space="preserve"> </w:t>
+            </w:r>
             <w:r>
               <w:rPr>
                 <w:rStyle w:val="VerbatimChar"/>
               </w:rPr>
-              <w:t xml:space="preserve">coef(paper_lm_model)[2]</w:t>
+              <w:t xml:space="preserve">paper_lm_model &lt;- lm(area_cm2 ~ mass_g, data = paper_df)</w:t>
+            </w:r>
+            <w:r>
+              <w:t xml:space="preserve"> </w:t>
+            </w:r>
+            <w:r>
+              <w:t xml:space="preserve">run first (and</w:t>
+            </w:r>
+            <w:r>
+              <w:t xml:space="preserve"> </w:t>
+            </w:r>
+            <w:r>
+              <w:rPr>
+                <w:rStyle w:val="VerbatimChar"/>
+              </w:rPr>
+              <w:t xml:space="preserve">paper_df</w:t>
+            </w:r>
+            <w:r>
+              <w:t xml:space="preserve"> </w:t>
+            </w:r>
+            <w:r>
+              <w:t xml:space="preserve">loaded before that)</w:t>
             </w:r>
           </w:p>
         </w:tc>
@@ -1317,33 +3972,133 @@
               <w:pStyle w:val="Compact"/>
             </w:pPr>
             <w:r>
-              <w:t xml:space="preserve">9</w:t>
-            </w:r>
-          </w:p>
-        </w:tc>
-        <w:tc>
-          <w:tcPr/>
-          <w:p>
-            <w:pPr>
-              <w:pStyle w:val="Compact"/>
-            </w:pPr>
-            <w:r>
-              <w:t xml:space="preserve">T/F</w:t>
-            </w:r>
-          </w:p>
-        </w:tc>
-        <w:tc>
-          <w:tcPr/>
-          <w:p>
-            <w:pPr>
-              <w:pStyle w:val="Compact"/>
-            </w:pPr>
+              <w:t xml:space="preserve">C5</w:t>
+            </w:r>
+          </w:p>
+        </w:tc>
+        <w:tc>
+          <w:tcPr/>
+          <w:p>
+            <w:pPr>
+              <w:pStyle w:val="Compact"/>
+            </w:pPr>
+            <w:r>
+              <w:t xml:space="preserve">Error</w:t>
+            </w:r>
+          </w:p>
+        </w:tc>
+        <w:tc>
+          <w:tcPr/>
+          <w:p>
+            <w:pPr>
+              <w:pStyle w:val="Compact"/>
+            </w:pPr>
+            <w:r>
+              <w:t xml:space="preserve">A high R² only describes how tightly the points fit the line — it says nothing about whether the assumptions (linearity, equal variance, normality, independence) hold. Assumptions must always be checked regardless of R²</w:t>
+            </w:r>
+          </w:p>
+        </w:tc>
+      </w:tr>
+      <w:tr>
+        <w:tc>
+          <w:tcPr/>
+          <w:p>
+            <w:pPr>
+              <w:pStyle w:val="Compact"/>
+            </w:pPr>
+            <w:r>
+              <w:t xml:space="preserve">C6</w:t>
+            </w:r>
+          </w:p>
+        </w:tc>
+        <w:tc>
+          <w:tcPr/>
+          <w:p>
+            <w:pPr>
+              <w:pStyle w:val="Compact"/>
+            </w:pPr>
+            <w:r>
+              <w:t xml:space="preserve">Error</w:t>
+            </w:r>
+          </w:p>
+        </w:tc>
+        <w:tc>
+          <w:tcPr/>
+          <w:p>
+            <w:pPr>
+              <w:pStyle w:val="Compact"/>
+            </w:pPr>
+            <w:r>
+              <w:rPr>
+                <w:rStyle w:val="VerbatimChar"/>
+              </w:rPr>
+              <w:t xml:space="preserve">interval = "confidence"</w:t>
+            </w:r>
+            <w:r>
+              <w:t xml:space="preserve"> </w:t>
+            </w:r>
+            <w:r>
+              <w:t xml:space="preserve">gives the interval for the mean, not a single new observation; fix: use</w:t>
+            </w:r>
+            <w:r>
+              <w:t xml:space="preserve"> </w:t>
+            </w:r>
+            <w:r>
+              <w:rPr>
+                <w:rStyle w:val="VerbatimChar"/>
+              </w:rPr>
+              <w:t xml:space="preserve">interval = "prediction"</w:t>
+            </w:r>
+          </w:p>
+        </w:tc>
+      </w:tr>
+      <w:tr>
+        <w:tc>
+          <w:tcPr/>
+          <w:p>
+            <w:pPr>
+              <w:pStyle w:val="Compact"/>
+            </w:pPr>
+            <w:r>
+              <w:t xml:space="preserve">C7</w:t>
+            </w:r>
+          </w:p>
+        </w:tc>
+        <w:tc>
+          <w:tcPr/>
+          <w:p>
+            <w:pPr>
+              <w:pStyle w:val="Compact"/>
+            </w:pPr>
+            <w:r>
+              <w:t xml:space="preserve">Error</w:t>
+            </w:r>
+          </w:p>
+        </w:tc>
+        <w:tc>
+          <w:tcPr/>
+          <w:p>
+            <w:pPr>
+              <w:pStyle w:val="Compact"/>
+            </w:pPr>
+            <w:r>
+              <w:t xml:space="preserve">This is</w:t>
+            </w:r>
+            <w:r>
+              <w:t xml:space="preserve"> </w:t>
+            </w:r>
             <w:r>
               <w:rPr>
                 <w:b/>
                 <w:bCs/>
               </w:rPr>
-              <w:t xml:space="preserve">TRUE</w:t>
+              <w:t xml:space="preserve">extrapolation</w:t>
+            </w:r>
+            <w:r>
+              <w:t xml:space="preserve"> </w:t>
+            </w:r>
+            <w:r>
+              <w:t xml:space="preserve">— predicting outside the range of X values used to fit the model; risky because there is no data to confirm the linear relationship still holds beyond the observed range</w:t>
             </w:r>
           </w:p>
         </w:tc>
@@ -1356,29 +4111,64 @@
               <w:pStyle w:val="Compact"/>
             </w:pPr>
             <w:r>
-              <w:t xml:space="preserve">10</w:t>
-            </w:r>
-          </w:p>
-        </w:tc>
-        <w:tc>
-          <w:tcPr/>
-          <w:p>
-            <w:pPr>
-              <w:pStyle w:val="Compact"/>
-            </w:pPr>
-            <w:r>
-              <w:t xml:space="preserve">Error</w:t>
-            </w:r>
-          </w:p>
-        </w:tc>
-        <w:tc>
-          <w:tcPr/>
-          <w:p>
-            <w:pPr>
-              <w:pStyle w:val="Compact"/>
-            </w:pPr>
-            <w:r>
-              <w:t xml:space="preserve">The</w:t>
+              <w:t xml:space="preserve">D1</w:t>
+            </w:r>
+          </w:p>
+        </w:tc>
+        <w:tc>
+          <w:tcPr/>
+          <w:p>
+            <w:pPr>
+              <w:pStyle w:val="Compact"/>
+            </w:pPr>
+            <w:r>
+              <w:t xml:space="preserve">Concept</w:t>
+            </w:r>
+          </w:p>
+        </w:tc>
+        <w:tc>
+          <w:tcPr/>
+          <w:p>
+            <w:pPr>
+              <w:pStyle w:val="Compact"/>
+            </w:pPr>
+            <w:r>
+              <w:t xml:space="preserve">H₀: β = 0 (mass does not predict area / no linear relationship); Hₐ: β ≠ 0 (mass does predict area)</w:t>
+            </w:r>
+          </w:p>
+        </w:tc>
+      </w:tr>
+      <w:tr>
+        <w:tc>
+          <w:tcPr/>
+          <w:p>
+            <w:pPr>
+              <w:pStyle w:val="Compact"/>
+            </w:pPr>
+            <w:r>
+              <w:t xml:space="preserve">D2</w:t>
+            </w:r>
+          </w:p>
+        </w:tc>
+        <w:tc>
+          <w:tcPr/>
+          <w:p>
+            <w:pPr>
+              <w:pStyle w:val="Compact"/>
+            </w:pPr>
+            <w:r>
+              <w:t xml:space="preserve">Concept</w:t>
+            </w:r>
+          </w:p>
+        </w:tc>
+        <w:tc>
+          <w:tcPr/>
+          <w:p>
+            <w:pPr>
+              <w:pStyle w:val="Compact"/>
+            </w:pPr>
+            <w:r>
+              <w:t xml:space="preserve">Linearity (Residuals vs Fitted, panel 1, should show no curve); Independence (study design, not testable from</w:t>
             </w:r>
             <w:r>
               <w:t xml:space="preserve"> </w:t>
@@ -1387,13 +4177,10 @@
               <w:rPr>
                 <w:rStyle w:val="VerbatimChar"/>
               </w:rPr>
-              <w:t xml:space="preserve">newdata</w:t>
-            </w:r>
-            <w:r>
-              <w:t xml:space="preserve"> </w:t>
-            </w:r>
-            <w:r>
-              <w:t xml:space="preserve">column must match the model’s predictor name: use</w:t>
+              <w:t xml:space="preserve">plot()</w:t>
+            </w:r>
+            <w:r>
+              <w:t xml:space="preserve">); Equal variance (panels 1 &amp; 3, spread of residuals should be constant); Normality of residuals (panel 2 Q-Q +</w:t>
             </w:r>
             <w:r>
               <w:t xml:space="preserve"> </w:t>
@@ -1402,95 +4189,206 @@
               <w:rPr>
                 <w:rStyle w:val="VerbatimChar"/>
               </w:rPr>
-              <w:t xml:space="preserve">tibble(mass_g = 0.12)</w:t>
+              <w:t xml:space="preserve">shapiro.test(residuals(model))</w:t>
+            </w:r>
+            <w:r>
+              <w:t xml:space="preserve">)</w:t>
+            </w:r>
+          </w:p>
+        </w:tc>
+      </w:tr>
+      <w:tr>
+        <w:tc>
+          <w:tcPr/>
+          <w:p>
+            <w:pPr>
+              <w:pStyle w:val="Compact"/>
+            </w:pPr>
+            <w:r>
+              <w:t xml:space="preserve">D3</w:t>
+            </w:r>
+          </w:p>
+        </w:tc>
+        <w:tc>
+          <w:tcPr/>
+          <w:p>
+            <w:pPr>
+              <w:pStyle w:val="Compact"/>
+            </w:pPr>
+            <w:r>
+              <w:t xml:space="preserve">Concept</w:t>
+            </w:r>
+          </w:p>
+        </w:tc>
+        <w:tc>
+          <w:tcPr/>
+          <w:p>
+            <w:pPr>
+              <w:pStyle w:val="Compact"/>
+            </w:pPr>
+            <w:r>
+              <w:t xml:space="preserve">Not useless — R² = 0.45 means 45% of variation is explained, which is common and meaningful in ecological data; statistical significance (p-value) and strength of fit (R²) are separate — a real, significant relationship can still have a lot of unexplained scatter</w:t>
+            </w:r>
+          </w:p>
+        </w:tc>
+      </w:tr>
+      <w:tr>
+        <w:tc>
+          <w:tcPr/>
+          <w:p>
+            <w:pPr>
+              <w:pStyle w:val="Compact"/>
+            </w:pPr>
+            <w:r>
+              <w:t xml:space="preserve">D4</w:t>
+            </w:r>
+          </w:p>
+        </w:tc>
+        <w:tc>
+          <w:tcPr/>
+          <w:p>
+            <w:pPr>
+              <w:pStyle w:val="Compact"/>
+            </w:pPr>
+            <w:r>
+              <w:t xml:space="preserve">Concept</w:t>
+            </w:r>
+          </w:p>
+        </w:tc>
+        <w:tc>
+          <w:tcPr/>
+          <w:p>
+            <w:pPr>
+              <w:pStyle w:val="Compact"/>
+            </w:pPr>
+            <w:r>
+              <w:t xml:space="preserve">Neither flipper length nor body mass was experimentally manipulated — both are outcomes of shared underlying biology, so no causal direction can be assigned; regression would be more appropriate if one variable were manipulated or clearly logically prior/predictive (e.g., using flipper length specifically to generate a predictive equation for body mass)</w:t>
+            </w:r>
+          </w:p>
+        </w:tc>
+      </w:tr>
+      <w:tr>
+        <w:tc>
+          <w:tcPr/>
+          <w:p>
+            <w:pPr>
+              <w:pStyle w:val="Compact"/>
+            </w:pPr>
+            <w:r>
+              <w:t xml:space="preserve">D5</w:t>
+            </w:r>
+          </w:p>
+        </w:tc>
+        <w:tc>
+          <w:tcPr/>
+          <w:p>
+            <w:pPr>
+              <w:pStyle w:val="Compact"/>
+            </w:pPr>
+            <w:r>
+              <w:t xml:space="preserve">Concept</w:t>
+            </w:r>
+          </w:p>
+        </w:tc>
+        <w:tc>
+          <w:tcPr/>
+          <w:p>
+            <w:pPr>
+              <w:pStyle w:val="Compact"/>
+            </w:pPr>
+            <w:r>
+              <w:t xml:space="preserve">Paper of uniform stock has constant area-per-gram, so mass and area are (near) perfectly linearly related; the key assumption is that the leaf tracing is made on the</w:t>
+            </w:r>
+            <w:r>
+              <w:t xml:space="preserve"> </w:t>
+            </w:r>
+            <w:r>
+              <w:rPr>
+                <w:i/>
+                <w:iCs/>
+              </w:rPr>
+              <w:t xml:space="preserve">same</w:t>
+            </w:r>
+            <w:r>
+              <w:t xml:space="preserve"> </w:t>
+            </w:r>
+            <w:r>
+              <w:t xml:space="preserve">paper stock as the calibration squares, so the same equation applies</w:t>
+            </w:r>
+          </w:p>
+        </w:tc>
+      </w:tr>
+      <w:tr>
+        <w:tc>
+          <w:tcPr/>
+          <w:p>
+            <w:pPr>
+              <w:pStyle w:val="Compact"/>
+            </w:pPr>
+            <w:r>
+              <w:t xml:space="preserve">D6</w:t>
+            </w:r>
+          </w:p>
+        </w:tc>
+        <w:tc>
+          <w:tcPr/>
+          <w:p>
+            <w:pPr>
+              <w:pStyle w:val="Compact"/>
+            </w:pPr>
+            <w:r>
+              <w:t xml:space="preserve">Concept</w:t>
+            </w:r>
+          </w:p>
+        </w:tc>
+        <w:tc>
+          <w:tcPr/>
+          <w:p>
+            <w:pPr>
+              <w:pStyle w:val="Compact"/>
+            </w:pPr>
+            <w:r>
+              <w:t xml:space="preserve">(1) F-statistic and both df, (2) p-value, (3) R², (4) the actual regression equation, (5) 95% CI for the slope</w:t>
+            </w:r>
+          </w:p>
+        </w:tc>
+      </w:tr>
+      <w:tr>
+        <w:tc>
+          <w:tcPr/>
+          <w:p>
+            <w:pPr>
+              <w:pStyle w:val="Compact"/>
+            </w:pPr>
+            <w:r>
+              <w:t xml:space="preserve">D7</w:t>
+            </w:r>
+          </w:p>
+        </w:tc>
+        <w:tc>
+          <w:tcPr/>
+          <w:p>
+            <w:pPr>
+              <w:pStyle w:val="Compact"/>
+            </w:pPr>
+            <w:r>
+              <w:t xml:space="preserve">Concept</w:t>
+            </w:r>
+          </w:p>
+        </w:tc>
+        <w:tc>
+          <w:tcPr/>
+          <w:p>
+            <w:pPr>
+              <w:pStyle w:val="Compact"/>
+            </w:pPr>
+            <w:r>
+              <w:t xml:space="preserve">180–220 mm falls within the observed range of flipper lengths used to fit the model; 100 mm or 300 mm falls outside that range (extrapolation), so there is no data to confirm the relationship stays linear there — predictions there are unsupported</w:t>
             </w:r>
           </w:p>
         </w:tc>
       </w:tr>
     </w:tbl>
-    <w:bookmarkStart w:id="31" w:name="q5-model-answer"/>
-    <w:p>
-      <w:pPr>
-        <w:pStyle w:val="Heading3"/>
-      </w:pPr>
-      <w:r>
-        <w:t xml:space="preserve">Q5 model answer</w:t>
-      </w:r>
-    </w:p>
-    <w:p>
-      <w:pPr>
-        <w:pStyle w:val="SourceCode"/>
-      </w:pPr>
-      <w:r>
-        <w:rPr>
-          <w:rStyle w:val="NormalTok"/>
-        </w:rPr>
-        <w:t xml:space="preserve">paper_lm_model </w:t>
-      </w:r>
-      <w:r>
-        <w:rPr>
-          <w:rStyle w:val="OtherTok"/>
-        </w:rPr>
-        <w:t xml:space="preserve">&lt;-</w:t>
-      </w:r>
-      <w:r>
-        <w:rPr>
-          <w:rStyle w:val="NormalTok"/>
-        </w:rPr>
-        <w:t xml:space="preserve"> </w:t>
-      </w:r>
-      <w:r>
-        <w:rPr>
-          <w:rStyle w:val="FunctionTok"/>
-        </w:rPr>
-        <w:t xml:space="preserve">lm</w:t>
-      </w:r>
-      <w:r>
-        <w:rPr>
-          <w:rStyle w:val="NormalTok"/>
-        </w:rPr>
-        <w:t xml:space="preserve">(area_cm2 </w:t>
-      </w:r>
-      <w:r>
-        <w:rPr>
-          <w:rStyle w:val="SpecialCharTok"/>
-        </w:rPr>
-        <w:t xml:space="preserve">~</w:t>
-      </w:r>
-      <w:r>
-        <w:rPr>
-          <w:rStyle w:val="NormalTok"/>
-        </w:rPr>
-        <w:t xml:space="preserve"> mass_g, </w:t>
-      </w:r>
-      <w:r>
-        <w:rPr>
-          <w:rStyle w:val="AttributeTok"/>
-        </w:rPr>
-        <w:t xml:space="preserve">data =</w:t>
-      </w:r>
-      <w:r>
-        <w:rPr>
-          <w:rStyle w:val="NormalTok"/>
-        </w:rPr>
-        <w:t xml:space="preserve"> paper_df)</w:t>
-      </w:r>
-      <w:r>
-        <w:br/>
-      </w:r>
-      <w:r>
-        <w:rPr>
-          <w:rStyle w:val="FunctionTok"/>
-        </w:rPr>
-        <w:t xml:space="preserve">summary</w:t>
-      </w:r>
-      <w:r>
-        <w:rPr>
-          <w:rStyle w:val="NormalTok"/>
-        </w:rPr>
-        <w:t xml:space="preserve">(paper_lm_model)</w:t>
-      </w:r>
-    </w:p>
     <w:p>
       <w:r>
         <w:pict>
@@ -1510,8 +4408,7 @@
         <w:t xml:space="preserve">End of Quiz 06.</w:t>
       </w:r>
     </w:p>
-    <w:bookmarkEnd w:id="31"/>
-    <w:bookmarkEnd w:id="32"/>
+    <w:bookmarkEnd w:id="73"/>
     <w:sectPr>
       <w:footnotePr>
         <w:numRestart w:val="eachSect"/>

--- a/docs/quizzes/06_quiz_regression.docx
+++ b/docs/quizzes/06_quiz_regression.docx
@@ -31,7 +31,7 @@
         <w:pStyle w:val="Date"/>
       </w:pPr>
       <w:r>
-        <w:t xml:space="preserve">2026-08-27</w:t>
+        <w:t xml:space="preserve">2026-09-01</w:t>
       </w:r>
     </w:p>
     <w:bookmarkStart w:id="10" w:name="quiz-06-regression"/>

--- a/docs/quizzes/06_quiz_regression.docx
+++ b/docs/quizzes/06_quiz_regression.docx
@@ -31,7 +31,7 @@
         <w:pStyle w:val="Date"/>
       </w:pPr>
       <w:r>
-        <w:t xml:space="preserve">2026-09-01</w:t>
+        <w:t xml:space="preserve">2026-09-03</w:t>
       </w:r>
     </w:p>
     <w:bookmarkStart w:id="10" w:name="quiz-06-regression"/>

--- a/docs/quizzes/06_quiz_regression.docx
+++ b/docs/quizzes/06_quiz_regression.docx
@@ -4410,9 +4410,10 @@
     </w:p>
     <w:bookmarkEnd w:id="73"/>
     <w:sectPr>
-      <w:footnotePr>
-        <w:numRestart w:val="eachSect"/>
-      </w:footnotePr>
+      <w:pgSz w:h="15840" w:w="12240"/>
+      <w:pgMar w:bottom="1440" w:footer="720" w:gutter="0" w:header="720" w:left="1440" w:right="1440" w:top="1440"/>
+      <w:cols w:space="720"/>
+      <w:docGrid w:linePitch="360"/>
     </w:sectPr>
   </w:body>
 </w:document>
@@ -4526,191 +4527,410 @@
 </file>
 
 <file path=word/styles.xml><?xml version="1.0" encoding="utf-8"?>
-<w:styles xmlns:r="http://schemas.openxmlformats.org/officeDocument/2006/relationships" xmlns:w="http://schemas.openxmlformats.org/wordprocessingml/2006/main">
+<w:styles xmlns:mc="http://schemas.openxmlformats.org/markup-compatibility/2006" xmlns:r="http://schemas.openxmlformats.org/officeDocument/2006/relationships" xmlns:w="http://schemas.openxmlformats.org/wordprocessingml/2006/main" xmlns:w14="http://schemas.microsoft.com/office/word/2010/wordml" xmlns:w15="http://schemas.microsoft.com/office/word/2012/wordml" xmlns:w16="http://schemas.microsoft.com/office/word/2018/wordml" xmlns:w16cex="http://schemas.microsoft.com/office/word/2018/wordml/cex" xmlns:w16cid="http://schemas.microsoft.com/office/word/2016/wordml/cid" xmlns:w16du="http://schemas.microsoft.com/office/word/2023/wordml/word16du" xmlns:w16sdtdh="http://schemas.microsoft.com/office/word/2020/wordml/sdtdatahash" xmlns:w16sdtfl="http://schemas.microsoft.com/office/word/2024/wordml/sdtformatlock" xmlns:w16se="http://schemas.microsoft.com/office/word/2015/wordml/symex" mc:Ignorable="w14 w15 w16se w16cid w16 w16cex w16sdtdh w16sdtfl w16du">
   <w:docDefaults>
     <w:rPrDefault>
       <w:rPr>
-        <w:rFonts w:asciiTheme="minorHAnsi" w:cstheme="minorBidi" w:eastAsiaTheme="minorEastAsia" w:hAnsiTheme="minorHAnsi"/>
+        <w:rFonts w:ascii="Calibri" w:cs="Calibri" w:eastAsia="Calibri" w:hAnsi="Calibri"/>
+        <w:kern w:val="2"/>
         <w:sz w:val="24"/>
         <w:szCs w:val="24"/>
-        <w:lang w:bidi="ar-SA" w:eastAsia="zh-CN" w:val="en-US"/>
+        <w:lang w:bidi="ar-SA" w:eastAsia="en-US" w:val="en-US"/>
+        <w14:ligatures w14:val="standardContextual"/>
       </w:rPr>
     </w:rPrDefault>
-    <w:pPrDefault>
-      <w:pPr>
-        <w:spacing w:after="200"/>
-      </w:pPr>
-    </w:pPrDefault>
+    <w:pPrDefault/>
   </w:docDefaults>
-  <w:latentStyles w:count="276" w:defLockedState="0" w:defQFormat="0" w:defSemiHidden="0" w:defUIPriority="0" w:defUnhideWhenUsed="0"/>
+  <w:latentStyles w:count="376" w:defLockedState="0" w:defQFormat="0" w:defSemiHidden="0" w:defUIPriority="99" w:defUnhideWhenUsed="0">
+    <w:lsdException w:name="Normal" w:qFormat="1" w:uiPriority="0"/>
+    <w:lsdException w:name="heading 1" w:qFormat="1" w:uiPriority="9"/>
+    <w:lsdException w:name="heading 2" w:qFormat="1" w:semiHidden="1" w:uiPriority="9" w:unhideWhenUsed="1"/>
+    <w:lsdException w:name="heading 3" w:qFormat="1" w:semiHidden="1" w:uiPriority="9" w:unhideWhenUsed="1"/>
+    <w:lsdException w:name="heading 4" w:qFormat="1" w:semiHidden="1" w:uiPriority="9" w:unhideWhenUsed="1"/>
+    <w:lsdException w:name="heading 5" w:qFormat="1" w:semiHidden="1" w:uiPriority="9" w:unhideWhenUsed="1"/>
+    <w:lsdException w:name="heading 6" w:qFormat="1" w:semiHidden="1" w:uiPriority="9" w:unhideWhenUsed="1"/>
+    <w:lsdException w:name="heading 7" w:qFormat="1" w:semiHidden="1" w:uiPriority="9" w:unhideWhenUsed="1"/>
+    <w:lsdException w:name="heading 8" w:qFormat="1" w:semiHidden="1" w:uiPriority="9" w:unhideWhenUsed="1"/>
+    <w:lsdException w:name="heading 9" w:qFormat="1" w:semiHidden="1" w:uiPriority="9" w:unhideWhenUsed="1"/>
+    <w:lsdException w:name="index 1" w:semiHidden="1" w:unhideWhenUsed="1"/>
+    <w:lsdException w:name="index 2" w:semiHidden="1" w:unhideWhenUsed="1"/>
+    <w:lsdException w:name="index 3" w:semiHidden="1" w:unhideWhenUsed="1"/>
+    <w:lsdException w:name="index 4" w:semiHidden="1" w:unhideWhenUsed="1"/>
+    <w:lsdException w:name="index 5" w:semiHidden="1" w:unhideWhenUsed="1"/>
+    <w:lsdException w:name="index 6" w:semiHidden="1" w:unhideWhenUsed="1"/>
+    <w:lsdException w:name="index 7" w:semiHidden="1" w:unhideWhenUsed="1"/>
+    <w:lsdException w:name="index 8" w:semiHidden="1" w:unhideWhenUsed="1"/>
+    <w:lsdException w:name="index 9" w:semiHidden="1" w:unhideWhenUsed="1"/>
+    <w:lsdException w:name="toc 1" w:semiHidden="1" w:uiPriority="39" w:unhideWhenUsed="1"/>
+    <w:lsdException w:name="toc 2" w:semiHidden="1" w:uiPriority="39" w:unhideWhenUsed="1"/>
+    <w:lsdException w:name="toc 3" w:semiHidden="1" w:uiPriority="39" w:unhideWhenUsed="1"/>
+    <w:lsdException w:name="toc 4" w:semiHidden="1" w:uiPriority="39" w:unhideWhenUsed="1"/>
+    <w:lsdException w:name="toc 5" w:semiHidden="1" w:uiPriority="39" w:unhideWhenUsed="1"/>
+    <w:lsdException w:name="toc 6" w:semiHidden="1" w:uiPriority="39" w:unhideWhenUsed="1"/>
+    <w:lsdException w:name="toc 7" w:semiHidden="1" w:uiPriority="39" w:unhideWhenUsed="1"/>
+    <w:lsdException w:name="toc 8" w:semiHidden="1" w:uiPriority="39" w:unhideWhenUsed="1"/>
+    <w:lsdException w:name="toc 9" w:semiHidden="1" w:uiPriority="39" w:unhideWhenUsed="1"/>
+    <w:lsdException w:name="Normal Indent" w:semiHidden="1" w:unhideWhenUsed="1"/>
+    <w:lsdException w:name="footnote text" w:semiHidden="1" w:unhideWhenUsed="1"/>
+    <w:lsdException w:name="annotation text" w:semiHidden="1" w:unhideWhenUsed="1"/>
+    <w:lsdException w:name="header" w:semiHidden="1" w:unhideWhenUsed="1"/>
+    <w:lsdException w:name="footer" w:semiHidden="1" w:unhideWhenUsed="1"/>
+    <w:lsdException w:name="index heading" w:semiHidden="1" w:unhideWhenUsed="1"/>
+    <w:lsdException w:name="caption" w:qFormat="1" w:semiHidden="1" w:uiPriority="35" w:unhideWhenUsed="1"/>
+    <w:lsdException w:name="table of figures" w:semiHidden="1" w:unhideWhenUsed="1"/>
+    <w:lsdException w:name="envelope address" w:semiHidden="1" w:unhideWhenUsed="1"/>
+    <w:lsdException w:name="envelope return" w:semiHidden="1" w:unhideWhenUsed="1"/>
+    <w:lsdException w:name="footnote reference" w:semiHidden="1" w:unhideWhenUsed="1"/>
+    <w:lsdException w:name="annotation reference" w:semiHidden="1" w:unhideWhenUsed="1"/>
+    <w:lsdException w:name="line number" w:semiHidden="1" w:unhideWhenUsed="1"/>
+    <w:lsdException w:name="page number" w:semiHidden="1" w:unhideWhenUsed="1"/>
+    <w:lsdException w:name="endnote reference" w:semiHidden="1" w:unhideWhenUsed="1"/>
+    <w:lsdException w:name="endnote text" w:semiHidden="1" w:unhideWhenUsed="1"/>
+    <w:lsdException w:name="table of authorities" w:semiHidden="1" w:unhideWhenUsed="1"/>
+    <w:lsdException w:name="macro" w:semiHidden="1" w:unhideWhenUsed="1"/>
+    <w:lsdException w:name="toa heading" w:semiHidden="1" w:unhideWhenUsed="1"/>
+    <w:lsdException w:name="List" w:semiHidden="1" w:unhideWhenUsed="1"/>
+    <w:lsdException w:name="List Bullet" w:semiHidden="1" w:unhideWhenUsed="1"/>
+    <w:lsdException w:name="List Number" w:semiHidden="1" w:unhideWhenUsed="1"/>
+    <w:lsdException w:name="List 2" w:semiHidden="1" w:unhideWhenUsed="1"/>
+    <w:lsdException w:name="List 3" w:semiHidden="1" w:unhideWhenUsed="1"/>
+    <w:lsdException w:name="List 4" w:semiHidden="1" w:unhideWhenUsed="1"/>
+    <w:lsdException w:name="List 5" w:semiHidden="1" w:unhideWhenUsed="1"/>
+    <w:lsdException w:name="List Bullet 2" w:semiHidden="1" w:unhideWhenUsed="1"/>
+    <w:lsdException w:name="List Bullet 3" w:semiHidden="1" w:unhideWhenUsed="1"/>
+    <w:lsdException w:name="List Bullet 4" w:semiHidden="1" w:unhideWhenUsed="1"/>
+    <w:lsdException w:name="List Bullet 5" w:semiHidden="1" w:unhideWhenUsed="1"/>
+    <w:lsdException w:name="List Number 2" w:semiHidden="1" w:unhideWhenUsed="1"/>
+    <w:lsdException w:name="List Number 3" w:semiHidden="1" w:unhideWhenUsed="1"/>
+    <w:lsdException w:name="List Number 4" w:semiHidden="1" w:unhideWhenUsed="1"/>
+    <w:lsdException w:name="List Number 5" w:semiHidden="1" w:unhideWhenUsed="1"/>
+    <w:lsdException w:name="Title" w:qFormat="1" w:uiPriority="10"/>
+    <w:lsdException w:name="Closing" w:semiHidden="1" w:unhideWhenUsed="1"/>
+    <w:lsdException w:name="Signature" w:semiHidden="1" w:unhideWhenUsed="1"/>
+    <w:lsdException w:name="Default Paragraph Font" w:semiHidden="1" w:uiPriority="1" w:unhideWhenUsed="1"/>
+    <w:lsdException w:name="Body Text" w:semiHidden="1" w:unhideWhenUsed="1"/>
+    <w:lsdException w:name="Body Text Indent" w:semiHidden="1" w:unhideWhenUsed="1"/>
+    <w:lsdException w:name="List Continue" w:semiHidden="1" w:unhideWhenUsed="1"/>
+    <w:lsdException w:name="List Continue 2" w:semiHidden="1" w:unhideWhenUsed="1"/>
+    <w:lsdException w:name="List Continue 3" w:semiHidden="1" w:unhideWhenUsed="1"/>
+    <w:lsdException w:name="List Continue 4" w:semiHidden="1" w:unhideWhenUsed="1"/>
+    <w:lsdException w:name="List Continue 5" w:semiHidden="1" w:unhideWhenUsed="1"/>
+    <w:lsdException w:name="Message Header" w:semiHidden="1" w:unhideWhenUsed="1"/>
+    <w:lsdException w:name="Subtitle" w:qFormat="1" w:uiPriority="11"/>
+    <w:lsdException w:name="Salutation" w:semiHidden="1" w:unhideWhenUsed="1"/>
+    <w:lsdException w:name="Date" w:semiHidden="1" w:unhideWhenUsed="1"/>
+    <w:lsdException w:name="Body Text First Indent" w:semiHidden="1" w:unhideWhenUsed="1"/>
+    <w:lsdException w:name="Body Text First Indent 2" w:semiHidden="1" w:unhideWhenUsed="1"/>
+    <w:lsdException w:name="Note Heading" w:semiHidden="1" w:unhideWhenUsed="1"/>
+    <w:lsdException w:name="Body Text 2" w:semiHidden="1" w:unhideWhenUsed="1"/>
+    <w:lsdException w:name="Body Text 3" w:semiHidden="1" w:unhideWhenUsed="1"/>
+    <w:lsdException w:name="Body Text Indent 2" w:semiHidden="1" w:unhideWhenUsed="1"/>
+    <w:lsdException w:name="Body Text Indent 3" w:semiHidden="1" w:unhideWhenUsed="1"/>
+    <w:lsdException w:name="Block Text" w:semiHidden="1" w:unhideWhenUsed="1"/>
+    <w:lsdException w:name="Hyperlink" w:semiHidden="1" w:unhideWhenUsed="1"/>
+    <w:lsdException w:name="FollowedHyperlink" w:semiHidden="1" w:unhideWhenUsed="1"/>
+    <w:lsdException w:name="Strong" w:qFormat="1" w:uiPriority="22"/>
+    <w:lsdException w:name="Emphasis" w:qFormat="1" w:uiPriority="20"/>
+    <w:lsdException w:name="Document Map" w:semiHidden="1" w:unhideWhenUsed="1"/>
+    <w:lsdException w:name="Plain Text" w:semiHidden="1" w:unhideWhenUsed="1"/>
+    <w:lsdException w:name="E-mail Signature" w:semiHidden="1" w:unhideWhenUsed="1"/>
+    <w:lsdException w:name="HTML Top of Form" w:semiHidden="1" w:unhideWhenUsed="1"/>
+    <w:lsdException w:name="HTML Bottom of Form" w:semiHidden="1" w:unhideWhenUsed="1"/>
+    <w:lsdException w:name="Normal (Web)" w:semiHidden="1" w:unhideWhenUsed="1"/>
+    <w:lsdException w:name="HTML Acronym" w:semiHidden="1" w:unhideWhenUsed="1"/>
+    <w:lsdException w:name="HTML Address" w:semiHidden="1" w:unhideWhenUsed="1"/>
+    <w:lsdException w:name="HTML Cite" w:semiHidden="1" w:unhideWhenUsed="1"/>
+    <w:lsdException w:name="HTML Code" w:semiHidden="1" w:unhideWhenUsed="1"/>
+    <w:lsdException w:name="HTML Definition" w:semiHidden="1" w:unhideWhenUsed="1"/>
+    <w:lsdException w:name="HTML Keyboard" w:semiHidden="1" w:unhideWhenUsed="1"/>
+    <w:lsdException w:name="HTML Preformatted" w:semiHidden="1" w:unhideWhenUsed="1"/>
+    <w:lsdException w:name="HTML Sample" w:semiHidden="1" w:unhideWhenUsed="1"/>
+    <w:lsdException w:name="HTML Typewriter" w:semiHidden="1" w:unhideWhenUsed="1"/>
+    <w:lsdException w:name="HTML Variable" w:semiHidden="1" w:unhideWhenUsed="1"/>
+    <w:lsdException w:name="Normal Table" w:semiHidden="1" w:unhideWhenUsed="1"/>
+    <w:lsdException w:name="annotation subject" w:semiHidden="1" w:unhideWhenUsed="1"/>
+    <w:lsdException w:name="No List" w:semiHidden="1" w:unhideWhenUsed="1"/>
+    <w:lsdException w:name="Outline List 1" w:semiHidden="1" w:unhideWhenUsed="1"/>
+    <w:lsdException w:name="Outline List 2" w:semiHidden="1" w:unhideWhenUsed="1"/>
+    <w:lsdException w:name="Outline List 3" w:semiHidden="1" w:unhideWhenUsed="1"/>
+    <w:lsdException w:name="Table Simple 1" w:semiHidden="1" w:unhideWhenUsed="1"/>
+    <w:lsdException w:name="Table Simple 2" w:semiHidden="1" w:unhideWhenUsed="1"/>
+    <w:lsdException w:name="Table Simple 3" w:semiHidden="1" w:unhideWhenUsed="1"/>
+    <w:lsdException w:name="Table Classic 1" w:semiHidden="1" w:unhideWhenUsed="1"/>
+    <w:lsdException w:name="Table Classic 2" w:semiHidden="1" w:unhideWhenUsed="1"/>
+    <w:lsdException w:name="Table Classic 3" w:semiHidden="1" w:unhideWhenUsed="1"/>
+    <w:lsdException w:name="Table Classic 4" w:semiHidden="1" w:unhideWhenUsed="1"/>
+    <w:lsdException w:name="Table Colorful 1" w:semiHidden="1" w:unhideWhenUsed="1"/>
+    <w:lsdException w:name="Table Colorful 2" w:semiHidden="1" w:unhideWhenUsed="1"/>
+    <w:lsdException w:name="Table Colorful 3" w:semiHidden="1" w:unhideWhenUsed="1"/>
+    <w:lsdException w:name="Table Columns 1" w:semiHidden="1" w:unhideWhenUsed="1"/>
+    <w:lsdException w:name="Table Columns 2" w:semiHidden="1" w:unhideWhenUsed="1"/>
+    <w:lsdException w:name="Table Columns 3" w:semiHidden="1" w:unhideWhenUsed="1"/>
+    <w:lsdException w:name="Table Columns 4" w:semiHidden="1" w:unhideWhenUsed="1"/>
+    <w:lsdException w:name="Table Columns 5" w:semiHidden="1" w:unhideWhenUsed="1"/>
+    <w:lsdException w:name="Table Grid 1" w:semiHidden="1" w:unhideWhenUsed="1"/>
+    <w:lsdException w:name="Table Grid 2" w:semiHidden="1" w:unhideWhenUsed="1"/>
+    <w:lsdException w:name="Table Grid 3" w:semiHidden="1" w:unhideWhenUsed="1"/>
+    <w:lsdException w:name="Table Grid 4" w:semiHidden="1" w:unhideWhenUsed="1"/>
+    <w:lsdException w:name="Table Grid 5" w:semiHidden="1" w:unhideWhenUsed="1"/>
+    <w:lsdException w:name="Table Grid 6" w:semiHidden="1" w:unhideWhenUsed="1"/>
+    <w:lsdException w:name="Table Grid 7" w:semiHidden="1" w:unhideWhenUsed="1"/>
+    <w:lsdException w:name="Table Grid 8" w:semiHidden="1" w:unhideWhenUsed="1"/>
+    <w:lsdException w:name="Table List 1" w:semiHidden="1" w:unhideWhenUsed="1"/>
+    <w:lsdException w:name="Table List 2" w:semiHidden="1" w:unhideWhenUsed="1"/>
+    <w:lsdException w:name="Table List 3" w:semiHidden="1" w:unhideWhenUsed="1"/>
+    <w:lsdException w:name="Table List 4" w:semiHidden="1" w:unhideWhenUsed="1"/>
+    <w:lsdException w:name="Table List 5" w:semiHidden="1" w:unhideWhenUsed="1"/>
+    <w:lsdException w:name="Table List 6" w:semiHidden="1" w:unhideWhenUsed="1"/>
+    <w:lsdException w:name="Table List 7" w:semiHidden="1" w:unhideWhenUsed="1"/>
+    <w:lsdException w:name="Table List 8" w:semiHidden="1" w:unhideWhenUsed="1"/>
+    <w:lsdException w:name="Table 3D effects 1" w:semiHidden="1" w:unhideWhenUsed="1"/>
+    <w:lsdException w:name="Table 3D effects 2" w:semiHidden="1" w:unhideWhenUsed="1"/>
+    <w:lsdException w:name="Table 3D effects 3" w:semiHidden="1" w:unhideWhenUsed="1"/>
+    <w:lsdException w:name="Table Contemporary" w:semiHidden="1" w:unhideWhenUsed="1"/>
+    <w:lsdException w:name="Table Elegant" w:semiHidden="1" w:unhideWhenUsed="1"/>
+    <w:lsdException w:name="Table Professional" w:semiHidden="1" w:unhideWhenUsed="1"/>
+    <w:lsdException w:name="Table Subtle 1" w:semiHidden="1" w:unhideWhenUsed="1"/>
+    <w:lsdException w:name="Table Subtle 2" w:semiHidden="1" w:unhideWhenUsed="1"/>
+    <w:lsdException w:name="Table Web 1" w:semiHidden="1" w:unhideWhenUsed="1"/>
+    <w:lsdException w:name="Table Web 2" w:semiHidden="1" w:unhideWhenUsed="1"/>
+    <w:lsdException w:name="Table Web 3" w:semiHidden="1" w:unhideWhenUsed="1"/>
+    <w:lsdException w:name="Balloon Text" w:semiHidden="1" w:unhideWhenUsed="1"/>
+    <w:lsdException w:name="Table Grid" w:uiPriority="39"/>
+    <w:lsdException w:name="Table Theme" w:semiHidden="1" w:unhideWhenUsed="1"/>
+    <w:lsdException w:name="Placeholder Text" w:semiHidden="1"/>
+    <w:lsdException w:name="No Spacing" w:qFormat="1" w:uiPriority="1"/>
+    <w:lsdException w:name="Light Shading" w:uiPriority="60"/>
+    <w:lsdException w:name="Light List" w:uiPriority="61"/>
+    <w:lsdException w:name="Light Grid" w:uiPriority="62"/>
+    <w:lsdException w:name="Medium Shading 1" w:uiPriority="63"/>
+    <w:lsdException w:name="Medium Shading 2" w:uiPriority="64"/>
+    <w:lsdException w:name="Medium List 1" w:uiPriority="65"/>
+    <w:lsdException w:name="Medium List 2" w:uiPriority="66"/>
+    <w:lsdException w:name="Medium Grid 1" w:uiPriority="67"/>
+    <w:lsdException w:name="Medium Grid 2" w:uiPriority="68"/>
+    <w:lsdException w:name="Medium Grid 3" w:uiPriority="69"/>
+    <w:lsdException w:name="Dark List" w:uiPriority="70"/>
+    <w:lsdException w:name="Colorful Shading" w:uiPriority="71"/>
+    <w:lsdException w:name="Colorful List" w:uiPriority="72"/>
+    <w:lsdException w:name="Colorful Grid" w:uiPriority="73"/>
+    <w:lsdException w:name="Light Shading Accent 1" w:uiPriority="60"/>
+    <w:lsdException w:name="Light List Accent 1" w:uiPriority="61"/>
+    <w:lsdException w:name="Light Grid Accent 1" w:uiPriority="62"/>
+    <w:lsdException w:name="Medium Shading 1 Accent 1" w:uiPriority="63"/>
+    <w:lsdException w:name="Medium Shading 2 Accent 1" w:uiPriority="64"/>
+    <w:lsdException w:name="Medium List 1 Accent 1" w:uiPriority="65"/>
+    <w:lsdException w:name="Revision" w:semiHidden="1"/>
+    <w:lsdException w:name="List Paragraph" w:qFormat="1" w:uiPriority="34"/>
+    <w:lsdException w:name="Quote" w:qFormat="1" w:uiPriority="29"/>
+    <w:lsdException w:name="Intense Quote" w:qFormat="1" w:uiPriority="30"/>
+    <w:lsdException w:name="Medium List 2 Accent 1" w:uiPriority="66"/>
+    <w:lsdException w:name="Medium Grid 1 Accent 1" w:uiPriority="67"/>
+    <w:lsdException w:name="Medium Grid 2 Accent 1" w:uiPriority="68"/>
+    <w:lsdException w:name="Medium Grid 3 Accent 1" w:uiPriority="69"/>
+    <w:lsdException w:name="Dark List Accent 1" w:uiPriority="70"/>
+    <w:lsdException w:name="Colorful Shading Accent 1" w:uiPriority="71"/>
+    <w:lsdException w:name="Colorful List Accent 1" w:uiPriority="72"/>
+    <w:lsdException w:name="Colorful Grid Accent 1" w:uiPriority="73"/>
+    <w:lsdException w:name="Light Shading Accent 2" w:uiPriority="60"/>
+    <w:lsdException w:name="Light List Accent 2" w:uiPriority="61"/>
+    <w:lsdException w:name="Light Grid Accent 2" w:uiPriority="62"/>
+    <w:lsdException w:name="Medium Shading 1 Accent 2" w:uiPriority="63"/>
+    <w:lsdException w:name="Medium Shading 2 Accent 2" w:uiPriority="64"/>
+    <w:lsdException w:name="Medium List 1 Accent 2" w:uiPriority="65"/>
+    <w:lsdException w:name="Medium List 2 Accent 2" w:uiPriority="66"/>
+    <w:lsdException w:name="Medium Grid 1 Accent 2" w:uiPriority="67"/>
+    <w:lsdException w:name="Medium Grid 2 Accent 2" w:uiPriority="68"/>
+    <w:lsdException w:name="Medium Grid 3 Accent 2" w:uiPriority="69"/>
+    <w:lsdException w:name="Dark List Accent 2" w:uiPriority="70"/>
+    <w:lsdException w:name="Colorful Shading Accent 2" w:uiPriority="71"/>
+    <w:lsdException w:name="Colorful List Accent 2" w:uiPriority="72"/>
+    <w:lsdException w:name="Colorful Grid Accent 2" w:uiPriority="73"/>
+    <w:lsdException w:name="Light Shading Accent 3" w:uiPriority="60"/>
+    <w:lsdException w:name="Light List Accent 3" w:uiPriority="61"/>
+    <w:lsdException w:name="Light Grid Accent 3" w:uiPriority="62"/>
+    <w:lsdException w:name="Medium Shading 1 Accent 3" w:uiPriority="63"/>
+    <w:lsdException w:name="Medium Shading 2 Accent 3" w:uiPriority="64"/>
+    <w:lsdException w:name="Medium List 1 Accent 3" w:uiPriority="65"/>
+    <w:lsdException w:name="Medium List 2 Accent 3" w:uiPriority="66"/>
+    <w:lsdException w:name="Medium Grid 1 Accent 3" w:uiPriority="67"/>
+    <w:lsdException w:name="Medium Grid 2 Accent 3" w:uiPriority="68"/>
+    <w:lsdException w:name="Medium Grid 3 Accent 3" w:uiPriority="69"/>
+    <w:lsdException w:name="Dark List Accent 3" w:uiPriority="70"/>
+    <w:lsdException w:name="Colorful Shading Accent 3" w:uiPriority="71"/>
+    <w:lsdException w:name="Colorful List Accent 3" w:uiPriority="72"/>
+    <w:lsdException w:name="Colorful Grid Accent 3" w:uiPriority="73"/>
+    <w:lsdException w:name="Light Shading Accent 4" w:uiPriority="60"/>
+    <w:lsdException w:name="Light List Accent 4" w:uiPriority="61"/>
+    <w:lsdException w:name="Light Grid Accent 4" w:uiPriority="62"/>
+    <w:lsdException w:name="Medium Shading 1 Accent 4" w:uiPriority="63"/>
+    <w:lsdException w:name="Medium Shading 2 Accent 4" w:uiPriority="64"/>
+    <w:lsdException w:name="Medium List 1 Accent 4" w:uiPriority="65"/>
+    <w:lsdException w:name="Medium List 2 Accent 4" w:uiPriority="66"/>
+    <w:lsdException w:name="Medium Grid 1 Accent 4" w:uiPriority="67"/>
+    <w:lsdException w:name="Medium Grid 2 Accent 4" w:uiPriority="68"/>
+    <w:lsdException w:name="Medium Grid 3 Accent 4" w:uiPriority="69"/>
+    <w:lsdException w:name="Dark List Accent 4" w:uiPriority="70"/>
+    <w:lsdException w:name="Colorful Shading Accent 4" w:uiPriority="71"/>
+    <w:lsdException w:name="Colorful List Accent 4" w:uiPriority="72"/>
+    <w:lsdException w:name="Colorful Grid Accent 4" w:uiPriority="73"/>
+    <w:lsdException w:name="Light Shading Accent 5" w:uiPriority="60"/>
+    <w:lsdException w:name="Light List Accent 5" w:uiPriority="61"/>
+    <w:lsdException w:name="Light Grid Accent 5" w:uiPriority="62"/>
+    <w:lsdException w:name="Medium Shading 1 Accent 5" w:uiPriority="63"/>
+    <w:lsdException w:name="Medium Shading 2 Accent 5" w:uiPriority="64"/>
+    <w:lsdException w:name="Medium List 1 Accent 5" w:uiPriority="65"/>
+    <w:lsdException w:name="Medium List 2 Accent 5" w:uiPriority="66"/>
+    <w:lsdException w:name="Medium Grid 1 Accent 5" w:uiPriority="67"/>
+    <w:lsdException w:name="Medium Grid 2 Accent 5" w:uiPriority="68"/>
+    <w:lsdException w:name="Medium Grid 3 Accent 5" w:uiPriority="69"/>
+    <w:lsdException w:name="Dark List Accent 5" w:uiPriority="70"/>
+    <w:lsdException w:name="Colorful Shading Accent 5" w:uiPriority="71"/>
+    <w:lsdException w:name="Colorful List Accent 5" w:uiPriority="72"/>
+    <w:lsdException w:name="Colorful Grid Accent 5" w:uiPriority="73"/>
+    <w:lsdException w:name="Light Shading Accent 6" w:uiPriority="60"/>
+    <w:lsdException w:name="Light List Accent 6" w:uiPriority="61"/>
+    <w:lsdException w:name="Light Grid Accent 6" w:uiPriority="62"/>
+    <w:lsdException w:name="Medium Shading 1 Accent 6" w:uiPriority="63"/>
+    <w:lsdException w:name="Medium Shading 2 Accent 6" w:uiPriority="64"/>
+    <w:lsdException w:name="Medium List 1 Accent 6" w:uiPriority="65"/>
+    <w:lsdException w:name="Medium List 2 Accent 6" w:uiPriority="66"/>
+    <w:lsdException w:name="Medium Grid 1 Accent 6" w:uiPriority="67"/>
+    <w:lsdException w:name="Medium Grid 2 Accent 6" w:uiPriority="68"/>
+    <w:lsdException w:name="Medium Grid 3 Accent 6" w:uiPriority="69"/>
+    <w:lsdException w:name="Dark List Accent 6" w:uiPriority="70"/>
+    <w:lsdException w:name="Colorful Shading Accent 6" w:uiPriority="71"/>
+    <w:lsdException w:name="Colorful List Accent 6" w:uiPriority="72"/>
+    <w:lsdException w:name="Colorful Grid Accent 6" w:uiPriority="73"/>
+    <w:lsdException w:name="Subtle Emphasis" w:qFormat="1" w:uiPriority="19"/>
+    <w:lsdException w:name="Intense Emphasis" w:qFormat="1" w:uiPriority="21"/>
+    <w:lsdException w:name="Subtle Reference" w:qFormat="1" w:uiPriority="31"/>
+    <w:lsdException w:name="Intense Reference" w:qFormat="1" w:uiPriority="32"/>
+    <w:lsdException w:name="Book Title" w:qFormat="1" w:uiPriority="33"/>
+    <w:lsdException w:name="Bibliography" w:semiHidden="1" w:uiPriority="37" w:unhideWhenUsed="1"/>
+    <w:lsdException w:name="TOC Heading" w:qFormat="1" w:semiHidden="1" w:uiPriority="39" w:unhideWhenUsed="1"/>
+    <w:lsdException w:name="Plain Table 1" w:uiPriority="41"/>
+    <w:lsdException w:name="Plain Table 2" w:uiPriority="42"/>
+    <w:lsdException w:name="Plain Table 3" w:uiPriority="43"/>
+    <w:lsdException w:name="Plain Table 4" w:uiPriority="44"/>
+    <w:lsdException w:name="Plain Table 5" w:uiPriority="45"/>
+    <w:lsdException w:name="Grid Table Light" w:uiPriority="40"/>
+    <w:lsdException w:name="Grid Table 1 Light" w:uiPriority="46"/>
+    <w:lsdException w:name="Grid Table 2" w:uiPriority="47"/>
+    <w:lsdException w:name="Grid Table 3" w:uiPriority="48"/>
+    <w:lsdException w:name="Grid Table 4" w:uiPriority="49"/>
+    <w:lsdException w:name="Grid Table 5 Dark" w:uiPriority="50"/>
+    <w:lsdException w:name="Grid Table 6 Colorful" w:uiPriority="51"/>
+    <w:lsdException w:name="Grid Table 7 Colorful" w:uiPriority="52"/>
+    <w:lsdException w:name="Grid Table 1 Light Accent 1" w:uiPriority="46"/>
+    <w:lsdException w:name="Grid Table 2 Accent 1" w:uiPriority="47"/>
+    <w:lsdException w:name="Grid Table 3 Accent 1" w:uiPriority="48"/>
+    <w:lsdException w:name="Grid Table 4 Accent 1" w:uiPriority="49"/>
+    <w:lsdException w:name="Grid Table 5 Dark Accent 1" w:uiPriority="50"/>
+    <w:lsdException w:name="Grid Table 6 Colorful Accent 1" w:uiPriority="51"/>
+    <w:lsdException w:name="Grid Table 7 Colorful Accent 1" w:uiPriority="52"/>
+    <w:lsdException w:name="Grid Table 1 Light Accent 2" w:uiPriority="46"/>
+    <w:lsdException w:name="Grid Table 2 Accent 2" w:uiPriority="47"/>
+    <w:lsdException w:name="Grid Table 3 Accent 2" w:uiPriority="48"/>
+    <w:lsdException w:name="Grid Table 4 Accent 2" w:uiPriority="49"/>
+    <w:lsdException w:name="Grid Table 5 Dark Accent 2" w:uiPriority="50"/>
+    <w:lsdException w:name="Grid Table 6 Colorful Accent 2" w:uiPriority="51"/>
+    <w:lsdException w:name="Grid Table 7 Colorful Accent 2" w:uiPriority="52"/>
+    <w:lsdException w:name="Grid Table 1 Light Accent 3" w:uiPriority="46"/>
+    <w:lsdException w:name="Grid Table 2 Accent 3" w:uiPriority="47"/>
+    <w:lsdException w:name="Grid Table 3 Accent 3" w:uiPriority="48"/>
+    <w:lsdException w:name="Grid Table 4 Accent 3" w:uiPriority="49"/>
+    <w:lsdException w:name="Grid Table 5 Dark Accent 3" w:uiPriority="50"/>
+    <w:lsdException w:name="Grid Table 6 Colorful Accent 3" w:uiPriority="51"/>
+    <w:lsdException w:name="Grid Table 7 Colorful Accent 3" w:uiPriority="52"/>
+    <w:lsdException w:name="Grid Table 1 Light Accent 4" w:uiPriority="46"/>
+    <w:lsdException w:name="Grid Table 2 Accent 4" w:uiPriority="47"/>
+    <w:lsdException w:name="Grid Table 3 Accent 4" w:uiPriority="48"/>
+    <w:lsdException w:name="Grid Table 4 Accent 4" w:uiPriority="49"/>
+    <w:lsdException w:name="Grid Table 5 Dark Accent 4" w:uiPriority="50"/>
+    <w:lsdException w:name="Grid Table 6 Colorful Accent 4" w:uiPriority="51"/>
+    <w:lsdException w:name="Grid Table 7 Colorful Accent 4" w:uiPriority="52"/>
+    <w:lsdException w:name="Grid Table 1 Light Accent 5" w:uiPriority="46"/>
+    <w:lsdException w:name="Grid Table 2 Accent 5" w:uiPriority="47"/>
+    <w:lsdException w:name="Grid Table 3 Accent 5" w:uiPriority="48"/>
+    <w:lsdException w:name="Grid Table 4 Accent 5" w:uiPriority="49"/>
+    <w:lsdException w:name="Grid Table 5 Dark Accent 5" w:uiPriority="50"/>
+    <w:lsdException w:name="Grid Table 6 Colorful Accent 5" w:uiPriority="51"/>
+    <w:lsdException w:name="Grid Table 7 Colorful Accent 5" w:uiPriority="52"/>
+    <w:lsdException w:name="Grid Table 1 Light Accent 6" w:uiPriority="46"/>
+    <w:lsdException w:name="Grid Table 2 Accent 6" w:uiPriority="47"/>
+    <w:lsdException w:name="Grid Table 3 Accent 6" w:uiPriority="48"/>
+    <w:lsdException w:name="Grid Table 4 Accent 6" w:uiPriority="49"/>
+    <w:lsdException w:name="Grid Table 5 Dark Accent 6" w:uiPriority="50"/>
+    <w:lsdException w:name="Grid Table 6 Colorful Accent 6" w:uiPriority="51"/>
+    <w:lsdException w:name="Grid Table 7 Colorful Accent 6" w:uiPriority="52"/>
+    <w:lsdException w:name="List Table 1 Light" w:uiPriority="46"/>
+    <w:lsdException w:name="List Table 2" w:uiPriority="47"/>
+    <w:lsdException w:name="List Table 3" w:uiPriority="48"/>
+    <w:lsdException w:name="List Table 4" w:uiPriority="49"/>
+    <w:lsdException w:name="List Table 5 Dark" w:uiPriority="50"/>
+    <w:lsdException w:name="List Table 6 Colorful" w:uiPriority="51"/>
+    <w:lsdException w:name="List Table 7 Colorful" w:uiPriority="52"/>
+    <w:lsdException w:name="List Table 1 Light Accent 1" w:uiPriority="46"/>
+    <w:lsdException w:name="List Table 2 Accent 1" w:uiPriority="47"/>
+    <w:lsdException w:name="List Table 3 Accent 1" w:uiPriority="48"/>
+    <w:lsdException w:name="List Table 4 Accent 1" w:uiPriority="49"/>
+    <w:lsdException w:name="List Table 5 Dark Accent 1" w:uiPriority="50"/>
+    <w:lsdException w:name="List Table 6 Colorful Accent 1" w:uiPriority="51"/>
+    <w:lsdException w:name="List Table 7 Colorful Accent 1" w:uiPriority="52"/>
+    <w:lsdException w:name="List Table 1 Light Accent 2" w:uiPriority="46"/>
+    <w:lsdException w:name="List Table 2 Accent 2" w:uiPriority="47"/>
+    <w:lsdException w:name="List Table 3 Accent 2" w:uiPriority="48"/>
+    <w:lsdException w:name="List Table 4 Accent 2" w:uiPriority="49"/>
+    <w:lsdException w:name="List Table 5 Dark Accent 2" w:uiPriority="50"/>
+    <w:lsdException w:name="List Table 6 Colorful Accent 2" w:uiPriority="51"/>
+    <w:lsdException w:name="List Table 7 Colorful Accent 2" w:uiPriority="52"/>
+    <w:lsdException w:name="List Table 1 Light Accent 3" w:uiPriority="46"/>
+    <w:lsdException w:name="List Table 2 Accent 3" w:uiPriority="47"/>
+    <w:lsdException w:name="List Table 3 Accent 3" w:uiPriority="48"/>
+    <w:lsdException w:name="List Table 4 Accent 3" w:uiPriority="49"/>
+    <w:lsdException w:name="List Table 5 Dark Accent 3" w:uiPriority="50"/>
+    <w:lsdException w:name="List Table 6 Colorful Accent 3" w:uiPriority="51"/>
+    <w:lsdException w:name="List Table 7 Colorful Accent 3" w:uiPriority="52"/>
+    <w:lsdException w:name="List Table 1 Light Accent 4" w:uiPriority="46"/>
+    <w:lsdException w:name="List Table 2 Accent 4" w:uiPriority="47"/>
+    <w:lsdException w:name="List Table 3 Accent 4" w:uiPriority="48"/>
+    <w:lsdException w:name="List Table 4 Accent 4" w:uiPriority="49"/>
+    <w:lsdException w:name="List Table 5 Dark Accent 4" w:uiPriority="50"/>
+    <w:lsdException w:name="List Table 6 Colorful Accent 4" w:uiPriority="51"/>
+    <w:lsdException w:name="List Table 7 Colorful Accent 4" w:uiPriority="52"/>
+    <w:lsdException w:name="List Table 1 Light Accent 5" w:uiPriority="46"/>
+    <w:lsdException w:name="List Table 2 Accent 5" w:uiPriority="47"/>
+    <w:lsdException w:name="List Table 3 Accent 5" w:uiPriority="48"/>
+    <w:lsdException w:name="List Table 4 Accent 5" w:uiPriority="49"/>
+    <w:lsdException w:name="List Table 5 Dark Accent 5" w:uiPriority="50"/>
+    <w:lsdException w:name="List Table 6 Colorful Accent 5" w:uiPriority="51"/>
+    <w:lsdException w:name="List Table 7 Colorful Accent 5" w:uiPriority="52"/>
+    <w:lsdException w:name="List Table 1 Light Accent 6" w:uiPriority="46"/>
+    <w:lsdException w:name="List Table 2 Accent 6" w:uiPriority="47"/>
+    <w:lsdException w:name="List Table 3 Accent 6" w:uiPriority="48"/>
+    <w:lsdException w:name="List Table 4 Accent 6" w:uiPriority="49"/>
+    <w:lsdException w:name="List Table 5 Dark Accent 6" w:uiPriority="50"/>
+    <w:lsdException w:name="List Table 6 Colorful Accent 6" w:uiPriority="51"/>
+    <w:lsdException w:name="List Table 7 Colorful Accent 6" w:uiPriority="52"/>
+    <w:lsdException w:name="Mention" w:semiHidden="1" w:unhideWhenUsed="1"/>
+    <w:lsdException w:name="Smart Hyperlink" w:semiHidden="1" w:unhideWhenUsed="1"/>
+    <w:lsdException w:name="Hashtag" w:semiHidden="1" w:unhideWhenUsed="1"/>
+    <w:lsdException w:name="Unresolved Mention" w:semiHidden="1" w:unhideWhenUsed="1"/>
+    <w:lsdException w:name="Smart Link" w:semiHidden="1" w:unhideWhenUsed="1"/>
+  </w:latentStyles>
   <w:style w:default="1" w:styleId="Normal" w:type="paragraph">
     <w:name w:val="Normal"/>
     <w:qFormat/>
   </w:style>
-  <w:style w:styleId="BodyText" w:type="paragraph">
-    <w:name w:val="Body Text"/>
-    <w:basedOn w:val="Normal"/>
-    <w:link w:val="BodyTextChar"/>
-    <w:qFormat/>
-    <w:pPr>
-      <w:spacing w:after="180" w:before="180"/>
-    </w:pPr>
-  </w:style>
-  <w:style w:customStyle="1" w:styleId="FirstParagraph" w:type="paragraph">
-    <w:name w:val="First Paragraph"/>
-    <w:basedOn w:val="BodyText"/>
-    <w:next w:val="BodyText"/>
-    <w:qFormat/>
-  </w:style>
-  <w:style w:customStyle="1" w:styleId="Compact" w:type="paragraph">
-    <w:name w:val="Compact"/>
-    <w:basedOn w:val="BodyText"/>
-    <w:qFormat/>
-    <w:pPr>
-      <w:spacing w:after="36" w:before="36"/>
-    </w:pPr>
-  </w:style>
-  <w:style w:styleId="Title" w:type="paragraph">
-    <w:name w:val="Title"/>
-    <w:basedOn w:val="Normal"/>
-    <w:next w:val="BodyText"/>
-    <w:link w:val="TitleChar"/>
-    <w:uiPriority w:val="10"/>
-    <w:qFormat/>
-    <w:rsid w:val="00A10FD9"/>
-    <w:pPr>
-      <w:spacing w:after="80" w:line="240" w:lineRule="auto"/>
-      <w:contextualSpacing/>
-      <w:jc w:val="center"/>
-    </w:pPr>
-    <w:rPr>
-      <w:rFonts w:asciiTheme="majorHAnsi" w:cstheme="majorBidi" w:eastAsiaTheme="majorEastAsia" w:hAnsiTheme="majorHAnsi"/>
-      <w:sz w:val="56"/>
-      <w:szCs w:val="56"/>
-    </w:rPr>
-  </w:style>
-  <w:style w:customStyle="1" w:styleId="TitleChar" w:type="character">
-    <w:name w:val="Title Char"/>
-    <w:basedOn w:val="DefaultParagraphFont"/>
-    <w:link w:val="Title"/>
-    <w:uiPriority w:val="10"/>
-    <w:rsid w:val="00A10FD9"/>
-    <w:rPr>
-      <w:rFonts w:asciiTheme="majorHAnsi" w:cstheme="majorBidi" w:eastAsiaTheme="majorEastAsia" w:hAnsiTheme="majorHAnsi"/>
-      <w:sz w:val="56"/>
-      <w:szCs w:val="56"/>
-    </w:rPr>
-  </w:style>
-  <w:style w:styleId="Subtitle" w:type="paragraph">
-    <w:name w:val="Subtitle"/>
-    <w:basedOn w:val="Title"/>
-    <w:next w:val="BodyText"/>
-    <w:link w:val="SubtitleChar"/>
-    <w:uiPriority w:val="11"/>
-    <w:qFormat/>
-    <w:rsid w:val="00A10FD9"/>
-    <w:pPr>
-      <w:numPr>
-        <w:ilvl w:val="1"/>
-      </w:numPr>
-    </w:pPr>
-    <w:rPr>
-      <w:rFonts w:cstheme="majorBidi" w:eastAsiaTheme="majorEastAsia"/>
-      <w:spacing w:val="15"/>
-      <w:sz w:val="28"/>
-      <w:szCs w:val="28"/>
-    </w:rPr>
-  </w:style>
-  <w:style w:customStyle="1" w:styleId="SubtitleChar" w:type="character">
-    <w:name w:val="Subtitle Char"/>
-    <w:basedOn w:val="DefaultParagraphFont"/>
-    <w:link w:val="Subtitle"/>
-    <w:uiPriority w:val="11"/>
-    <w:rsid w:val="00A10FD9"/>
-    <w:rPr>
-      <w:rFonts w:cstheme="majorBidi" w:eastAsiaTheme="majorEastAsia"/>
-      <w:color w:themeColor="text1" w:themeTint="A6" w:val="595959"/>
-      <w:spacing w:val="15"/>
-      <w:sz w:val="28"/>
-      <w:szCs w:val="28"/>
-    </w:rPr>
-  </w:style>
-  <w:style w:customStyle="1" w:styleId="Author" w:type="paragraph">
-    <w:name w:val="Author"/>
-    <w:basedOn w:val="Title"/>
-    <w:next w:val="BodyText"/>
-    <w:qFormat/>
-    <w:pPr>
-      <w:keepNext/>
-      <w:keepLines/>
-    </w:pPr>
-    <w:rPr>
-      <w:sz w:val="24"/>
-      <w:szCs w:val="24"/>
-    </w:rPr>
-  </w:style>
-  <w:style w:styleId="Date" w:type="paragraph">
-    <w:name w:val="Date"/>
-    <w:basedOn w:val="Title"/>
-    <w:next w:val="BodyText"/>
-    <w:qFormat/>
-    <w:pPr>
-      <w:keepNext/>
-      <w:keepLines/>
-    </w:pPr>
-    <w:rPr>
-      <w:sz w:val="24"/>
-      <w:szCs w:val="24"/>
-    </w:rPr>
-  </w:style>
-  <w:style w:customStyle="1" w:styleId="AbstractTitle" w:type="paragraph">
-    <w:name w:val="Abstract Title"/>
-    <w:basedOn w:val="Normal"/>
-    <w:next w:val="Abstract"/>
-    <w:qFormat/>
-    <w:pPr>
-      <w:keepNext/>
-      <w:keepLines/>
-      <w:spacing w:after="0" w:before="300"/>
-      <w:jc w:val="center"/>
-    </w:pPr>
-    <w:rPr>
-      <w:b/>
-      <w:sz w:val="20"/>
-      <w:szCs w:val="20"/>
-    </w:rPr>
-  </w:style>
-  <w:style w:customStyle="1" w:styleId="Abstract" w:type="paragraph">
-    <w:name w:val="Abstract"/>
-    <w:basedOn w:val="Normal"/>
-    <w:next w:val="BodyText"/>
-    <w:qFormat/>
-    <w:pPr>
-      <w:keepNext/>
-      <w:keepLines/>
-      <w:spacing w:after="300" w:before="100"/>
-    </w:pPr>
-    <w:rPr>
-      <w:sz w:val="20"/>
-      <w:szCs w:val="20"/>
-    </w:rPr>
-  </w:style>
-  <w:style w:styleId="Bibliography" w:type="paragraph">
-    <w:name w:val="Bibliography"/>
-    <w:basedOn w:val="Normal"/>
-    <w:next w:val="Bibliography"/>
-    <w:qFormat/>
-    <w:pPr/>
-    <w:rPr/>
-  </w:style>
   <w:style w:styleId="Heading1" w:type="paragraph">
     <w:name w:val="heading 1"/>
     <w:basedOn w:val="Normal"/>
-    <w:next w:val="BodyText"/>
+    <w:next w:val="Normal"/>
     <w:link w:val="Heading1Char"/>
     <w:uiPriority w:val="9"/>
     <w:qFormat/>
-    <w:rsid w:val="00A10FD9"/>
+    <w:rsid w:val="00846576"/>
     <w:pPr>
       <w:keepNext/>
       <w:keepLines/>
@@ -4719,21 +4939,22 @@
     </w:pPr>
     <w:rPr>
       <w:rFonts w:asciiTheme="majorHAnsi" w:cstheme="majorBidi" w:eastAsiaTheme="majorEastAsia" w:hAnsiTheme="majorHAnsi"/>
-      <w:color w:themeColor="accent1" w:themeShade="BF" w:val="0F4761"/>
-      <w:sz w:val="40"/>
+      <w:b/>
+      <w:color w:val="002147"/>
+      <w:sz w:val="28"/>
       <w:szCs w:val="40"/>
     </w:rPr>
   </w:style>
   <w:style w:styleId="Heading2" w:type="paragraph">
     <w:name w:val="heading 2"/>
     <w:basedOn w:val="Normal"/>
-    <w:next w:val="BodyText"/>
+    <w:next w:val="Normal"/>
     <w:link w:val="Heading2Char"/>
     <w:uiPriority w:val="9"/>
     <w:semiHidden/>
     <w:unhideWhenUsed/>
     <w:qFormat/>
-    <w:rsid w:val="00A10FD9"/>
+    <w:rsid w:val="00846576"/>
     <w:pPr>
       <w:keepNext/>
       <w:keepLines/>
@@ -4742,21 +4963,19 @@
     </w:pPr>
     <w:rPr>
       <w:rFonts w:asciiTheme="majorHAnsi" w:cstheme="majorBidi" w:eastAsiaTheme="majorEastAsia" w:hAnsiTheme="majorHAnsi"/>
-      <w:color w:themeColor="accent1" w:themeShade="BF" w:val="0F4761"/>
-      <w:sz w:val="32"/>
+      <w:color w:val="002147"/>
       <w:szCs w:val="32"/>
     </w:rPr>
   </w:style>
   <w:style w:styleId="Heading3" w:type="paragraph">
     <w:name w:val="heading 3"/>
     <w:basedOn w:val="Normal"/>
-    <w:next w:val="BodyText"/>
+    <w:next w:val="Normal"/>
     <w:link w:val="Heading3Char"/>
     <w:uiPriority w:val="9"/>
-    <w:semiHidden/>
     <w:unhideWhenUsed/>
     <w:qFormat/>
-    <w:rsid w:val="00A10FD9"/>
+    <w:rsid w:val="00846576"/>
     <w:pPr>
       <w:keepNext/>
       <w:keepLines/>
@@ -4764,22 +4983,22 @@
       <w:outlineLvl w:val="2"/>
     </w:pPr>
     <w:rPr>
-      <w:rFonts w:cstheme="majorBidi" w:eastAsiaTheme="majorEastAsia"/>
-      <w:color w:themeColor="accent1" w:themeShade="BF" w:val="0F4761"/>
-      <w:sz w:val="28"/>
+      <w:rFonts w:asciiTheme="minorHAnsi" w:cstheme="majorBidi" w:eastAsiaTheme="majorEastAsia" w:hAnsiTheme="minorHAnsi"/>
+      <w:color w:val="002147"/>
+      <w:sz w:val="22"/>
       <w:szCs w:val="28"/>
     </w:rPr>
   </w:style>
   <w:style w:styleId="Heading4" w:type="paragraph">
     <w:name w:val="heading 4"/>
     <w:basedOn w:val="Normal"/>
-    <w:next w:val="BodyText"/>
+    <w:next w:val="Normal"/>
     <w:link w:val="Heading4Char"/>
     <w:uiPriority w:val="9"/>
     <w:semiHidden/>
     <w:unhideWhenUsed/>
     <w:qFormat/>
-    <w:rsid w:val="00A10FD9"/>
+    <w:rsid w:val="00846576"/>
     <w:pPr>
       <w:keepNext/>
       <w:keepLines/>
@@ -4787,22 +5006,21 @@
       <w:outlineLvl w:val="3"/>
     </w:pPr>
     <w:rPr>
-      <w:rFonts w:cstheme="majorBidi" w:eastAsiaTheme="majorEastAsia"/>
-      <w:i/>
+      <w:rFonts w:asciiTheme="minorHAnsi" w:cstheme="majorBidi" w:eastAsiaTheme="majorEastAsia" w:hAnsiTheme="minorHAnsi"/>
       <w:iCs/>
-      <w:color w:themeColor="accent1" w:themeShade="BF" w:val="0F4761"/>
+      <w:color w:val="002147"/>
     </w:rPr>
   </w:style>
   <w:style w:styleId="Heading5" w:type="paragraph">
     <w:name w:val="heading 5"/>
     <w:basedOn w:val="Normal"/>
-    <w:next w:val="BodyText"/>
+    <w:next w:val="Normal"/>
     <w:link w:val="Heading5Char"/>
     <w:uiPriority w:val="9"/>
     <w:semiHidden/>
     <w:unhideWhenUsed/>
     <w:qFormat/>
-    <w:rsid w:val="00A10FD9"/>
+    <w:rsid w:val="00AF5CF1"/>
     <w:pPr>
       <w:keepNext/>
       <w:keepLines/>
@@ -4810,29 +5028,28 @@
       <w:outlineLvl w:val="4"/>
     </w:pPr>
     <w:rPr>
-      <w:rFonts w:cstheme="majorBidi" w:eastAsiaTheme="majorEastAsia"/>
-      <w:color w:themeColor="accent1" w:themeShade="BF" w:val="0F4761"/>
+      <w:rFonts w:asciiTheme="minorHAnsi" w:cstheme="majorBidi" w:eastAsiaTheme="majorEastAsia" w:hAnsiTheme="minorHAnsi"/>
+      <w:color w:val="002147"/>
     </w:rPr>
   </w:style>
   <w:style w:styleId="Heading6" w:type="paragraph">
     <w:name w:val="heading 6"/>
     <w:basedOn w:val="Normal"/>
-    <w:next w:val="BodyText"/>
+    <w:next w:val="Normal"/>
     <w:link w:val="Heading6Char"/>
     <w:uiPriority w:val="9"/>
     <w:semiHidden/>
     <w:unhideWhenUsed/>
     <w:qFormat/>
-    <w:rsid w:val="00A10FD9"/>
+    <w:rsid w:val="00846576"/>
     <w:pPr>
       <w:keepNext/>
       <w:keepLines/>
-      <w:spacing w:after="0" w:before="40"/>
+      <w:spacing w:before="40"/>
       <w:outlineLvl w:val="5"/>
     </w:pPr>
     <w:rPr>
-      <w:rFonts w:cstheme="majorBidi" w:eastAsiaTheme="majorEastAsia"/>
-      <w:i/>
+      <w:rFonts w:asciiTheme="minorHAnsi" w:cstheme="majorBidi" w:eastAsiaTheme="majorEastAsia" w:hAnsiTheme="minorHAnsi"/>
       <w:iCs/>
       <w:color w:themeColor="text1" w:themeTint="A6" w:val="595959"/>
     </w:rPr>
@@ -4840,43 +5057,41 @@
   <w:style w:styleId="Heading7" w:type="paragraph">
     <w:name w:val="heading 7"/>
     <w:basedOn w:val="Normal"/>
-    <w:next w:val="BodyText"/>
+    <w:next w:val="Normal"/>
     <w:link w:val="Heading7Char"/>
     <w:uiPriority w:val="9"/>
     <w:semiHidden/>
     <w:unhideWhenUsed/>
     <w:qFormat/>
-    <w:rsid w:val="00A10FD9"/>
+    <w:rsid w:val="00AF5CF1"/>
     <w:pPr>
       <w:keepNext/>
       <w:keepLines/>
-      <w:spacing w:after="0" w:before="40"/>
+      <w:spacing w:before="40"/>
       <w:outlineLvl w:val="6"/>
     </w:pPr>
     <w:rPr>
-      <w:rFonts w:cstheme="majorBidi" w:eastAsiaTheme="majorEastAsia"/>
+      <w:rFonts w:asciiTheme="minorHAnsi" w:cstheme="majorBidi" w:eastAsiaTheme="majorEastAsia" w:hAnsiTheme="minorHAnsi"/>
       <w:color w:themeColor="text1" w:themeTint="A6" w:val="595959"/>
     </w:rPr>
   </w:style>
   <w:style w:styleId="Heading8" w:type="paragraph">
     <w:name w:val="heading 8"/>
     <w:basedOn w:val="Normal"/>
-    <w:next w:val="BodyText"/>
+    <w:next w:val="Normal"/>
     <w:link w:val="Heading8Char"/>
     <w:uiPriority w:val="9"/>
     <w:semiHidden/>
     <w:unhideWhenUsed/>
     <w:qFormat/>
-    <w:rsid w:val="00A10FD9"/>
+    <w:rsid w:val="00846576"/>
     <w:pPr>
       <w:keepNext/>
       <w:keepLines/>
-      <w:spacing w:after="0"/>
       <w:outlineLvl w:val="7"/>
     </w:pPr>
     <w:rPr>
-      <w:rFonts w:cstheme="majorBidi" w:eastAsiaTheme="majorEastAsia"/>
-      <w:i/>
+      <w:rFonts w:asciiTheme="minorHAnsi" w:cstheme="majorBidi" w:eastAsiaTheme="majorEastAsia" w:hAnsiTheme="minorHAnsi"/>
       <w:iCs/>
       <w:color w:themeColor="text1" w:themeTint="D8" w:val="272727"/>
     </w:rPr>
@@ -4884,186 +5099,35 @@
   <w:style w:styleId="Heading9" w:type="paragraph">
     <w:name w:val="heading 9"/>
     <w:basedOn w:val="Normal"/>
-    <w:next w:val="BodyText"/>
+    <w:next w:val="Normal"/>
     <w:link w:val="Heading9Char"/>
     <w:uiPriority w:val="9"/>
     <w:semiHidden/>
     <w:unhideWhenUsed/>
     <w:qFormat/>
-    <w:rsid w:val="00A10FD9"/>
+    <w:rsid w:val="00846576"/>
     <w:pPr>
       <w:keepNext/>
       <w:keepLines/>
-      <w:spacing w:after="0"/>
       <w:outlineLvl w:val="8"/>
     </w:pPr>
     <w:rPr>
-      <w:rFonts w:cstheme="majorBidi" w:eastAsiaTheme="majorEastAsia"/>
+      <w:rFonts w:asciiTheme="minorHAnsi" w:cstheme="majorBidi" w:eastAsiaTheme="majorEastAsia" w:hAnsiTheme="minorHAnsi"/>
       <w:color w:themeColor="text1" w:themeTint="D8" w:val="272727"/>
-    </w:rPr>
-  </w:style>
-  <w:style w:customStyle="1" w:styleId="Heading1Char" w:type="character">
-    <w:name w:val="Heading 1 Char"/>
-    <w:basedOn w:val="DefaultParagraphFont"/>
-    <w:link w:val="Heading1"/>
-    <w:uiPriority w:val="9"/>
-    <w:rsid w:val="00A10FD9"/>
-    <w:rPr>
-      <w:rFonts w:asciiTheme="majorHAnsi" w:cstheme="majorBidi" w:eastAsiaTheme="majorEastAsia" w:hAnsiTheme="majorHAnsi"/>
-      <w:color w:themeColor="accent1" w:themeShade="BF" w:val="0F4761"/>
-      <w:sz w:val="40"/>
-      <w:szCs w:val="40"/>
-    </w:rPr>
-  </w:style>
-  <w:style w:customStyle="1" w:styleId="Heading2Char" w:type="character">
-    <w:name w:val="Heading 2 Char"/>
-    <w:basedOn w:val="DefaultParagraphFont"/>
-    <w:link w:val="Heading2"/>
-    <w:uiPriority w:val="9"/>
-    <w:semiHidden/>
-    <w:rsid w:val="00A10FD9"/>
-    <w:rPr>
-      <w:rFonts w:asciiTheme="majorHAnsi" w:cstheme="majorBidi" w:eastAsiaTheme="majorEastAsia" w:hAnsiTheme="majorHAnsi"/>
-      <w:color w:themeColor="accent1" w:themeShade="BF" w:val="0F4761"/>
-      <w:sz w:val="32"/>
-      <w:szCs w:val="32"/>
-    </w:rPr>
-  </w:style>
-  <w:style w:customStyle="1" w:styleId="Heading3Char" w:type="character">
-    <w:name w:val="Heading 3 Char"/>
-    <w:basedOn w:val="DefaultParagraphFont"/>
-    <w:link w:val="Heading3"/>
-    <w:uiPriority w:val="9"/>
-    <w:semiHidden/>
-    <w:rsid w:val="00A10FD9"/>
-    <w:rPr>
-      <w:rFonts w:cstheme="majorBidi" w:eastAsiaTheme="majorEastAsia"/>
-      <w:color w:themeColor="accent1" w:themeShade="BF" w:val="0F4761"/>
-      <w:sz w:val="28"/>
-      <w:szCs w:val="28"/>
-    </w:rPr>
-  </w:style>
-  <w:style w:customStyle="1" w:styleId="Heading4Char" w:type="character">
-    <w:name w:val="Heading 4 Char"/>
-    <w:basedOn w:val="DefaultParagraphFont"/>
-    <w:link w:val="Heading4"/>
-    <w:uiPriority w:val="9"/>
-    <w:semiHidden/>
-    <w:rsid w:val="00A10FD9"/>
-    <w:rPr>
-      <w:rFonts w:cstheme="majorBidi" w:eastAsiaTheme="majorEastAsia"/>
-      <w:i/>
-      <w:iCs/>
-      <w:color w:themeColor="accent1" w:themeShade="BF" w:val="0F4761"/>
-    </w:rPr>
-  </w:style>
-  <w:style w:customStyle="1" w:styleId="Heading5Char" w:type="character">
-    <w:name w:val="Heading 5 Char"/>
-    <w:basedOn w:val="DefaultParagraphFont"/>
-    <w:link w:val="Heading5"/>
-    <w:uiPriority w:val="9"/>
-    <w:semiHidden/>
-    <w:rsid w:val="00A10FD9"/>
-    <w:rPr>
-      <w:rFonts w:cstheme="majorBidi" w:eastAsiaTheme="majorEastAsia"/>
-      <w:color w:themeColor="accent1" w:themeShade="BF" w:val="0F4761"/>
-    </w:rPr>
-  </w:style>
-  <w:style w:customStyle="1" w:styleId="Heading6Char" w:type="character">
-    <w:name w:val="Heading 6 Char"/>
-    <w:basedOn w:val="DefaultParagraphFont"/>
-    <w:link w:val="Heading6"/>
-    <w:uiPriority w:val="9"/>
-    <w:semiHidden/>
-    <w:rsid w:val="00A10FD9"/>
-    <w:rPr>
-      <w:rFonts w:cstheme="majorBidi" w:eastAsiaTheme="majorEastAsia"/>
-      <w:i/>
-      <w:iCs/>
-      <w:color w:themeColor="text1" w:themeTint="A6" w:val="595959"/>
-    </w:rPr>
-  </w:style>
-  <w:style w:customStyle="1" w:styleId="Heading7Char" w:type="character">
-    <w:name w:val="Heading 7 Char"/>
-    <w:basedOn w:val="DefaultParagraphFont"/>
-    <w:link w:val="Heading7"/>
-    <w:uiPriority w:val="9"/>
-    <w:semiHidden/>
-    <w:rsid w:val="00A10FD9"/>
-    <w:rPr>
-      <w:rFonts w:cstheme="majorBidi" w:eastAsiaTheme="majorEastAsia"/>
-      <w:color w:themeColor="text1" w:themeTint="A6" w:val="595959"/>
-    </w:rPr>
-  </w:style>
-  <w:style w:customStyle="1" w:styleId="Heading8Char" w:type="character">
-    <w:name w:val="Heading 8 Char"/>
-    <w:basedOn w:val="DefaultParagraphFont"/>
-    <w:link w:val="Heading8"/>
-    <w:uiPriority w:val="9"/>
-    <w:semiHidden/>
-    <w:rsid w:val="00A10FD9"/>
-    <w:rPr>
-      <w:rFonts w:cstheme="majorBidi" w:eastAsiaTheme="majorEastAsia"/>
-      <w:i/>
-      <w:iCs/>
-      <w:color w:themeColor="text1" w:themeTint="D8" w:val="272727"/>
-    </w:rPr>
-  </w:style>
-  <w:style w:customStyle="1" w:styleId="Heading9Char" w:type="character">
-    <w:name w:val="Heading 9 Char"/>
-    <w:basedOn w:val="DefaultParagraphFont"/>
-    <w:link w:val="Heading9"/>
-    <w:uiPriority w:val="9"/>
-    <w:semiHidden/>
-    <w:rsid w:val="00A10FD9"/>
-    <w:rPr>
-      <w:rFonts w:cstheme="majorBidi" w:eastAsiaTheme="majorEastAsia"/>
-      <w:color w:themeColor="text1" w:themeTint="D8" w:val="272727"/>
-    </w:rPr>
-  </w:style>
-  <w:style w:styleId="BlockText" w:type="paragraph">
-    <w:name w:val="Block Text"/>
-    <w:basedOn w:val="BodyText"/>
-    <w:next w:val="BodyText"/>
-    <w:uiPriority w:val="9"/>
-    <w:unhideWhenUsed/>
-    <w:qFormat/>
-    <w:pPr>
-      <w:spacing w:after="100" w:before="100"/>
-      <w:ind w:firstLine="0" w:left="480" w:right="480"/>
-    </w:pPr>
-  </w:style>
-  <w:style w:styleId="FootnoteText" w:type="paragraph">
-    <w:name w:val="Footnote Text"/>
-    <w:basedOn w:val="Normal"/>
-    <w:next w:val="FootnoteText"/>
-    <w:uiPriority w:val="9"/>
-    <w:unhideWhenUsed/>
-    <w:qFormat/>
-  </w:style>
-  <w:style w:styleId="FootnoteBlockText" w:type="paragraph">
-    <w:name w:val="Footnote Block Text"/>
-    <w:basedOn w:val="FootnoteText"/>
-    <w:next w:val="FootnoteText"/>
-    <w:uiPriority w:val="9"/>
-    <w:unhideWhenUsed/>
-    <w:qFormat/>
-    <w:pPr>
-      <w:spacing w:after="100" w:before="100"/>
-      <w:ind w:firstLine="0" w:left="480" w:right="480"/>
-    </w:pPr>
+      <w:sz w:val="22"/>
+    </w:rPr>
   </w:style>
   <w:style w:default="1" w:styleId="DefaultParagraphFont" w:type="character">
     <w:name w:val="Default Paragraph Font"/>
+    <w:uiPriority w:val="1"/>
     <w:semiHidden/>
     <w:unhideWhenUsed/>
   </w:style>
-  <w:style w:default="1" w:styleId="Table" w:type="table">
-    <w:name w:val="Table"/>
-    <w:basedOn w:val="TableNormal"/>
+  <w:style w:default="1" w:styleId="TableNormal" w:type="table">
+    <w:name w:val="Normal Table"/>
+    <w:uiPriority w:val="99"/>
     <w:semiHidden/>
     <w:unhideWhenUsed/>
-    <w:qFormat/>
     <w:tblPr>
       <w:tblInd w:type="dxa" w:w="0"/>
       <w:tblCellMar>
@@ -5073,374 +5137,630 @@
         <w:right w:type="dxa" w:w="108"/>
       </w:tblCellMar>
     </w:tblPr>
-    <w:tblStylePr w:type="firstRow">
-      <w:tcPr>
-        <w:tcBorders>
-          <w:bottom w:val="single"/>
-        </w:tcBorders>
-        <w:vAlign w:val="bottom"/>
-      </w:tcPr>
-    </w:tblStylePr>
-  </w:style>
-  <w:style w:customStyle="1" w:styleId="DefinitionTerm" w:type="paragraph">
-    <w:name w:val="Definition Term"/>
+  </w:style>
+  <w:style w:default="1" w:styleId="NoList" w:type="numbering">
+    <w:name w:val="No List"/>
+    <w:uiPriority w:val="99"/>
+    <w:semiHidden/>
+    <w:unhideWhenUsed/>
+  </w:style>
+  <w:style w:customStyle="1" w:styleId="Heading1Char" w:type="character">
+    <w:name w:val="Heading 1 Char"/>
+    <w:basedOn w:val="DefaultParagraphFont"/>
+    <w:link w:val="Heading1"/>
+    <w:uiPriority w:val="9"/>
+    <w:rsid w:val="00846576"/>
+    <w:rPr>
+      <w:rFonts w:asciiTheme="majorHAnsi" w:cstheme="majorBidi" w:eastAsiaTheme="majorEastAsia" w:hAnsiTheme="majorHAnsi"/>
+      <w:b/>
+      <w:color w:val="002147"/>
+      <w:sz w:val="28"/>
+      <w:szCs w:val="40"/>
+    </w:rPr>
+  </w:style>
+  <w:style w:customStyle="1" w:styleId="Heading2Char" w:type="character">
+    <w:name w:val="Heading 2 Char"/>
+    <w:basedOn w:val="DefaultParagraphFont"/>
+    <w:link w:val="Heading2"/>
+    <w:uiPriority w:val="9"/>
+    <w:semiHidden/>
+    <w:rsid w:val="00846576"/>
+    <w:rPr>
+      <w:rFonts w:asciiTheme="majorHAnsi" w:cstheme="majorBidi" w:eastAsiaTheme="majorEastAsia" w:hAnsiTheme="majorHAnsi"/>
+      <w:color w:val="002147"/>
+      <w:szCs w:val="32"/>
+    </w:rPr>
+  </w:style>
+  <w:style w:customStyle="1" w:styleId="Heading3Char" w:type="character">
+    <w:name w:val="Heading 3 Char"/>
+    <w:basedOn w:val="DefaultParagraphFont"/>
+    <w:link w:val="Heading3"/>
+    <w:uiPriority w:val="9"/>
+    <w:rsid w:val="00846576"/>
+    <w:rPr>
+      <w:rFonts w:asciiTheme="minorHAnsi" w:cstheme="majorBidi" w:eastAsiaTheme="majorEastAsia" w:hAnsiTheme="minorHAnsi"/>
+      <w:color w:val="002147"/>
+      <w:sz w:val="22"/>
+      <w:szCs w:val="28"/>
+    </w:rPr>
+  </w:style>
+  <w:style w:customStyle="1" w:styleId="Heading4Char" w:type="character">
+    <w:name w:val="Heading 4 Char"/>
+    <w:basedOn w:val="DefaultParagraphFont"/>
+    <w:link w:val="Heading4"/>
+    <w:uiPriority w:val="9"/>
+    <w:semiHidden/>
+    <w:rsid w:val="00846576"/>
+    <w:rPr>
+      <w:rFonts w:asciiTheme="minorHAnsi" w:cstheme="majorBidi" w:eastAsiaTheme="majorEastAsia" w:hAnsiTheme="minorHAnsi"/>
+      <w:iCs/>
+      <w:color w:val="002147"/>
+    </w:rPr>
+  </w:style>
+  <w:style w:customStyle="1" w:styleId="Heading5Char" w:type="character">
+    <w:name w:val="Heading 5 Char"/>
+    <w:basedOn w:val="DefaultParagraphFont"/>
+    <w:link w:val="Heading5"/>
+    <w:uiPriority w:val="9"/>
+    <w:semiHidden/>
+    <w:rsid w:val="00AF5CF1"/>
+    <w:rPr>
+      <w:rFonts w:asciiTheme="minorHAnsi" w:cstheme="majorBidi" w:eastAsiaTheme="majorEastAsia" w:hAnsiTheme="minorHAnsi"/>
+      <w:color w:val="002147"/>
+    </w:rPr>
+  </w:style>
+  <w:style w:customStyle="1" w:styleId="Heading6Char" w:type="character">
+    <w:name w:val="Heading 6 Char"/>
+    <w:basedOn w:val="DefaultParagraphFont"/>
+    <w:link w:val="Heading6"/>
+    <w:uiPriority w:val="9"/>
+    <w:semiHidden/>
+    <w:rsid w:val="00846576"/>
+    <w:rPr>
+      <w:rFonts w:asciiTheme="minorHAnsi" w:cstheme="majorBidi" w:eastAsiaTheme="majorEastAsia" w:hAnsiTheme="minorHAnsi"/>
+      <w:iCs/>
+      <w:color w:themeColor="text1" w:themeTint="A6" w:val="595959"/>
+    </w:rPr>
+  </w:style>
+  <w:style w:customStyle="1" w:styleId="Heading7Char" w:type="character">
+    <w:name w:val="Heading 7 Char"/>
+    <w:basedOn w:val="DefaultParagraphFont"/>
+    <w:link w:val="Heading7"/>
+    <w:uiPriority w:val="9"/>
+    <w:semiHidden/>
+    <w:rsid w:val="00AF5CF1"/>
+    <w:rPr>
+      <w:rFonts w:asciiTheme="minorHAnsi" w:cstheme="majorBidi" w:eastAsiaTheme="majorEastAsia" w:hAnsiTheme="minorHAnsi"/>
+      <w:color w:themeColor="text1" w:themeTint="A6" w:val="595959"/>
+    </w:rPr>
+  </w:style>
+  <w:style w:customStyle="1" w:styleId="Heading8Char" w:type="character">
+    <w:name w:val="Heading 8 Char"/>
+    <w:basedOn w:val="DefaultParagraphFont"/>
+    <w:link w:val="Heading8"/>
+    <w:uiPriority w:val="9"/>
+    <w:semiHidden/>
+    <w:rsid w:val="00846576"/>
+    <w:rPr>
+      <w:rFonts w:asciiTheme="minorHAnsi" w:cstheme="majorBidi" w:eastAsiaTheme="majorEastAsia" w:hAnsiTheme="minorHAnsi"/>
+      <w:iCs/>
+      <w:color w:themeColor="text1" w:themeTint="D8" w:val="272727"/>
+    </w:rPr>
+  </w:style>
+  <w:style w:customStyle="1" w:styleId="Heading9Char" w:type="character">
+    <w:name w:val="Heading 9 Char"/>
+    <w:basedOn w:val="DefaultParagraphFont"/>
+    <w:link w:val="Heading9"/>
+    <w:uiPriority w:val="9"/>
+    <w:semiHidden/>
+    <w:rsid w:val="00846576"/>
+    <w:rPr>
+      <w:rFonts w:asciiTheme="minorHAnsi" w:cstheme="majorBidi" w:eastAsiaTheme="majorEastAsia" w:hAnsiTheme="minorHAnsi"/>
+      <w:color w:themeColor="text1" w:themeTint="D8" w:val="272727"/>
+      <w:sz w:val="22"/>
+    </w:rPr>
+  </w:style>
+  <w:style w:styleId="Title" w:type="paragraph">
+    <w:name w:val="Title"/>
     <w:basedOn w:val="Normal"/>
-    <w:next w:val="Definition"/>
+    <w:next w:val="Normal"/>
+    <w:link w:val="TitleChar"/>
+    <w:uiPriority w:val="10"/>
+    <w:qFormat/>
+    <w:rsid w:val="00AF5CF1"/>
     <w:pPr>
-      <w:keepNext/>
-      <w:keepLines/>
-      <w:spacing w:after="0"/>
+      <w:spacing w:after="80"/>
+      <w:contextualSpacing/>
     </w:pPr>
     <w:rPr>
+      <w:rFonts w:asciiTheme="majorHAnsi" w:cstheme="majorBidi" w:eastAsiaTheme="majorEastAsia" w:hAnsiTheme="majorHAnsi"/>
+      <w:spacing w:val="-10"/>
+      <w:kern w:val="28"/>
+      <w:sz w:val="40"/>
+      <w:szCs w:val="40"/>
+    </w:rPr>
+  </w:style>
+  <w:style w:customStyle="1" w:styleId="TitleChar" w:type="character">
+    <w:name w:val="Title Char"/>
+    <w:basedOn w:val="DefaultParagraphFont"/>
+    <w:link w:val="Title"/>
+    <w:uiPriority w:val="10"/>
+    <w:rsid w:val="00AF5CF1"/>
+    <w:rPr>
+      <w:rFonts w:asciiTheme="majorHAnsi" w:cstheme="majorBidi" w:eastAsiaTheme="majorEastAsia" w:hAnsiTheme="majorHAnsi"/>
+      <w:spacing w:val="-10"/>
+      <w:kern w:val="28"/>
+      <w:sz w:val="40"/>
+      <w:szCs w:val="40"/>
+    </w:rPr>
+  </w:style>
+  <w:style w:styleId="Subtitle" w:type="paragraph">
+    <w:name w:val="Subtitle"/>
+    <w:basedOn w:val="Normal"/>
+    <w:next w:val="Normal"/>
+    <w:link w:val="SubtitleChar"/>
+    <w:uiPriority w:val="11"/>
+    <w:qFormat/>
+    <w:rsid w:val="00AF5CF1"/>
+    <w:pPr>
+      <w:numPr>
+        <w:ilvl w:val="1"/>
+      </w:numPr>
+      <w:spacing w:after="160"/>
+    </w:pPr>
+    <w:rPr>
+      <w:rFonts w:asciiTheme="minorHAnsi" w:cstheme="majorBidi" w:eastAsiaTheme="majorEastAsia" w:hAnsiTheme="minorHAnsi"/>
+      <w:color w:themeColor="text1" w:themeTint="A6" w:val="595959"/>
+      <w:spacing w:val="15"/>
+      <w:sz w:val="28"/>
+      <w:szCs w:val="28"/>
+    </w:rPr>
+  </w:style>
+  <w:style w:customStyle="1" w:styleId="SubtitleChar" w:type="character">
+    <w:name w:val="Subtitle Char"/>
+    <w:basedOn w:val="DefaultParagraphFont"/>
+    <w:link w:val="Subtitle"/>
+    <w:uiPriority w:val="11"/>
+    <w:rsid w:val="00AF5CF1"/>
+    <w:rPr>
+      <w:rFonts w:asciiTheme="minorHAnsi" w:cstheme="majorBidi" w:eastAsiaTheme="majorEastAsia" w:hAnsiTheme="minorHAnsi"/>
+      <w:color w:themeColor="text1" w:themeTint="A6" w:val="595959"/>
+      <w:spacing w:val="15"/>
+      <w:sz w:val="28"/>
+      <w:szCs w:val="28"/>
+    </w:rPr>
+  </w:style>
+  <w:style w:styleId="Quote" w:type="paragraph">
+    <w:name w:val="Quote"/>
+    <w:basedOn w:val="Normal"/>
+    <w:next w:val="Normal"/>
+    <w:link w:val="QuoteChar"/>
+    <w:uiPriority w:val="29"/>
+    <w:qFormat/>
+    <w:rsid w:val="00AF5CF1"/>
+    <w:pPr>
+      <w:spacing w:after="160" w:before="160"/>
+      <w:jc w:val="center"/>
+    </w:pPr>
+    <w:rPr>
+      <w:i/>
+      <w:iCs/>
+      <w:color w:themeColor="text1" w:themeTint="BF" w:val="404040"/>
+    </w:rPr>
+  </w:style>
+  <w:style w:customStyle="1" w:styleId="QuoteChar" w:type="character">
+    <w:name w:val="Quote Char"/>
+    <w:basedOn w:val="DefaultParagraphFont"/>
+    <w:link w:val="Quote"/>
+    <w:uiPriority w:val="29"/>
+    <w:rsid w:val="00AF5CF1"/>
+    <w:rPr>
+      <w:i/>
+      <w:iCs/>
+      <w:color w:themeColor="text1" w:themeTint="BF" w:val="404040"/>
+    </w:rPr>
+  </w:style>
+  <w:style w:styleId="ListParagraph" w:type="paragraph">
+    <w:name w:val="List Paragraph"/>
+    <w:basedOn w:val="Normal"/>
+    <w:uiPriority w:val="34"/>
+    <w:qFormat/>
+    <w:rsid w:val="00AF5CF1"/>
+    <w:pPr>
+      <w:ind w:left="720"/>
+      <w:contextualSpacing/>
+    </w:pPr>
+  </w:style>
+  <w:style w:styleId="IntenseEmphasis" w:type="character">
+    <w:name w:val="Intense Emphasis"/>
+    <w:basedOn w:val="DefaultParagraphFont"/>
+    <w:uiPriority w:val="21"/>
+    <w:qFormat/>
+    <w:rsid w:val="00AF5CF1"/>
+    <w:rPr>
+      <w:i/>
+      <w:iCs/>
+      <w:color w:val="002147"/>
+    </w:rPr>
+  </w:style>
+  <w:style w:styleId="IntenseQuote" w:type="paragraph">
+    <w:name w:val="Intense Quote"/>
+    <w:basedOn w:val="Normal"/>
+    <w:next w:val="Normal"/>
+    <w:link w:val="IntenseQuoteChar"/>
+    <w:uiPriority w:val="30"/>
+    <w:qFormat/>
+    <w:rsid w:val="00AF5CF1"/>
+    <w:pPr>
+      <w:pBdr>
+        <w:top w:color="002147" w:space="10" w:sz="4" w:val="single"/>
+        <w:bottom w:color="002147" w:space="10" w:sz="4" w:val="single"/>
+      </w:pBdr>
+      <w:spacing w:after="360" w:before="360"/>
+      <w:ind w:left="864" w:right="864"/>
+      <w:jc w:val="center"/>
+    </w:pPr>
+    <w:rPr>
+      <w:i/>
+      <w:iCs/>
+      <w:color w:val="002147"/>
+    </w:rPr>
+  </w:style>
+  <w:style w:customStyle="1" w:styleId="IntenseQuoteChar" w:type="character">
+    <w:name w:val="Intense Quote Char"/>
+    <w:basedOn w:val="DefaultParagraphFont"/>
+    <w:link w:val="IntenseQuote"/>
+    <w:uiPriority w:val="30"/>
+    <w:rsid w:val="00AF5CF1"/>
+    <w:rPr>
+      <w:i/>
+      <w:iCs/>
+      <w:color w:val="002147"/>
+    </w:rPr>
+  </w:style>
+  <w:style w:styleId="IntenseReference" w:type="character">
+    <w:name w:val="Intense Reference"/>
+    <w:basedOn w:val="DefaultParagraphFont"/>
+    <w:uiPriority w:val="32"/>
+    <w:qFormat/>
+    <w:rsid w:val="00AF5CF1"/>
+    <w:rPr>
       <w:b/>
-    </w:rPr>
-  </w:style>
-  <w:style w:customStyle="1" w:styleId="Definition" w:type="paragraph">
-    <w:name w:val="Definition"/>
+      <w:bCs/>
+      <w:smallCaps/>
+      <w:color w:val="002147"/>
+      <w:spacing w:val="5"/>
+    </w:rPr>
+  </w:style>
+  <w:style w:styleId="HTMLCode" w:type="character">
+    <w:name w:val="HTML Code"/>
+    <w:basedOn w:val="DefaultParagraphFont"/>
+    <w:uiPriority w:val="99"/>
+    <w:unhideWhenUsed/>
+    <w:rsid w:val="00771E03"/>
+    <w:rPr>
+      <w:rFonts w:ascii="Consolas" w:cs="Consolas" w:hAnsi="Consolas"/>
+      <w:sz w:val="18"/>
+      <w:szCs w:val="20"/>
+    </w:rPr>
+  </w:style>
+  <w:style w:customStyle="1" w:styleId="Code" w:type="paragraph">
+    <w:name w:val="Code"/>
     <w:basedOn w:val="Normal"/>
-  </w:style>
-  <w:style w:styleId="Caption" w:type="paragraph">
-    <w:name w:val="Caption"/>
+    <w:next w:val="Normal"/>
+    <w:qFormat/>
+    <w:rsid w:val="00BC28E9"/>
+    <w:pPr>
+      <w:pBdr>
+        <w:top w:color="FF0000" w:space="1" w:sz="8" w:val="single"/>
+        <w:left w:color="FF0000" w:space="4" w:sz="8" w:val="single"/>
+        <w:bottom w:color="FF0000" w:space="1" w:sz="8" w:val="single"/>
+        <w:right w:color="FF0000" w:space="4" w:sz="8" w:val="single"/>
+      </w:pBdr>
+      <w:shd w:color="auto" w:fill="auto" w:val="pct15"/>
+      <w:spacing w:after="120" w:before="120"/>
+      <w:ind w:left="432" w:right="432"/>
+    </w:pPr>
+    <w:rPr>
+      <w:rFonts w:ascii="Courier New" w:hAnsi="Courier New"/>
+      <w:sz w:val="18"/>
+    </w:rPr>
+  </w:style>
+  <w:style w:customStyle="1" w:styleId="SourceCode" w:type="paragraph">
+    <w:name w:val="Source Code"/>
     <w:basedOn w:val="Normal"/>
-    <w:link w:val="BodyTextChar"/>
+    <w:qFormat/>
+    <w:rsid w:val="00771E03"/>
     <w:pPr>
-      <w:spacing w:after="120" w:before="0"/>
+      <w:pBdr>
+        <w:top w:color="auto" w:space="1" w:sz="8" w:val="single"/>
+        <w:left w:color="auto" w:space="4" w:sz="8" w:val="single"/>
+        <w:bottom w:color="auto" w:space="1" w:sz="8" w:val="single"/>
+        <w:right w:color="auto" w:space="4" w:sz="8" w:val="single"/>
+      </w:pBdr>
+      <w:shd w:color="auto" w:fill="auto" w:val="pct15"/>
+      <w:spacing w:after="240" w:before="240"/>
+      <w:ind w:left="432" w:right="432"/>
     </w:pPr>
     <w:rPr>
-      <w:i/>
-    </w:rPr>
-  </w:style>
-  <w:style w:customStyle="1" w:styleId="TableCaption" w:type="paragraph">
-    <w:name w:val="Table Caption"/>
-    <w:basedOn w:val="Caption"/>
+      <w:rFonts w:ascii="Courier New" w:hAnsi="Courier New"/>
+      <w:sz w:val="20"/>
+    </w:rPr>
+  </w:style>
+  <w:style w:customStyle="1" w:styleId="Verbatim" w:type="paragraph">
+    <w:name w:val="Verbatim"/>
+    <w:basedOn w:val="Normal"/>
+    <w:qFormat/>
+    <w:rsid w:val="00771E03"/>
     <w:pPr>
-      <w:keepNext/>
+      <w:shd w:color="auto" w:fill="auto" w:val="pct15"/>
+      <w:spacing w:after="240" w:before="240"/>
+      <w:ind w:left="432" w:right="432"/>
     </w:pPr>
-  </w:style>
-  <w:style w:customStyle="1" w:styleId="ImageCaption" w:type="paragraph">
-    <w:name w:val="Image Caption"/>
-    <w:basedOn w:val="Caption"/>
-  </w:style>
-  <w:style w:customStyle="1" w:styleId="Figure" w:type="paragraph">
-    <w:name w:val="Figure"/>
+    <w:rPr>
+      <w:rFonts w:ascii="Courier New" w:hAnsi="Courier New"/>
+      <w:sz w:val="18"/>
+    </w:rPr>
+  </w:style>
+  <w:style w:customStyle="1" w:styleId="CodeBlock" w:type="paragraph">
+    <w:name w:val="Code Block"/>
+    <w:basedOn w:val="Verbatim"/>
+    <w:qFormat/>
+    <w:rsid w:val="00BC28E9"/>
+  </w:style>
+  <w:style w:styleId="CommentText" w:type="paragraph">
+    <w:name w:val="annotation text"/>
     <w:basedOn w:val="Normal"/>
-  </w:style>
-  <w:style w:customStyle="1" w:styleId="CaptionedFigure" w:type="paragraph">
-    <w:name w:val="Captioned Figure"/>
-    <w:basedOn w:val="Figure"/>
-    <w:pPr>
-      <w:keepNext/>
-    </w:pPr>
-  </w:style>
-  <w:style w:customStyle="1" w:styleId="BodyTextChar" w:type="character">
-    <w:name w:val="Body Text Char"/>
+    <w:link w:val="CommentTextChar"/>
+    <w:uiPriority w:val="99"/>
+    <w:unhideWhenUsed/>
+    <w:rsid w:val="00771E03"/>
+    <w:rPr>
+      <w:sz w:val="20"/>
+      <w:szCs w:val="20"/>
+    </w:rPr>
+  </w:style>
+  <w:style w:customStyle="1" w:styleId="CommentTextChar" w:type="character">
+    <w:name w:val="Comment Text Char"/>
     <w:basedOn w:val="DefaultParagraphFont"/>
-    <w:link w:val="BodyText"/>
-  </w:style>
-  <w:style w:customStyle="1" w:styleId="VerbatimChar" w:type="character">
-    <w:name w:val="Verbatim Char"/>
-    <w:basedOn w:val="BodyTextChar"/>
-    <w:rPr>
-      <w:rFonts w:ascii="Consolas" w:hAnsi="Consolas"/>
-      <w:sz w:val="22"/>
-    </w:rPr>
-  </w:style>
-  <w:style w:customStyle="1" w:styleId="SectionNumber" w:type="character">
-    <w:name w:val="Section Number"/>
-    <w:basedOn w:val="BodyTextChar"/>
-  </w:style>
-  <w:style w:styleId="FootnoteReference" w:type="character">
-    <w:name w:val="Footnote Reference"/>
-    <w:basedOn w:val="BodyTextChar"/>
-    <w:rPr>
-      <w:vertAlign w:val="superscript"/>
-    </w:rPr>
-  </w:style>
-  <w:style w:styleId="Hyperlink" w:type="character">
-    <w:name w:val="Hyperlink"/>
-    <w:basedOn w:val="BodyTextChar"/>
-    <w:rPr>
-      <w:color w:themeColor="accent1" w:val="4F81BD"/>
-    </w:rPr>
-  </w:style>
-  <w:style w:styleId="TOCHeading" w:type="paragraph">
-    <w:name w:val="TOC Heading"/>
-    <w:basedOn w:val="Heading1"/>
-    <w:next w:val="BodyText"/>
+    <w:link w:val="CommentText"/>
+    <w:uiPriority w:val="99"/>
+    <w:rsid w:val="00771E03"/>
+    <w:rPr>
+      <w:sz w:val="20"/>
+      <w:szCs w:val="20"/>
+    </w:rPr>
+  </w:style>
+  <w:style w:styleId="TOC1" w:type="paragraph">
+    <w:name w:val="toc 1"/>
+    <w:basedOn w:val="Normal"/>
+    <w:next w:val="Normal"/>
+    <w:autoRedefine/>
     <w:uiPriority w:val="39"/>
     <w:unhideWhenUsed/>
-    <w:qFormat/>
+    <w:rsid w:val="00322D32"/>
     <w:pPr>
-      <w:spacing w:before="240" w:line="259" w:lineRule="auto"/>
-      <w:outlineLvl w:val="9"/>
-    </w:pPr>
-    <w:rPr>
-      <w:rFonts w:asciiTheme="majorHAnsi" w:cstheme="majorBidi" w:eastAsiaTheme="majorEastAsia" w:hAnsiTheme="majorHAnsi"/>
-      <w:b w:val="0"/>
-      <w:bCs w:val="0"/>
-      <w:color w:themeColor="accent1" w:themeShade="BF" w:val="365F91"/>
-    </w:rPr>
-  </w:style>
-  <w:style w:type="paragraph" w:customStyle="1" w:styleId="SourceCode">
-    <w:name w:val="Source Code"/>
-    <w:basedOn w:val="Normal"/>
-    <w:link w:val="VerbatimChar"/>
-    <w:pPr>
-      <w:wordWrap w:val="off"/>
-      <w:shd w:val="clear" w:fill="f1f3f5"/>
+      <w:spacing w:after="100"/>
     </w:pPr>
   </w:style>
   <w:style w:type="character" w:customStyle="1" w:styleId="KeywordTok">
     <w:name w:val="KeywordTok"/>
     <w:basedOn w:val="VerbatimChar"/>
     <w:rPr>
-      <w:b/>
-      <w:color w:val="003b4f"/>
-      <w:shd w:val="clear" w:fill="f1f3f5"/>
+      <w:color w:val="d73a49"/>
     </w:rPr>
   </w:style>
   <w:style w:type="character" w:customStyle="1" w:styleId="DataTypeTok">
     <w:name w:val="DataTypeTok"/>
     <w:basedOn w:val="VerbatimChar"/>
     <w:rPr>
-      <w:color w:val="ad0000"/>
-      <w:shd w:val="clear" w:fill="f1f3f5"/>
+      <w:color w:val="d73a49"/>
     </w:rPr>
   </w:style>
   <w:style w:type="character" w:customStyle="1" w:styleId="DecValTok">
     <w:name w:val="DecValTok"/>
     <w:basedOn w:val="VerbatimChar"/>
     <w:rPr>
-      <w:color w:val="ad0000"/>
-      <w:shd w:val="clear" w:fill="f1f3f5"/>
+      <w:color w:val="005cc5"/>
     </w:rPr>
   </w:style>
   <w:style w:type="character" w:customStyle="1" w:styleId="BaseNTok">
     <w:name w:val="BaseNTok"/>
     <w:basedOn w:val="VerbatimChar"/>
     <w:rPr>
-      <w:color w:val="ad0000"/>
-      <w:shd w:val="clear" w:fill="f1f3f5"/>
+      <w:color w:val="005cc5"/>
     </w:rPr>
   </w:style>
   <w:style w:type="character" w:customStyle="1" w:styleId="FloatTok">
     <w:name w:val="FloatTok"/>
     <w:basedOn w:val="VerbatimChar"/>
     <w:rPr>
-      <w:color w:val="ad0000"/>
-      <w:shd w:val="clear" w:fill="f1f3f5"/>
+      <w:color w:val="005cc5"/>
     </w:rPr>
   </w:style>
   <w:style w:type="character" w:customStyle="1" w:styleId="ConstantTok">
     <w:name w:val="ConstantTok"/>
     <w:basedOn w:val="VerbatimChar"/>
     <w:rPr>
-      <w:color w:val="8f5902"/>
-      <w:shd w:val="clear" w:fill="f1f3f5"/>
+      <w:color w:val="005cc5"/>
     </w:rPr>
   </w:style>
   <w:style w:type="character" w:customStyle="1" w:styleId="CharTok">
     <w:name w:val="CharTok"/>
     <w:basedOn w:val="VerbatimChar"/>
     <w:rPr>
-      <w:color w:val="20794d"/>
-      <w:shd w:val="clear" w:fill="f1f3f5"/>
+      <w:color w:val="032f62"/>
     </w:rPr>
   </w:style>
   <w:style w:type="character" w:customStyle="1" w:styleId="SpecialCharTok">
     <w:name w:val="SpecialCharTok"/>
     <w:basedOn w:val="VerbatimChar"/>
     <w:rPr>
-      <w:color w:val="5e5e5e"/>
-      <w:shd w:val="clear" w:fill="f1f3f5"/>
+      <w:color w:val="005cc5"/>
     </w:rPr>
   </w:style>
   <w:style w:type="character" w:customStyle="1" w:styleId="StringTok">
     <w:name w:val="StringTok"/>
     <w:basedOn w:val="VerbatimChar"/>
     <w:rPr>
-      <w:color w:val="20794d"/>
-      <w:shd w:val="clear" w:fill="f1f3f5"/>
+      <w:color w:val="032f62"/>
     </w:rPr>
   </w:style>
   <w:style w:type="character" w:customStyle="1" w:styleId="VerbatimStringTok">
     <w:name w:val="VerbatimStringTok"/>
     <w:basedOn w:val="VerbatimChar"/>
     <w:rPr>
-      <w:color w:val="20794d"/>
-      <w:shd w:val="clear" w:fill="f1f3f5"/>
+      <w:color w:val="032f62"/>
     </w:rPr>
   </w:style>
   <w:style w:type="character" w:customStyle="1" w:styleId="SpecialStringTok">
     <w:name w:val="SpecialStringTok"/>
     <w:basedOn w:val="VerbatimChar"/>
     <w:rPr>
-      <w:color w:val="20794d"/>
-      <w:shd w:val="clear" w:fill="f1f3f5"/>
+      <w:color w:val="032f62"/>
     </w:rPr>
   </w:style>
   <w:style w:type="character" w:customStyle="1" w:styleId="ImportTok">
     <w:name w:val="ImportTok"/>
     <w:basedOn w:val="VerbatimChar"/>
     <w:rPr>
-      <w:color w:val="00769e"/>
-      <w:shd w:val="clear" w:fill="f1f3f5"/>
+      <w:color w:val="032f62"/>
     </w:rPr>
   </w:style>
   <w:style w:type="character" w:customStyle="1" w:styleId="CommentTok">
     <w:name w:val="CommentTok"/>
     <w:basedOn w:val="VerbatimChar"/>
     <w:rPr>
-      <w:color w:val="5e5e5e"/>
-      <w:shd w:val="clear" w:fill="f1f3f5"/>
+      <w:color w:val="6a737d"/>
     </w:rPr>
   </w:style>
   <w:style w:type="character" w:customStyle="1" w:styleId="DocumentationTok">
     <w:name w:val="DocumentationTok"/>
     <w:basedOn w:val="VerbatimChar"/>
     <w:rPr>
-      <w:i/>
-      <w:color w:val="5e5e5e"/>
-      <w:shd w:val="clear" w:fill="f1f3f5"/>
+      <w:color w:val="6a737d"/>
     </w:rPr>
   </w:style>
   <w:style w:type="character" w:customStyle="1" w:styleId="AnnotationTok">
     <w:name w:val="AnnotationTok"/>
     <w:basedOn w:val="VerbatimChar"/>
     <w:rPr>
-      <w:color w:val="5e5e5e"/>
-      <w:shd w:val="clear" w:fill="f1f3f5"/>
+      <w:color w:val="6a737d"/>
     </w:rPr>
   </w:style>
   <w:style w:type="character" w:customStyle="1" w:styleId="CommentVarTok">
     <w:name w:val="CommentVarTok"/>
     <w:basedOn w:val="VerbatimChar"/>
     <w:rPr>
-      <w:i/>
-      <w:color w:val="5e5e5e"/>
-      <w:shd w:val="clear" w:fill="f1f3f5"/>
+      <w:color w:val="6a737d"/>
     </w:rPr>
   </w:style>
   <w:style w:type="character" w:customStyle="1" w:styleId="OtherTok">
     <w:name w:val="OtherTok"/>
     <w:basedOn w:val="VerbatimChar"/>
     <w:rPr>
-      <w:color w:val="003b4f"/>
-      <w:shd w:val="clear" w:fill="f1f3f5"/>
+      <w:color w:val="6f42c1"/>
     </w:rPr>
   </w:style>
   <w:style w:type="character" w:customStyle="1" w:styleId="FunctionTok">
     <w:name w:val="FunctionTok"/>
     <w:basedOn w:val="VerbatimChar"/>
     <w:rPr>
-      <w:color w:val="4758ab"/>
-      <w:shd w:val="clear" w:fill="f1f3f5"/>
+      <w:color w:val="6f42c1"/>
     </w:rPr>
   </w:style>
   <w:style w:type="character" w:customStyle="1" w:styleId="VariableTok">
     <w:name w:val="VariableTok"/>
     <w:basedOn w:val="VerbatimChar"/>
     <w:rPr>
-      <w:color w:val="111111"/>
-      <w:shd w:val="clear" w:fill="f1f3f5"/>
+      <w:color w:val="e36209"/>
     </w:rPr>
   </w:style>
   <w:style w:type="character" w:customStyle="1" w:styleId="ControlFlowTok">
     <w:name w:val="ControlFlowTok"/>
     <w:basedOn w:val="VerbatimChar"/>
     <w:rPr>
-      <w:b/>
-      <w:color w:val="003b4f"/>
-      <w:shd w:val="clear" w:fill="f1f3f5"/>
+      <w:color w:val="d73a49"/>
     </w:rPr>
   </w:style>
   <w:style w:type="character" w:customStyle="1" w:styleId="OperatorTok">
     <w:name w:val="OperatorTok"/>
     <w:basedOn w:val="VerbatimChar"/>
     <w:rPr>
-      <w:color w:val="5e5e5e"/>
-      <w:shd w:val="clear" w:fill="f1f3f5"/>
+      <w:color w:val="24292e"/>
     </w:rPr>
   </w:style>
   <w:style w:type="character" w:customStyle="1" w:styleId="BuiltInTok">
     <w:name w:val="BuiltInTok"/>
     <w:basedOn w:val="VerbatimChar"/>
     <w:rPr>
-      <w:color w:val="003b4f"/>
-      <w:shd w:val="clear" w:fill="f1f3f5"/>
+      <w:color w:val="d73a49"/>
     </w:rPr>
   </w:style>
   <w:style w:type="character" w:customStyle="1" w:styleId="ExtensionTok">
     <w:name w:val="ExtensionTok"/>
     <w:basedOn w:val="VerbatimChar"/>
     <w:rPr>
-      <w:color w:val="003b4f"/>
-      <w:shd w:val="clear" w:fill="f1f3f5"/>
+      <w:b/>
+      <w:color w:val="d73a49"/>
     </w:rPr>
   </w:style>
   <w:style w:type="character" w:customStyle="1" w:styleId="PreprocessorTok">
     <w:name w:val="PreprocessorTok"/>
     <w:basedOn w:val="VerbatimChar"/>
     <w:rPr>
-      <w:color w:val="ad0000"/>
-      <w:shd w:val="clear" w:fill="f1f3f5"/>
+      <w:color w:val="d73a49"/>
     </w:rPr>
   </w:style>
   <w:style w:type="character" w:customStyle="1" w:styleId="AttributeTok">
     <w:name w:val="AttributeTok"/>
     <w:basedOn w:val="VerbatimChar"/>
     <w:rPr>
-      <w:color w:val="657422"/>
-      <w:shd w:val="clear" w:fill="f1f3f5"/>
+      <w:color w:val="d73a49"/>
     </w:rPr>
   </w:style>
   <w:style w:type="character" w:customStyle="1" w:styleId="RegionMarkerTok">
     <w:name w:val="RegionMarkerTok"/>
     <w:basedOn w:val="VerbatimChar"/>
     <w:rPr>
-      <w:color w:val="003b4f"/>
-      <w:shd w:val="clear" w:fill="f1f3f5"/>
+      <w:color w:val="6a737d"/>
     </w:rPr>
   </w:style>
   <w:style w:type="character" w:customStyle="1" w:styleId="InformationTok">
     <w:name w:val="InformationTok"/>
     <w:basedOn w:val="VerbatimChar"/>
     <w:rPr>
-      <w:color w:val="5e5e5e"/>
-      <w:shd w:val="clear" w:fill="f1f3f5"/>
+      <w:color w:val="6a737d"/>
     </w:rPr>
   </w:style>
   <w:style w:type="character" w:customStyle="1" w:styleId="WarningTok">
     <w:name w:val="WarningTok"/>
     <w:basedOn w:val="VerbatimChar"/>
     <w:rPr>
-      <w:i/>
-      <w:color w:val="5e5e5e"/>
-      <w:shd w:val="clear" w:fill="f1f3f5"/>
+      <w:color w:val="ff5555"/>
     </w:rPr>
   </w:style>
   <w:style w:type="character" w:customStyle="1" w:styleId="AlertTok">
     <w:name w:val="AlertTok"/>
     <w:basedOn w:val="VerbatimChar"/>
     <w:rPr>
-      <w:color w:val="ad0000"/>
-      <w:shd w:val="clear" w:fill="f1f3f5"/>
+      <w:b/>
+      <w:color w:val="ff5555"/>
     </w:rPr>
   </w:style>
   <w:style w:type="character" w:customStyle="1" w:styleId="ErrorTok">
     <w:name w:val="ErrorTok"/>
     <w:basedOn w:val="VerbatimChar"/>
     <w:rPr>
-      <w:color w:val="ad0000"/>
-      <w:shd w:val="clear" w:fill="f1f3f5"/>
+      <w:color w:val="ff5555"/>
+      <w:u/>
     </w:rPr>
   </w:style>
   <w:style w:type="character" w:customStyle="1" w:styleId="NormalTok">
     <w:name w:val="NormalTok"/>
     <w:basedOn w:val="VerbatimChar"/>
     <w:rPr>
-      <w:color w:val="003b4f"/>
-      <w:shd w:val="clear" w:fill="f1f3f5"/>
+      <w:color w:val="24292e"/>
     </w:rPr>
   </w:style>
 </w:styles>
@@ -5544,7 +5864,7 @@
         <a:latin typeface="Aptos" panose="02110004020202020204"/>
         <a:ea typeface=""/>
         <a:cs typeface=""/>
-        <a:font script="Jpan" typeface="游明朝"/>
+        <a:font script="Jpan" typeface="游ゴシック"/>
         <a:font script="Hang" typeface="맑은 고딕"/>
         <a:font script="Hans" typeface="等线"/>
         <a:font script="Hant" typeface="新細明體"/>
@@ -5735,7 +6055,7 @@
   <a:extraClrSchemeLst/>
   <a:extLst>
     <a:ext uri="{05A4C25C-085E-4340-85A3-A5531E510DB2}">
-      <thm15:themeFamily xmlns:thm15="http://schemas.microsoft.com/office/thememl/2012/main" name="Office Theme" id="{2E142A2C-CD16-42D6-873A-C26D2A0506FA}" vid="{1BDDFF52-6CD6-40A5-AB3C-68EB2F1E4D0A}"/>
+      <thm15:themeFamily xmlns:thm15="http://schemas.microsoft.com/office/thememl/2012/main" name="Office Theme" id="{62F939B6-93AF-4DB8-9C6B-D6C7DFDC589F}" vid="{4A3C46E8-61CC-4603-A589-7422A47A8E4A}"/>
     </a:ext>
   </a:extLst>
 </a:theme>

--- a/docs/quizzes/06_quiz_regression.docx
+++ b/docs/quizzes/06_quiz_regression.docx
@@ -31,7 +31,7 @@
         <w:pStyle w:val="Date"/>
       </w:pPr>
       <w:r>
-        <w:t xml:space="preserve">2026-09-03</w:t>
+        <w:t xml:space="preserve">2026-09-04</w:t>
       </w:r>
     </w:p>
     <w:bookmarkStart w:id="10" w:name="quiz-06-regression"/>
